--- a/docs/HUDANG_SOP_Alur_Kerja.docx
+++ b/docs/HUDANG_SOP_Alur_Kerja.docx
@@ -494,7 +494,24 @@
                 <w:color w:val="000000"/>
                 <w:sz w:val="17"/>
               </w:rPr>
-              <w:t>Standar Operasional Prosedur Penyelenggaraan Pelayanan E-Aspirasi Terpadu, Musyawarah E-Audiensi Virtual, dan Pengawalan Rekam Jejak Aspirasi Berbasis Platform HUDANG</w:t>
+              <w:t>Standar Operasional Prosedur Penyelenggaraan Pelayanan E-Aspirasi Terpadu, Musyawarah E-Audiensi Virtual, dan Pengawalan Rekam Jejak Aspirasi Berbasis Platform HUDANG (</w:t>
+            </w:r>
+            <w:r>
+              <w:rPr>
+                <w:rFonts w:ascii="Arial" w:hAnsi="Arial"/>
+                <w:i/>
+                <w:color w:val="000000"/>
+                <w:sz w:val="17"/>
+              </w:rPr>
+              <w:t>Strategi Demokrasi Tanpa Jarak melalui DPRD HUDANG</w:t>
+            </w:r>
+            <w:r>
+              <w:rPr>
+                <w:rFonts w:ascii="Arial" w:hAnsi="Arial"/>
+                <w:color w:val="000000"/>
+                <w:sz w:val="17"/>
+              </w:rPr>
+              <w:t>)</w:t>
             </w:r>
           </w:p>
         </w:tc>
@@ -656,7 +673,7 @@
                 <w:color w:val="000000"/>
                 <w:sz w:val="17"/>
               </w:rPr>
-              <w:t>Edisi 2.1 (Revisi Komprehensif Terpadu – Selaras 100% Fitur Aplikasi E-Aspirasi &amp; E-Audiensi)</w:t>
+              <w:t>Edisi 2.2 (Revisi Komprehensif – Sinkronisasi Penuh Laporan Implementasi Proyek Perubahan PKN Tk. II Angkatan XXII &amp; Kode Aplikasi)</w:t>
             </w:r>
           </w:p>
         </w:tc>
@@ -846,7 +863,7 @@
                 <w:color w:val="000000"/>
                 <w:sz w:val="17"/>
               </w:rPr>
-              <w:t>Pejabat Pembuat Dokumen</w:t>
+              <w:t>Project Leader / Reformer</w:t>
             </w:r>
           </w:p>
         </w:tc>
@@ -872,7 +889,7 @@
                 <w:color w:val="000000"/>
                 <w:sz w:val="17"/>
               </w:rPr>
-              <w:t>Reformer Proyek Perubahan (Dr. H. Dodi Sukmayana, SE., MM.) bersama Tim Efektif Transformasi Digital</w:t>
+              <w:t>Dr. H. Dodi Sukmayana, SE., MM (Sekretaris DPRD Provinsi Jawa Barat, NIP. 19700922 199803 1 004, NDH: 01, Pembina Tk. I IV/b)</w:t>
             </w:r>
           </w:p>
         </w:tc>
@@ -900,6 +917,280 @@
                 <w:color w:val="000000"/>
                 <w:sz w:val="17"/>
               </w:rPr>
+              <w:t>Mentor Proyek Perubahan</w:t>
+            </w:r>
+          </w:p>
+        </w:tc>
+        <w:tc>
+          <w:tcPr>
+            <w:tcW w:type="dxa" w:w="4536"/>
+            <w:shd w:fill="FFFFFF"/>
+            <w:tcMar>
+              <w:top w:w="70" w:type="dxa"/>
+              <w:bottom w:w="70" w:type="dxa"/>
+              <w:left w:w="100" w:type="dxa"/>
+              <w:right w:w="100" w:type="dxa"/>
+            </w:tcMar>
+          </w:tcPr>
+          <w:p>
+            <w:pPr>
+              <w:spacing w:before="0" w:after="80" w:line="276" w:lineRule="auto"/>
+              <w:jc w:val="left"/>
+            </w:pPr>
+            <w:r>
+              <w:rPr>
+                <w:rFonts w:ascii="Arial" w:hAnsi="Arial"/>
+                <w:color w:val="000000"/>
+                <w:sz w:val="17"/>
+              </w:rPr>
+              <w:t>Dr. Drs. Herman Suryatman, M.Si (Sekretaris Daerah Provinsi Jawa Barat, NIP. 19701111 199102 1 001, Telp: 08112477666)</w:t>
+            </w:r>
+          </w:p>
+        </w:tc>
+      </w:tr>
+      <w:tr>
+        <w:tc>
+          <w:tcPr>
+            <w:tcW w:type="dxa" w:w="4536"/>
+            <w:shd w:fill="F8FAFC"/>
+            <w:tcMar>
+              <w:top w:w="70" w:type="dxa"/>
+              <w:bottom w:w="70" w:type="dxa"/>
+              <w:left w:w="100" w:type="dxa"/>
+              <w:right w:w="100" w:type="dxa"/>
+            </w:tcMar>
+          </w:tcPr>
+          <w:p>
+            <w:pPr>
+              <w:spacing w:before="0" w:after="80" w:line="276" w:lineRule="auto"/>
+              <w:jc w:val="left"/>
+            </w:pPr>
+            <w:r>
+              <w:rPr>
+                <w:rFonts w:ascii="Arial" w:hAnsi="Arial"/>
+                <w:color w:val="000000"/>
+                <w:sz w:val="17"/>
+              </w:rPr>
+              <w:t>Coach Proyek Perubahan</w:t>
+            </w:r>
+          </w:p>
+        </w:tc>
+        <w:tc>
+          <w:tcPr>
+            <w:tcW w:type="dxa" w:w="4536"/>
+            <w:shd w:fill="F8FAFC"/>
+            <w:tcMar>
+              <w:top w:w="70" w:type="dxa"/>
+              <w:bottom w:w="70" w:type="dxa"/>
+              <w:left w:w="100" w:type="dxa"/>
+              <w:right w:w="100" w:type="dxa"/>
+            </w:tcMar>
+          </w:tcPr>
+          <w:p>
+            <w:pPr>
+              <w:spacing w:before="0" w:after="80" w:line="276" w:lineRule="auto"/>
+              <w:jc w:val="left"/>
+            </w:pPr>
+            <w:r>
+              <w:rPr>
+                <w:rFonts w:ascii="Arial" w:hAnsi="Arial"/>
+                <w:color w:val="000000"/>
+                <w:sz w:val="17"/>
+              </w:rPr>
+              <w:t>Drs. Suryana, M.Kes (Widyaiswara Ahli Utama BPSDM Provinsi Jawa Barat, NIP. 19621229 198503 1 019)</w:t>
+            </w:r>
+          </w:p>
+        </w:tc>
+      </w:tr>
+      <w:tr>
+        <w:tc>
+          <w:tcPr>
+            <w:tcW w:type="dxa" w:w="4536"/>
+            <w:shd w:fill="FFFFFF"/>
+            <w:tcMar>
+              <w:top w:w="70" w:type="dxa"/>
+              <w:bottom w:w="70" w:type="dxa"/>
+              <w:left w:w="100" w:type="dxa"/>
+              <w:right w:w="100" w:type="dxa"/>
+            </w:tcMar>
+          </w:tcPr>
+          <w:p>
+            <w:pPr>
+              <w:spacing w:before="0" w:after="80" w:line="276" w:lineRule="auto"/>
+              <w:jc w:val="left"/>
+            </w:pPr>
+            <w:r>
+              <w:rPr>
+                <w:rFonts w:ascii="Arial" w:hAnsi="Arial"/>
+                <w:color w:val="000000"/>
+                <w:sz w:val="17"/>
+              </w:rPr>
+              <w:t>Penguji Seminar</w:t>
+            </w:r>
+          </w:p>
+        </w:tc>
+        <w:tc>
+          <w:tcPr>
+            <w:tcW w:type="dxa" w:w="4536"/>
+            <w:shd w:fill="FFFFFF"/>
+            <w:tcMar>
+              <w:top w:w="70" w:type="dxa"/>
+              <w:bottom w:w="70" w:type="dxa"/>
+              <w:left w:w="100" w:type="dxa"/>
+              <w:right w:w="100" w:type="dxa"/>
+            </w:tcMar>
+          </w:tcPr>
+          <w:p>
+            <w:pPr>
+              <w:spacing w:before="0" w:after="80" w:line="276" w:lineRule="auto"/>
+              <w:jc w:val="left"/>
+            </w:pPr>
+            <w:r>
+              <w:rPr>
+                <w:rFonts w:ascii="Arial" w:hAnsi="Arial"/>
+                <w:color w:val="000000"/>
+                <w:sz w:val="17"/>
+              </w:rPr>
+              <w:t>Prof. Dr. H. Karim Suryadi, M.Si (NIP. 19700814 199402 1 001)</w:t>
+            </w:r>
+          </w:p>
+        </w:tc>
+      </w:tr>
+      <w:tr>
+        <w:tc>
+          <w:tcPr>
+            <w:tcW w:type="dxa" w:w="4536"/>
+            <w:shd w:fill="F8FAFC"/>
+            <w:tcMar>
+              <w:top w:w="70" w:type="dxa"/>
+              <w:bottom w:w="70" w:type="dxa"/>
+              <w:left w:w="100" w:type="dxa"/>
+              <w:right w:w="100" w:type="dxa"/>
+            </w:tcMar>
+          </w:tcPr>
+          <w:p>
+            <w:pPr>
+              <w:spacing w:before="0" w:after="80" w:line="276" w:lineRule="auto"/>
+              <w:jc w:val="left"/>
+            </w:pPr>
+            <w:r>
+              <w:rPr>
+                <w:rFonts w:ascii="Arial" w:hAnsi="Arial"/>
+                <w:color w:val="000000"/>
+                <w:sz w:val="17"/>
+              </w:rPr>
+              <w:t>Lembaga Penyelenggara</w:t>
+            </w:r>
+          </w:p>
+        </w:tc>
+        <w:tc>
+          <w:tcPr>
+            <w:tcW w:type="dxa" w:w="4536"/>
+            <w:shd w:fill="F8FAFC"/>
+            <w:tcMar>
+              <w:top w:w="70" w:type="dxa"/>
+              <w:bottom w:w="70" w:type="dxa"/>
+              <w:left w:w="100" w:type="dxa"/>
+              <w:right w:w="100" w:type="dxa"/>
+            </w:tcMar>
+          </w:tcPr>
+          <w:p>
+            <w:pPr>
+              <w:spacing w:before="0" w:after="80" w:line="276" w:lineRule="auto"/>
+              <w:jc w:val="left"/>
+            </w:pPr>
+            <w:r>
+              <w:rPr>
+                <w:rFonts w:ascii="Arial" w:hAnsi="Arial"/>
+                <w:color w:val="000000"/>
+                <w:sz w:val="17"/>
+              </w:rPr>
+              <w:t>Pelatihan Kepemimpinan Nasional Tingkat II Angkatan XXII Tahun 2026, BPSDM Provinsi Jawa Barat bekerjasama dengan Lembaga Administrasi Negara (LAN) RI</w:t>
+            </w:r>
+          </w:p>
+        </w:tc>
+      </w:tr>
+      <w:tr>
+        <w:tc>
+          <w:tcPr>
+            <w:tcW w:type="dxa" w:w="4536"/>
+            <w:shd w:fill="FFFFFF"/>
+            <w:tcMar>
+              <w:top w:w="70" w:type="dxa"/>
+              <w:bottom w:w="70" w:type="dxa"/>
+              <w:left w:w="100" w:type="dxa"/>
+              <w:right w:w="100" w:type="dxa"/>
+            </w:tcMar>
+          </w:tcPr>
+          <w:p>
+            <w:pPr>
+              <w:spacing w:before="0" w:after="80" w:line="276" w:lineRule="auto"/>
+              <w:jc w:val="left"/>
+            </w:pPr>
+            <w:r>
+              <w:rPr>
+                <w:rFonts w:ascii="Arial" w:hAnsi="Arial"/>
+                <w:color w:val="000000"/>
+                <w:sz w:val="17"/>
+              </w:rPr>
+              <w:t>Tim Efektif Proyek Perubahan</w:t>
+            </w:r>
+          </w:p>
+        </w:tc>
+        <w:tc>
+          <w:tcPr>
+            <w:tcW w:type="dxa" w:w="4536"/>
+            <w:shd w:fill="FFFFFF"/>
+            <w:tcMar>
+              <w:top w:w="70" w:type="dxa"/>
+              <w:bottom w:w="70" w:type="dxa"/>
+              <w:left w:w="100" w:type="dxa"/>
+              <w:right w:w="100" w:type="dxa"/>
+            </w:tcMar>
+          </w:tcPr>
+          <w:p>
+            <w:pPr>
+              <w:spacing w:before="0" w:after="80" w:line="276" w:lineRule="auto"/>
+              <w:jc w:val="left"/>
+            </w:pPr>
+            <w:r>
+              <w:rPr>
+                <w:rFonts w:ascii="Arial" w:hAnsi="Arial"/>
+                <w:color w:val="000000"/>
+                <w:sz w:val="17"/>
+              </w:rPr>
+              <w:t>1. Pokja Administrasi: Kepala Bagian Program &amp; Keuangan, Gatot Rahardja, SH (Analis Hukum Ahli Muda), Ridwan, SE (Pengelola Data &amp; Informasi), Dewi Dariah Putri Aji, A.Ak (Pengolah Data &amp; Informasi).</w:t>
+              <w:br/>
+              <w:t>2. Pokja Teknis &amp; Analisis: Kepala Sub Bagian Kepegawaian &amp; TU, Khairun Naufal, S.STP., MM (Perencana Ahli Pertama), Sugih Pranata, S.Kom (Dokumentalis Hukum), Irvan Raji, S.Pd., M.IP (Penata Layanan Operasional).</w:t>
+              <w:br/>
+              <w:t>3. Pokja Dokumentasi: Kepala Bagian Protokol, Persidangan &amp; PUU, M. Hafidz, SH., MM (Pranata Humas Ahli Muda), Hanif Faisal Hakim, S.I.KOM (Publikasi &amp; Dokumentasi).</w:t>
+            </w:r>
+          </w:p>
+        </w:tc>
+      </w:tr>
+      <w:tr>
+        <w:tc>
+          <w:tcPr>
+            <w:tcW w:type="dxa" w:w="4536"/>
+            <w:shd w:fill="F8FAFC"/>
+            <w:tcMar>
+              <w:top w:w="70" w:type="dxa"/>
+              <w:bottom w:w="70" w:type="dxa"/>
+              <w:left w:w="100" w:type="dxa"/>
+              <w:right w:w="100" w:type="dxa"/>
+            </w:tcMar>
+          </w:tcPr>
+          <w:p>
+            <w:pPr>
+              <w:spacing w:before="0" w:after="80" w:line="276" w:lineRule="auto"/>
+              <w:jc w:val="left"/>
+            </w:pPr>
+            <w:r>
+              <w:rPr>
+                <w:rFonts w:ascii="Arial" w:hAnsi="Arial"/>
+                <w:color w:val="000000"/>
+                <w:sz w:val="17"/>
+              </w:rPr>
               <w:t>Pejabat Penetap Dokumen</w:t>
             </w:r>
           </w:p>
@@ -907,7 +1198,7 @@
         <w:tc>
           <w:tcPr>
             <w:tcW w:type="dxa" w:w="4536"/>
-            <w:shd w:fill="FFFFFF"/>
+            <w:shd w:fill="F8FAFC"/>
             <w:tcMar>
               <w:top w:w="70" w:type="dxa"/>
               <w:bottom w:w="70" w:type="dxa"/>
@@ -935,7 +1226,7 @@
         <w:tc>
           <w:tcPr>
             <w:tcW w:type="dxa" w:w="4536"/>
-            <w:shd w:fill="F8FAFC"/>
+            <w:shd w:fill="FFFFFF"/>
             <w:tcMar>
               <w:top w:w="70" w:type="dxa"/>
               <w:bottom w:w="70" w:type="dxa"/>
@@ -961,7 +1252,7 @@
         <w:tc>
           <w:tcPr>
             <w:tcW w:type="dxa" w:w="4536"/>
-            <w:shd w:fill="F8FAFC"/>
+            <w:shd w:fill="FFFFFF"/>
             <w:tcMar>
               <w:top w:w="70" w:type="dxa"/>
               <w:bottom w:w="70" w:type="dxa"/>
@@ -989,7 +1280,7 @@
         <w:tc>
           <w:tcPr>
             <w:tcW w:type="dxa" w:w="4536"/>
-            <w:shd w:fill="FFFFFF"/>
+            <w:shd w:fill="F8FAFC"/>
             <w:tcMar>
               <w:top w:w="70" w:type="dxa"/>
               <w:bottom w:w="70" w:type="dxa"/>
@@ -1015,7 +1306,7 @@
         <w:tc>
           <w:tcPr>
             <w:tcW w:type="dxa" w:w="4536"/>
-            <w:shd w:fill="FFFFFF"/>
+            <w:shd w:fill="F8FAFC"/>
             <w:tcMar>
               <w:top w:w="70" w:type="dxa"/>
               <w:bottom w:w="70" w:type="dxa"/>
@@ -1042,11 +1333,13 @@
               <w:br/>
               <w:t>4. Peraturan Menteri Pendayagunaan Aparatur Negara dan Reformasi Birokrasi Nomor 35 Tahun 2012 tentang Pedoman Penyusunan Standar Operasional Prosedur Administrasi Pemerintahan.</w:t>
               <w:br/>
-              <w:t>5. Peraturan Daerah Provinsi Jawa Barat tentang Penyelenggaraan Pelayanan Publik dan Keterbukaan Informasi.</w:t>
+              <w:t>5. Peraturan Gubernur Jawa Barat Nomor 22 Tahun 2022 tentang Tugas Pokok, Fungsi, Rincian Tugas Unit, dan Tata Kerja Sekretariat DPRD Provinsi Jawa Barat.</w:t>
               <w:br/>
-              <w:t>6. Peraturan Tata Tertib DPRD Provinsi Jawa Barat Nomor 1 Tahun 2022.</w:t>
+              <w:t>6. Peraturan Daerah Provinsi Jawa Barat tentang Penyelenggaraan Pelayanan Publik dan Keterbukaan Informasi.</w:t>
               <w:br/>
-              <w:t>7. Keputusan Pimpinan DPRD Provinsi Jawa Barat tentang Tata Kelola Digitalisasi Pelayanan Audiensi Publik Platform HUDANG.</w:t>
+              <w:t>7. Peraturan Tata Tertib DPRD Provinsi Jawa Barat Nomor 1 Tahun 2022.</w:t>
+              <w:br/>
+              <w:t>8. Keputusan Pimpinan DPRD Provinsi Jawa Barat tentang Pedoman Penetapan dan Pengelolaan Platform HUDANG.</w:t>
             </w:r>
           </w:p>
         </w:tc>
@@ -1055,7 +1348,7 @@
         <w:tc>
           <w:tcPr>
             <w:tcW w:type="dxa" w:w="4536"/>
-            <w:shd w:fill="F8FAFC"/>
+            <w:shd w:fill="FFFFFF"/>
             <w:tcMar>
               <w:top w:w="70" w:type="dxa"/>
               <w:bottom w:w="70" w:type="dxa"/>
@@ -1081,7 +1374,7 @@
         <w:tc>
           <w:tcPr>
             <w:tcW w:type="dxa" w:w="4536"/>
-            <w:shd w:fill="F8FAFC"/>
+            <w:shd w:fill="FFFFFF"/>
             <w:tcMar>
               <w:top w:w="70" w:type="dxa"/>
               <w:bottom w:w="70" w:type="dxa"/>
@@ -1167,7 +1460,24 @@
                 <w:color w:val="000000"/>
                 <w:sz w:val="18"/>
               </w:rPr>
-              <w:t>Standar Operasional Prosedur (SOP) ini mengikat secara hukum seluruh aparatur sipil negara, pimpinan dan anggota kedewanan, serta pejabat perangkat daerah di lingkungan Pemerintah Daerah Provinsi Jawa Barat dalam penyelenggaraan penyerapan aspirasi publik, pengelolaan usulan digital, serta musyawarah daring.</w:t>
+              <w:t xml:space="preserve">Standar Operasional Prosedur (SOP) ini merupakan dokumen operasional resmi dari Proyek Perubahan </w:t>
+            </w:r>
+            <w:r>
+              <w:rPr>
+                <w:rFonts w:ascii="Arial" w:hAnsi="Arial"/>
+                <w:i/>
+                <w:color w:val="000000"/>
+                <w:sz w:val="18"/>
+              </w:rPr>
+              <w:t>"Strategi Demokrasi Tanpa Jarak melalui DPRD HUDANG"</w:t>
+            </w:r>
+            <w:r>
+              <w:rPr>
+                <w:rFonts w:ascii="Arial" w:hAnsi="Arial"/>
+                <w:color w:val="000000"/>
+                <w:sz w:val="18"/>
+              </w:rPr>
+              <w:t xml:space="preserve"> yang disusun sesuai format standar PermenPAN-RB No. 35/2012. SOP ini mengikat secara hukum seluruh aparatur sipil negara, pimpinan dan anggota kedewanan, serta perangkat daerah terkait dalam penyelenggaraan pelayanan E-Aspirasi Terpadu dan E-Audiensi Virtual.</w:t>
             </w:r>
           </w:p>
         </w:tc>
@@ -1205,7 +1515,7 @@
           <w:color w:val="000000"/>
           <w:sz w:val="22"/>
         </w:rPr>
-        <w:t>2.1 Dasar Pemikiran Operasional</w:t>
+        <w:t>2.1 Dasar Pemikiran Operasional dan Rasionalitas Proyek Perubahan</w:t>
       </w:r>
     </w:p>
     <w:p>
@@ -1219,7 +1529,143 @@
           <w:color w:val="000000"/>
           <w:sz w:val="19"/>
         </w:rPr>
-        <w:t>Provinsi Jawa Barat memiliki bentang wilayah seluas 37.087,92 kilometer persegi dengan 18 Kabupaten dan 9 Kota serta total populasi melampaui 51,7 juta jiwa yang terdistribusi ke dalam 15 Daerah Pemilihan. Berdasarkan evaluasi empiris tata laksana penyerapan aspirasi dan audiensi manual di lingkungan Sekretariat DPRD Provinsi Jawa Barat, pelaksanaan tatap muka fisik di Gedung DPRD Kota Bandung sering terkendala jarak geografis pelosok, benturan agenda reses dewan, serta keterbatasan kapasitas ruang rapat fisik.</w:t>
+        <w:t xml:space="preserve">Provinsi Jawa Barat merupakan provinsi dengan jumlah penduduk terbanyak di Indonesia, yakni mencapai </w:t>
+      </w:r>
+      <w:r>
+        <w:rPr>
+          <w:rFonts w:ascii="Arial" w:hAnsi="Arial"/>
+          <w:b/>
+          <w:color w:val="000000"/>
+          <w:sz w:val="19"/>
+        </w:rPr>
+        <w:t>51.775.402 jiwa</w:t>
+      </w:r>
+      <w:r>
+        <w:rPr>
+          <w:rFonts w:ascii="Arial" w:hAnsi="Arial"/>
+          <w:color w:val="000000"/>
+          <w:sz w:val="19"/>
+        </w:rPr>
+        <w:t xml:space="preserve"> dengan jumlah pemilih pada Pemilu mencapai </w:t>
+      </w:r>
+      <w:r>
+        <w:rPr>
+          <w:rFonts w:ascii="Arial" w:hAnsi="Arial"/>
+          <w:b/>
+          <w:color w:val="000000"/>
+          <w:sz w:val="19"/>
+        </w:rPr>
+        <w:t>37.759.992 pemilih</w:t>
+      </w:r>
+      <w:r>
+        <w:rPr>
+          <w:rFonts w:ascii="Arial" w:hAnsi="Arial"/>
+          <w:color w:val="000000"/>
+          <w:sz w:val="19"/>
+        </w:rPr>
+        <w:t xml:space="preserve"> (18.955.266 laki-laki dan 18.804.726 perempuan) yang tersebar di wilayah seluas </w:t>
+      </w:r>
+      <w:r>
+        <w:rPr>
+          <w:rFonts w:ascii="Arial" w:hAnsi="Arial"/>
+          <w:b/>
+          <w:color w:val="000000"/>
+          <w:sz w:val="19"/>
+        </w:rPr>
+        <w:t>37.087,92 km²</w:t>
+      </w:r>
+      <w:r>
+        <w:rPr>
+          <w:rFonts w:ascii="Arial" w:hAnsi="Arial"/>
+          <w:color w:val="000000"/>
+          <w:sz w:val="19"/>
+        </w:rPr>
+        <w:t xml:space="preserve"> mencakup </w:t>
+      </w:r>
+      <w:r>
+        <w:rPr>
+          <w:rFonts w:ascii="Arial" w:hAnsi="Arial"/>
+          <w:b/>
+          <w:color w:val="000000"/>
+          <w:sz w:val="19"/>
+        </w:rPr>
+        <w:t>18 Kabupaten dan 9 Kota (27 Kab/Kota)</w:t>
+      </w:r>
+      <w:r>
+        <w:rPr>
+          <w:rFonts w:ascii="Arial" w:hAnsi="Arial"/>
+          <w:color w:val="000000"/>
+          <w:sz w:val="19"/>
+        </w:rPr>
+        <w:t xml:space="preserve">. Dengan jumlah Anggota DPRD Provinsi Jawa Barat masa bakti 2024–2029 sebanyak </w:t>
+      </w:r>
+      <w:r>
+        <w:rPr>
+          <w:rFonts w:ascii="Arial" w:hAnsi="Arial"/>
+          <w:b/>
+          <w:color w:val="000000"/>
+          <w:sz w:val="19"/>
+        </w:rPr>
+        <w:t>120 orang</w:t>
+      </w:r>
+      <w:r>
+        <w:rPr>
+          <w:rFonts w:ascii="Arial" w:hAnsi="Arial"/>
+          <w:color w:val="000000"/>
+          <w:sz w:val="19"/>
+        </w:rPr>
+        <w:t xml:space="preserve"> pada </w:t>
+      </w:r>
+      <w:r>
+        <w:rPr>
+          <w:rFonts w:ascii="Arial" w:hAnsi="Arial"/>
+          <w:b/>
+          <w:color w:val="000000"/>
+          <w:sz w:val="19"/>
+        </w:rPr>
+        <w:t>15 Daerah Pemilihan (Dapil I s.d. Dapil XV)</w:t>
+      </w:r>
+      <w:r>
+        <w:rPr>
+          <w:rFonts w:ascii="Arial" w:hAnsi="Arial"/>
+          <w:color w:val="000000"/>
+          <w:sz w:val="19"/>
+        </w:rPr>
+        <w:t xml:space="preserve">, rasio keterwakilan sangat timpang: setiap 1 anggota dewan harus melayani sekitar </w:t>
+      </w:r>
+      <w:r>
+        <w:rPr>
+          <w:rFonts w:ascii="Arial" w:hAnsi="Arial"/>
+          <w:b/>
+          <w:color w:val="000000"/>
+          <w:sz w:val="19"/>
+        </w:rPr>
+        <w:t>314.667 pemilih</w:t>
+      </w:r>
+      <w:r>
+        <w:rPr>
+          <w:rFonts w:ascii="Arial" w:hAnsi="Arial"/>
+          <w:color w:val="000000"/>
+          <w:sz w:val="19"/>
+        </w:rPr>
+        <w:t xml:space="preserve"> atau merepresentasikan </w:t>
+      </w:r>
+      <w:r>
+        <w:rPr>
+          <w:rFonts w:ascii="Arial" w:hAnsi="Arial"/>
+          <w:b/>
+          <w:color w:val="000000"/>
+          <w:sz w:val="19"/>
+        </w:rPr>
+        <w:t>431.462 jiwa penduduk</w:t>
+      </w:r>
+      <w:r>
+        <w:rPr>
+          <w:rFonts w:ascii="Arial" w:hAnsi="Arial"/>
+          <w:color w:val="000000"/>
+          <w:sz w:val="19"/>
+        </w:rPr>
+        <w:t>.</w:t>
       </w:r>
     </w:p>
     <w:p>
@@ -1233,7 +1679,7 @@
           <w:color w:val="000000"/>
           <w:sz w:val="19"/>
         </w:rPr>
-        <w:t xml:space="preserve">Kehadiran Platform HUDANG (Hadirkan Usulan, Dengar Aspirasi, Nyata untuk Gerak rakyat) mengintegrasikan seluruh proses pelayanan ke dalam </w:t>
+        <w:t xml:space="preserve">Berdasarkan evaluasi empiris tata laksana pengelolaan aspirasi dan audiensi pada Sekretariat DPRD Provinsi Jawa Barat periode </w:t>
       </w:r>
       <w:r>
         <w:rPr>
@@ -1242,15 +1688,15 @@
           <w:color w:val="000000"/>
           <w:sz w:val="19"/>
         </w:rPr>
-        <w:t>Dua Kanal Pelayanan Terpadu Berbasis Digital</w:t>
-      </w:r>
-      <w:r>
-        <w:rPr>
-          <w:rFonts w:ascii="Arial" w:hAnsi="Arial"/>
-          <w:color w:val="000000"/>
-          <w:sz w:val="19"/>
-        </w:rPr>
-        <w:t>:</w:t>
+        <w:t>Januari hingga Juli 2026</w:t>
+      </w:r>
+      <w:r>
+        <w:rPr>
+          <w:rFonts w:ascii="Arial" w:hAnsi="Arial"/>
+          <w:color w:val="000000"/>
+          <w:sz w:val="19"/>
+        </w:rPr>
+        <w:t>, teridentifikasi kesenjangan kapasitas yang sangat kritis:</w:t>
       </w:r>
     </w:p>
     <w:p>
@@ -1274,29 +1720,83 @@
           <w:color w:val="000000"/>
           <w:sz w:val="19"/>
         </w:rPr>
-        <w:t>Kanal E-Aspirasi Terpadu (Kanal Usulan Asinkron)</w:t>
-      </w:r>
-      <w:r>
-        <w:rPr>
-          <w:rFonts w:ascii="Arial" w:hAnsi="Arial"/>
-          <w:color w:val="000000"/>
-          <w:sz w:val="19"/>
-        </w:rPr>
-        <w:t>:</w:t>
-      </w:r>
-    </w:p>
-    <w:p>
-      <w:pPr>
-        <w:spacing w:line="276" w:lineRule="auto" w:after="80"/>
-        <w:jc w:val="both"/>
-      </w:pPr>
-      <w:r>
-        <w:rPr>
-          <w:rFonts w:ascii="Arial" w:hAnsi="Arial"/>
-          <w:color w:val="000000"/>
-          <w:sz w:val="19"/>
-        </w:rPr>
-        <w:t>Memfasilitasi warga masyarakat, kelompok swadaya masyarakat (KSM), pengurus desa/kelurahan, dan komunitas untuk menyampaikan proposal aspirasi pembangunan secara mandiri tanpa harus datang ke gedung dewan. Dilengkapi fasilitas unggah berkas multimedia (Proposal/RAB format PDF dan Rekaman Video Faktual Lapangan hingga 50 MB), penerbitan Lembar Tanda Bukti Resmi ber-QR Code untuk transparansi publik, penelaahan otomatis oleh model AI Tenaga Ahli Kedewanan (Gemini 2.5 Flash), pengawalan rekam jejak 5 tahapan definitif, hingga penyampaian tanggapan resmi anggota dewan dan pengunduhan surat balasan resmi.</w:t>
+        <w:t>Aspirasi Masyarakat Tertulis</w:t>
+      </w:r>
+      <w:r>
+        <w:rPr>
+          <w:rFonts w:ascii="Arial" w:hAnsi="Arial"/>
+          <w:color w:val="000000"/>
+          <w:sz w:val="19"/>
+        </w:rPr>
+        <w:t xml:space="preserve">: Tercatat </w:t>
+      </w:r>
+      <w:r>
+        <w:rPr>
+          <w:rFonts w:ascii="Arial" w:hAnsi="Arial"/>
+          <w:b/>
+          <w:color w:val="000000"/>
+          <w:sz w:val="19"/>
+        </w:rPr>
+        <w:t>12.600 usulan aspirasi</w:t>
+      </w:r>
+      <w:r>
+        <w:rPr>
+          <w:rFonts w:ascii="Arial" w:hAnsi="Arial"/>
+          <w:color w:val="000000"/>
+          <w:sz w:val="19"/>
+        </w:rPr>
+        <w:t xml:space="preserve"> masuk, namun baru </w:t>
+      </w:r>
+      <w:r>
+        <w:rPr>
+          <w:rFonts w:ascii="Arial" w:hAnsi="Arial"/>
+          <w:b/>
+          <w:color w:val="000000"/>
+          <w:sz w:val="19"/>
+        </w:rPr>
+        <w:t>2.016 aspirasi (16,0%)</w:t>
+      </w:r>
+      <w:r>
+        <w:rPr>
+          <w:rFonts w:ascii="Arial" w:hAnsi="Arial"/>
+          <w:color w:val="000000"/>
+          <w:sz w:val="19"/>
+        </w:rPr>
+        <w:t xml:space="preserve"> yang berhasil ditindaklanjuti. Sisanya sebanyak </w:t>
+      </w:r>
+      <w:r>
+        <w:rPr>
+          <w:rFonts w:ascii="Arial" w:hAnsi="Arial"/>
+          <w:b/>
+          <w:color w:val="000000"/>
+          <w:sz w:val="19"/>
+        </w:rPr>
+        <w:t>10.584 aspirasi (84,0%)</w:t>
+      </w:r>
+      <w:r>
+        <w:rPr>
+          <w:rFonts w:ascii="Arial" w:hAnsi="Arial"/>
+          <w:color w:val="000000"/>
+          <w:sz w:val="19"/>
+        </w:rPr>
+        <w:t xml:space="preserve"> tertahan (</w:t>
+      </w:r>
+      <w:r>
+        <w:rPr>
+          <w:rFonts w:ascii="Arial" w:hAnsi="Arial"/>
+          <w:i/>
+          <w:color w:val="000000"/>
+          <w:sz w:val="19"/>
+        </w:rPr>
+        <w:t>backlog</w:t>
+      </w:r>
+      <w:r>
+        <w:rPr>
+          <w:rFonts w:ascii="Arial" w:hAnsi="Arial"/>
+          <w:color w:val="000000"/>
+          <w:sz w:val="19"/>
+        </w:rPr>
+        <w:t>) tanpa kejelasan proses verifikasi dan tindak lanjut.</w:t>
       </w:r>
     </w:p>
     <w:p>
@@ -1320,15 +1820,83 @@
           <w:color w:val="000000"/>
           <w:sz w:val="19"/>
         </w:rPr>
-        <w:t>Kanal E-Audiensi Virtual (Kanal Musyawarah Sinkron)</w:t>
-      </w:r>
-      <w:r>
-        <w:rPr>
-          <w:rFonts w:ascii="Arial" w:hAnsi="Arial"/>
-          <w:color w:val="000000"/>
-          <w:sz w:val="19"/>
-        </w:rPr>
-        <w:t>:</w:t>
+        <w:t>Permohonan Audiensi</w:t>
+      </w:r>
+      <w:r>
+        <w:rPr>
+          <w:rFonts w:ascii="Arial" w:hAnsi="Arial"/>
+          <w:color w:val="000000"/>
+          <w:sz w:val="19"/>
+        </w:rPr>
+        <w:t xml:space="preserve">: Tercatat </w:t>
+      </w:r>
+      <w:r>
+        <w:rPr>
+          <w:rFonts w:ascii="Arial" w:hAnsi="Arial"/>
+          <w:b/>
+          <w:color w:val="000000"/>
+          <w:sz w:val="19"/>
+        </w:rPr>
+        <w:t>5.040 permohonan audiensi</w:t>
+      </w:r>
+      <w:r>
+        <w:rPr>
+          <w:rFonts w:ascii="Arial" w:hAnsi="Arial"/>
+          <w:color w:val="000000"/>
+          <w:sz w:val="19"/>
+        </w:rPr>
+        <w:t xml:space="preserve"> diajukan oleh masyarakat/konstituen, namun hanya </w:t>
+      </w:r>
+      <w:r>
+        <w:rPr>
+          <w:rFonts w:ascii="Arial" w:hAnsi="Arial"/>
+          <w:b/>
+          <w:color w:val="000000"/>
+          <w:sz w:val="19"/>
+        </w:rPr>
+        <w:t>640 permohonan (12,7%)</w:t>
+      </w:r>
+      <w:r>
+        <w:rPr>
+          <w:rFonts w:ascii="Arial" w:hAnsi="Arial"/>
+          <w:color w:val="000000"/>
+          <w:sz w:val="19"/>
+        </w:rPr>
+        <w:t xml:space="preserve"> yang dapat dilayani melalui pertemuan tatap muka fisik di Gedung DPRD, sedangkan </w:t>
+      </w:r>
+      <w:r>
+        <w:rPr>
+          <w:rFonts w:ascii="Arial" w:hAnsi="Arial"/>
+          <w:b/>
+          <w:color w:val="000000"/>
+          <w:sz w:val="19"/>
+        </w:rPr>
+        <w:t>4.400 permohonan (87,3%)</w:t>
+      </w:r>
+      <w:r>
+        <w:rPr>
+          <w:rFonts w:ascii="Arial" w:hAnsi="Arial"/>
+          <w:color w:val="000000"/>
+          <w:sz w:val="19"/>
+        </w:rPr>
+        <w:t xml:space="preserve"> tidak terlayani akibat keterbatasan alokasi waktu anggota dewan serta keterbatasan ruang sidang fisik. Audiensi tatap muka fisik menjadi titik hambatan (</w:t>
+      </w:r>
+      <w:r>
+        <w:rPr>
+          <w:rFonts w:ascii="Arial" w:hAnsi="Arial"/>
+          <w:i/>
+          <w:color w:val="000000"/>
+          <w:sz w:val="19"/>
+        </w:rPr>
+        <w:t>bottleneck</w:t>
+      </w:r>
+      <w:r>
+        <w:rPr>
+          <w:rFonts w:ascii="Arial" w:hAnsi="Arial"/>
+          <w:color w:val="000000"/>
+          <w:sz w:val="19"/>
+        </w:rPr>
+        <w:t>) utama birokrasi penyerapan aspirasi.</w:t>
       </w:r>
     </w:p>
     <w:p>
@@ -1342,7 +1910,24 @@
           <w:color w:val="000000"/>
           <w:sz w:val="19"/>
         </w:rPr>
-        <w:t>Memfasilitasi musyawarah tatap muka daring langsung (</w:t>
+        <w:t xml:space="preserve">Hasil diagnosis masalah menggunakan </w:t>
+      </w:r>
+      <w:r>
+        <w:rPr>
+          <w:rFonts w:ascii="Arial" w:hAnsi="Arial"/>
+          <w:b/>
+          <w:color w:val="000000"/>
+          <w:sz w:val="19"/>
+        </w:rPr>
+        <w:t>Model ASTRID</w:t>
+      </w:r>
+      <w:r>
+        <w:rPr>
+          <w:rFonts w:ascii="Arial" w:hAnsi="Arial"/>
+          <w:color w:val="000000"/>
+          <w:sz w:val="19"/>
+        </w:rPr>
+        <w:t xml:space="preserve"> (</w:t>
       </w:r>
       <w:r>
         <w:rPr>
@@ -1351,34 +1936,86 @@
           <w:color w:val="000000"/>
           <w:sz w:val="19"/>
         </w:rPr>
-        <w:t>live video conference</w:t>
-      </w:r>
-      <w:r>
-        <w:rPr>
-          <w:rFonts w:ascii="Arial" w:hAnsi="Arial"/>
-          <w:color w:val="000000"/>
-          <w:sz w:val="19"/>
-        </w:rPr>
-        <w:t>) antara Konstituen dengan 120 Anggota DPRD Jawa Barat melalui media WebRTC LiveKit SFU terenkripsi, transkripsi otomatis verbatim dan ringkasan eksekutif risalah persidangan berbasis AI, pengawalan 4 tahap tindak lanjut oleh Perangkat Daerah (OPD) teknis hingga tuntas 100%, serta instrumen evaluasi kinerja kedewanan 5 dimensi.</w:t>
+        <w:t>Aktual, Spesifik, Transformasi, Relevan, Inovatif, Dapat Dilaksanakan</w:t>
+      </w:r>
+      <w:r>
+        <w:rPr>
+          <w:rFonts w:ascii="Arial" w:hAnsi="Arial"/>
+          <w:color w:val="000000"/>
+          <w:sz w:val="19"/>
+        </w:rPr>
+        <w:t xml:space="preserve">) menetapkan bahwa isu </w:t>
+      </w:r>
+      <w:r>
+        <w:rPr>
+          <w:rFonts w:ascii="Arial" w:hAnsi="Arial"/>
+          <w:b/>
+          <w:color w:val="000000"/>
+          <w:sz w:val="19"/>
+        </w:rPr>
+        <w:t>Digitalisasi Layanan Aspirasi</w:t>
+      </w:r>
+      <w:r>
+        <w:rPr>
+          <w:rFonts w:ascii="Arial" w:hAnsi="Arial"/>
+          <w:color w:val="000000"/>
+          <w:sz w:val="19"/>
+        </w:rPr>
+        <w:t xml:space="preserve"> memperoleh skor tertinggi (</w:t>
+      </w:r>
+      <w:r>
+        <w:rPr>
+          <w:rFonts w:ascii="Arial" w:hAnsi="Arial"/>
+          <w:b/>
+          <w:color w:val="000000"/>
+          <w:sz w:val="19"/>
+        </w:rPr>
+        <w:t>86 poin</w:t>
+      </w:r>
+      <w:r>
+        <w:rPr>
+          <w:rFonts w:ascii="Arial" w:hAnsi="Arial"/>
+          <w:color w:val="000000"/>
+          <w:sz w:val="19"/>
+        </w:rPr>
+        <w:t xml:space="preserve">) dibandingkan isu Regulasi (75 poin) dan Proses Verifikasi (73 poin). Lebih lanjut, analisis lingkungan strategis SWOT (IFAS = 3,40 / selisih: -0,10; EFAS = 3,44 / selisih: +0,16) menempatkan inisiatif ini pada </w:t>
+      </w:r>
+      <w:r>
+        <w:rPr>
+          <w:rFonts w:ascii="Arial" w:hAnsi="Arial"/>
+          <w:b/>
+          <w:color w:val="000000"/>
+          <w:sz w:val="19"/>
+        </w:rPr>
+        <w:t>Kuadran III (Strategi W-O / Turn-Around)</w:t>
+      </w:r>
+      <w:r>
+        <w:rPr>
+          <w:rFonts w:ascii="Arial" w:hAnsi="Arial"/>
+          <w:color w:val="000000"/>
+          <w:sz w:val="19"/>
+        </w:rPr>
+        <w:t xml:space="preserve"> pada koordinat </w:t>
+      </w:r>
+      <w:r>
+        <w:rPr>
+          <w:rFonts w:ascii="Consolas" w:hAnsi="Consolas"/>
+          <w:color w:val="000000"/>
+          <w:sz w:val="18"/>
+        </w:rPr>
+        <w:t>(-0,10 ; +0,16)</w:t>
+      </w:r>
+      <w:r>
+        <w:rPr>
+          <w:rFonts w:ascii="Arial" w:hAnsi="Arial"/>
+          <w:color w:val="000000"/>
+          <w:sz w:val="19"/>
+        </w:rPr>
+        <w:t>. Strategi ini memanfaatkan kebijakan efisiensi anggaran nasional serta kematangan teknologi informasi untuk mengatasi keterbatasan internal tata kelola manual.</w:t>
       </w:r>
     </w:p>
     <w:p>
       <w:pPr>
-        <w:keepNext/>
-        <w:spacing w:before="220" w:after="60"/>
-      </w:pPr>
-      <w:r>
-        <w:rPr>
-          <w:rFonts w:ascii="Arial" w:hAnsi="Arial"/>
-          <w:b/>
-          <w:color w:val="000000"/>
-          <w:sz w:val="22"/>
-        </w:rPr>
-        <w:t>2.2 Asas-Asas Penyelenggaraan Pelayanan Publik</w:t>
-      </w:r>
-    </w:p>
-    <w:p>
-      <w:pPr>
         <w:spacing w:line="276" w:lineRule="auto" w:after="80"/>
         <w:jc w:val="both"/>
       </w:pPr>
@@ -1388,7 +2025,24 @@
           <w:color w:val="000000"/>
           <w:sz w:val="19"/>
         </w:rPr>
-        <w:t>Penyelenggaraan pelayanan E-Audiensi berpedoman pada asas-asas utama administrasi pemerintahan:</w:t>
+        <w:t>Proyek Perubahan ini menargetkan pencapaian terukur (</w:t>
+      </w:r>
+      <w:r>
+        <w:rPr>
+          <w:rFonts w:ascii="Arial" w:hAnsi="Arial"/>
+          <w:i/>
+          <w:color w:val="000000"/>
+          <w:sz w:val="19"/>
+        </w:rPr>
+        <w:t>Valuasi Dampak</w:t>
+      </w:r>
+      <w:r>
+        <w:rPr>
+          <w:rFonts w:ascii="Arial" w:hAnsi="Arial"/>
+          <w:color w:val="000000"/>
+          <w:sz w:val="19"/>
+        </w:rPr>
+        <w:t>):</w:t>
       </w:r>
     </w:p>
     <w:p>
@@ -1403,7 +2057,7 @@
           <w:color w:val="000000"/>
           <w:sz w:val="19"/>
         </w:rPr>
-        <w:t xml:space="preserve">1. </w:t>
+        <w:t xml:space="preserve">–  Peningkatan cakupan penanganan aspirasi dari 16,0% menjadi </w:t>
       </w:r>
       <w:r>
         <w:rPr>
@@ -1412,15 +2066,15 @@
           <w:color w:val="000000"/>
           <w:sz w:val="19"/>
         </w:rPr>
-        <w:t>Asas Kepastian Hukum</w:t>
-      </w:r>
-      <w:r>
-        <w:rPr>
-          <w:rFonts w:ascii="Arial" w:hAnsi="Arial"/>
-          <w:color w:val="000000"/>
-          <w:sz w:val="19"/>
-        </w:rPr>
-        <w:t>: Menjamin bahwa seluruh rangkaian audiensi, penerbitan risalah, disposisi dewan, hingga tindak lanjut eksekutif memiliki legalitas formal sesuai peraturan perundang-undangan.</w:t>
+        <w:t>±70%</w:t>
+      </w:r>
+      <w:r>
+        <w:rPr>
+          <w:rFonts w:ascii="Arial" w:hAnsi="Arial"/>
+          <w:color w:val="000000"/>
+          <w:sz w:val="19"/>
+        </w:rPr>
+        <w:t xml:space="preserve"> (+54,0 poin persentase).</w:t>
       </w:r>
     </w:p>
     <w:p>
@@ -1435,7 +2089,7 @@
           <w:color w:val="000000"/>
           <w:sz w:val="19"/>
         </w:rPr>
-        <w:t xml:space="preserve">2. </w:t>
+        <w:t xml:space="preserve">–  Peningkatan cakupan pelayanan audiensi dari 12,7% menjadi </w:t>
       </w:r>
       <w:r>
         <w:rPr>
@@ -1444,15 +2098,15 @@
           <w:color w:val="000000"/>
           <w:sz w:val="19"/>
         </w:rPr>
-        <w:t>Asas Keterbukaan</w:t>
-      </w:r>
-      <w:r>
-        <w:rPr>
-          <w:rFonts w:ascii="Arial" w:hAnsi="Arial"/>
-          <w:color w:val="000000"/>
-          <w:sz w:val="19"/>
-        </w:rPr>
-        <w:t>: Menjamin masyarakat pemohon dapat memantau status perkembangan permohonan dan progres disposisi OPD secara langsung melalui Nomor Registrasi Tiket tanpa hambatan birokrasi.</w:t>
+        <w:t>±60%</w:t>
+      </w:r>
+      <w:r>
+        <w:rPr>
+          <w:rFonts w:ascii="Arial" w:hAnsi="Arial"/>
+          <w:color w:val="000000"/>
+          <w:sz w:val="19"/>
+        </w:rPr>
+        <w:t xml:space="preserve"> (+47,3 poin persentase).</w:t>
       </w:r>
     </w:p>
     <w:p>
@@ -1467,7 +2121,7 @@
           <w:color w:val="000000"/>
           <w:sz w:val="19"/>
         </w:rPr>
-        <w:t xml:space="preserve">3. </w:t>
+        <w:t xml:space="preserve">–  Realisasi efisiensi anggaran operasional pertemuan fisik (reses konvensional, perjalanan dinas, cetak berkas) sebesar </w:t>
       </w:r>
       <w:r>
         <w:rPr>
@@ -1476,15 +2130,219 @@
           <w:color w:val="000000"/>
           <w:sz w:val="19"/>
         </w:rPr>
-        <w:t>Asas Kecepatan dan Kemudahan</w:t>
-      </w:r>
-      <w:r>
-        <w:rPr>
-          <w:rFonts w:ascii="Arial" w:hAnsi="Arial"/>
-          <w:color w:val="000000"/>
-          <w:sz w:val="19"/>
-        </w:rPr>
-        <w:t>: Memanfaatkan teknologi digital untuk menyederhanakan alur birokrasi, mengeliminasi jarak tempuh fisik, dan mempercepat respons kedewanan.</w:t>
+        <w:t>±Rp25,06 miliar pada tahun pertama</w:t>
+      </w:r>
+      <w:r>
+        <w:rPr>
+          <w:rFonts w:ascii="Arial" w:hAnsi="Arial"/>
+          <w:color w:val="000000"/>
+          <w:sz w:val="19"/>
+        </w:rPr>
+        <w:t>.</w:t>
+      </w:r>
+    </w:p>
+    <w:p>
+      <w:pPr>
+        <w:spacing w:line="276" w:lineRule="auto" w:after="80"/>
+        <w:jc w:val="both"/>
+      </w:pPr>
+      <w:r>
+        <w:rPr>
+          <w:rFonts w:ascii="Arial" w:hAnsi="Arial"/>
+          <w:color w:val="000000"/>
+          <w:sz w:val="19"/>
+        </w:rPr>
+        <w:t>Secara kultural, inovasi Platform HUDANG (</w:t>
+      </w:r>
+      <w:r>
+        <w:rPr>
+          <w:rFonts w:ascii="Arial" w:hAnsi="Arial"/>
+          <w:i/>
+          <w:color w:val="000000"/>
+          <w:sz w:val="19"/>
+        </w:rPr>
+        <w:t>Hadirkan Usulan, Dengar Aspirasi, Nyata untuk Gerak rakyat</w:t>
+      </w:r>
+      <w:r>
+        <w:rPr>
+          <w:rFonts w:ascii="Arial" w:hAnsi="Arial"/>
+          <w:color w:val="000000"/>
+          <w:sz w:val="19"/>
+        </w:rPr>
+        <w:t xml:space="preserve">) berakar pada kearifan lokal falsafah Sunda </w:t>
+      </w:r>
+      <w:r>
+        <w:rPr>
+          <w:rFonts w:ascii="Arial" w:hAnsi="Arial"/>
+          <w:b/>
+          <w:color w:val="000000"/>
+          <w:sz w:val="19"/>
+        </w:rPr>
+        <w:t>*Papat Kalima Pancer</w:t>
+      </w:r>
+      <w:r>
+        <w:rPr>
+          <w:rFonts w:ascii="Arial" w:hAnsi="Arial"/>
+          <w:i/>
+          <w:color w:val="000000"/>
+          <w:sz w:val="19"/>
+        </w:rPr>
+        <w:t xml:space="preserve"> (anggota dewan sebagai poros keseimbangan </w:t>
+      </w:r>
+      <w:r>
+        <w:rPr>
+          <w:rFonts w:ascii="Arial" w:hAnsi="Arial"/>
+          <w:color w:val="000000"/>
+          <w:sz w:val="19"/>
+        </w:rPr>
+        <w:t>pancer</w:t>
+      </w:r>
+      <w:r>
+        <w:rPr>
+          <w:rFonts w:ascii="Arial" w:hAnsi="Arial"/>
+          <w:i/>
+          <w:color w:val="000000"/>
+          <w:sz w:val="19"/>
+        </w:rPr>
+        <w:t xml:space="preserve"> yang menjaga keharmonisan masyarakat melalui </w:t>
+      </w:r>
+      <w:r>
+        <w:rPr>
+          <w:rFonts w:ascii="Arial" w:hAnsi="Arial"/>
+          <w:color w:val="000000"/>
+          <w:sz w:val="19"/>
+        </w:rPr>
+        <w:t>silih asih, silih asah, silih asuh</w:t>
+      </w:r>
+      <w:r>
+        <w:rPr>
+          <w:rFonts w:ascii="Arial" w:hAnsi="Arial"/>
+          <w:i/>
+          <w:color w:val="000000"/>
+          <w:sz w:val="19"/>
+        </w:rPr>
+        <w:t xml:space="preserve">) serta naskah kuno </w:t>
+      </w:r>
+      <w:r>
+        <w:rPr>
+          <w:rFonts w:ascii="Arial" w:hAnsi="Arial"/>
+          <w:b/>
+          <w:color w:val="000000"/>
+          <w:sz w:val="19"/>
+        </w:rPr>
+        <w:t>Sanghyang Siksa Kandang Karesian</w:t>
+      </w:r>
+      <w:r>
+        <w:rPr>
+          <w:rFonts w:ascii="Arial" w:hAnsi="Arial"/>
+          <w:i/>
+          <w:color w:val="000000"/>
+          <w:sz w:val="19"/>
+        </w:rPr>
+        <w:t xml:space="preserve"> dengan konsep kepemimpinan </w:t>
+      </w:r>
+      <w:r>
+        <w:rPr>
+          <w:rFonts w:ascii="Arial" w:hAnsi="Arial"/>
+          <w:b/>
+          <w:color w:val="000000"/>
+          <w:sz w:val="19"/>
+        </w:rPr>
+        <w:t>Tri Tangtu di Buana</w:t>
+      </w:r>
+      <w:r>
+        <w:rPr>
+          <w:rFonts w:ascii="Arial" w:hAnsi="Arial"/>
+          <w:i/>
+          <w:color w:val="000000"/>
+          <w:sz w:val="19"/>
+        </w:rPr>
+        <w:t xml:space="preserve"> (</w:t>
+      </w:r>
+      <w:r>
+        <w:rPr>
+          <w:rFonts w:ascii="Arial" w:hAnsi="Arial"/>
+          <w:color w:val="000000"/>
+          <w:sz w:val="19"/>
+        </w:rPr>
+        <w:t>Prabu</w:t>
+      </w:r>
+      <w:r>
+        <w:rPr>
+          <w:rFonts w:ascii="Arial" w:hAnsi="Arial"/>
+          <w:i/>
+          <w:color w:val="000000"/>
+          <w:sz w:val="19"/>
+        </w:rPr>
+        <w:t xml:space="preserve">, </w:t>
+      </w:r>
+      <w:r>
+        <w:rPr>
+          <w:rFonts w:ascii="Arial" w:hAnsi="Arial"/>
+          <w:color w:val="000000"/>
+          <w:sz w:val="19"/>
+        </w:rPr>
+        <w:t>Rama</w:t>
+      </w:r>
+      <w:r>
+        <w:rPr>
+          <w:rFonts w:ascii="Arial" w:hAnsi="Arial"/>
+          <w:i/>
+          <w:color w:val="000000"/>
+          <w:sz w:val="19"/>
+        </w:rPr>
+        <w:t xml:space="preserve">, </w:t>
+      </w:r>
+      <w:r>
+        <w:rPr>
+          <w:rFonts w:ascii="Arial" w:hAnsi="Arial"/>
+          <w:color w:val="000000"/>
+          <w:sz w:val="19"/>
+        </w:rPr>
+        <w:t>Resi</w:t>
+      </w:r>
+      <w:r>
+        <w:rPr>
+          <w:rFonts w:ascii="Arial" w:hAnsi="Arial"/>
+          <w:i/>
+          <w:color w:val="000000"/>
+          <w:sz w:val="19"/>
+        </w:rPr>
+        <w:t xml:space="preserve">). Nilai kepemimpinan </w:t>
+      </w:r>
+      <w:r>
+        <w:rPr>
+          <w:rFonts w:ascii="Arial" w:hAnsi="Arial"/>
+          <w:color w:val="000000"/>
+          <w:sz w:val="19"/>
+        </w:rPr>
+        <w:t>"bayu pinahka prebu, sabda pinahka rama, hedap pinahka resi"</w:t>
+      </w:r>
+      <w:r>
+        <w:rPr>
+          <w:rFonts w:ascii="Arial" w:hAnsi="Arial"/>
+          <w:i/>
+          <w:color w:val="000000"/>
+          <w:sz w:val="19"/>
+        </w:rPr>
+        <w:t xml:space="preserve"> memadukan ketegasan tindak lanjut eksekutif, kehangatan mengayomi keluhan warga tanpa jarak, serta integritas moral yang jernih ke dalam </w:t>
+      </w:r>
+      <w:r>
+        <w:rPr>
+          <w:rFonts w:ascii="Arial" w:hAnsi="Arial"/>
+          <w:i/>
+          <w:color w:val="000000"/>
+          <w:sz w:val="19"/>
+        </w:rPr>
+        <w:t>Dua Kanal Pelayanan Terpadu Berbasis Digital</w:t>
+      </w:r>
+      <w:r>
+        <w:rPr>
+          <w:rFonts w:ascii="Arial" w:hAnsi="Arial"/>
+          <w:color w:val="000000"/>
+          <w:sz w:val="19"/>
+        </w:rPr>
+        <w:t>*:</w:t>
       </w:r>
     </w:p>
     <w:p>
@@ -1499,7 +2357,7 @@
           <w:color w:val="000000"/>
           <w:sz w:val="19"/>
         </w:rPr>
-        <w:t xml:space="preserve">4. </w:t>
+        <w:t xml:space="preserve">1. </w:t>
       </w:r>
       <w:r>
         <w:rPr>
@@ -1508,15 +2366,29 @@
           <w:color w:val="000000"/>
           <w:sz w:val="19"/>
         </w:rPr>
-        <w:t>Asas Akuntabilitas</w:t>
-      </w:r>
-      <w:r>
-        <w:rPr>
-          <w:rFonts w:ascii="Arial" w:hAnsi="Arial"/>
-          <w:color w:val="000000"/>
-          <w:sz w:val="19"/>
-        </w:rPr>
-        <w:t>: Mewajibkan seluruh pihak—baik Anggota Dewan, aparatur sekretariat, maupun dinas teknis (OPD)—mempertanggungjawabkan setiap tindakan dengan bukti administratif dan dokumentasi lapangan yang sah.</w:t>
+        <w:t>Kanal E-Aspirasi Terpadu (Kanal Usulan Asinkron)</w:t>
+      </w:r>
+      <w:r>
+        <w:rPr>
+          <w:rFonts w:ascii="Arial" w:hAnsi="Arial"/>
+          <w:color w:val="000000"/>
+          <w:sz w:val="19"/>
+        </w:rPr>
+        <w:t>:</w:t>
+      </w:r>
+    </w:p>
+    <w:p>
+      <w:pPr>
+        <w:spacing w:line="276" w:lineRule="auto" w:after="80"/>
+        <w:jc w:val="both"/>
+      </w:pPr>
+      <w:r>
+        <w:rPr>
+          <w:rFonts w:ascii="Arial" w:hAnsi="Arial"/>
+          <w:color w:val="000000"/>
+          <w:sz w:val="19"/>
+        </w:rPr>
+        <w:t>Memfasilitasi warga masyarakat, kelompok swadaya masyarakat (KSM), pengurus desa/kelurahan, dan komunitas untuk menyampaikan proposal aspirasi pembangunan secara mandiri tanpa harus datang ke gedung dewan. Dilengkapi fasilitas unggah berkas multimedia (Proposal/RAB format PDF dan Rekaman Video Faktual Lapangan hingga 50 MB), penerbitan Lembar Tanda Bukti Resmi ber-QR Code untuk transparansi publik, penelaahan otomatis oleh model AI Tenaga Ahli Kedewanan (Gemini 2.5 Flash), pengawalan rekam jejak 5 tahapan definitif, hingga penyampaian tanggapan resmi anggota dewan dan pengunduhan surat balasan resmi.</w:t>
       </w:r>
     </w:p>
     <w:p>
@@ -1531,7 +2403,7 @@
           <w:color w:val="000000"/>
           <w:sz w:val="19"/>
         </w:rPr>
-        <w:t xml:space="preserve">5. </w:t>
+        <w:t xml:space="preserve">2. </w:t>
       </w:r>
       <w:r>
         <w:rPr>
@@ -1540,19 +2412,50 @@
           <w:color w:val="000000"/>
           <w:sz w:val="19"/>
         </w:rPr>
-        <w:t>Asas Partisipatif</w:t>
-      </w:r>
-      <w:r>
-        <w:rPr>
-          <w:rFonts w:ascii="Arial" w:hAnsi="Arial"/>
-          <w:color w:val="000000"/>
-          <w:sz w:val="19"/>
-        </w:rPr>
-        <w:t>: Membuka kesempatan setara bagi seluruh lapisan masyarakat dari 27 Kabupaten/Kota se-Jawa Barat untuk menyampaikan aspirasi pembangunan secara bermartabat dan terstruktur.</w:t>
+        <w:t>Kanal E-Audiensi Virtual (Kanal Musyawarah Sinkron)</w:t>
+      </w:r>
+      <w:r>
+        <w:rPr>
+          <w:rFonts w:ascii="Arial" w:hAnsi="Arial"/>
+          <w:color w:val="000000"/>
+          <w:sz w:val="19"/>
+        </w:rPr>
+        <w:t>:</w:t>
       </w:r>
     </w:p>
     <w:p>
       <w:pPr>
+        <w:spacing w:line="276" w:lineRule="auto" w:after="80"/>
+        <w:jc w:val="both"/>
+      </w:pPr>
+      <w:r>
+        <w:rPr>
+          <w:rFonts w:ascii="Arial" w:hAnsi="Arial"/>
+          <w:color w:val="000000"/>
+          <w:sz w:val="19"/>
+        </w:rPr>
+        <w:t>Memfasilitasi musyawarah tatap muka daring langsung (</w:t>
+      </w:r>
+      <w:r>
+        <w:rPr>
+          <w:rFonts w:ascii="Arial" w:hAnsi="Arial"/>
+          <w:i/>
+          <w:color w:val="000000"/>
+          <w:sz w:val="19"/>
+        </w:rPr>
+        <w:t>live video conference</w:t>
+      </w:r>
+      <w:r>
+        <w:rPr>
+          <w:rFonts w:ascii="Arial" w:hAnsi="Arial"/>
+          <w:color w:val="000000"/>
+          <w:sz w:val="19"/>
+        </w:rPr>
+        <w:t>) antara Konstituen dengan 120 Anggota DPRD Jawa Barat melalui media WebRTC LiveKit SFU terenkripsi, transkripsi otomatis verbatim dan ringkasan eksekutif risalah persidangan berbasis AI, pengawalan 4 tahap tindak lanjut oleh Perangkat Daerah (OPD) teknis hingga tuntas 100%, serta instrumen evaluasi kinerja kedewanan 5 dimensi.</w:t>
+      </w:r>
+    </w:p>
+    <w:p>
+      <w:pPr>
         <w:keepNext/>
         <w:spacing w:before="220" w:after="60"/>
       </w:pPr>
@@ -1563,22 +2466,21 @@
           <w:color w:val="000000"/>
           <w:sz w:val="22"/>
         </w:rPr>
-        <w:t>2.3 Tujuan Standar Operasional Prosedur</w:t>
+        <w:t>2.2 Asas-Asas Penyelenggaraan Pelayanan Publik</w:t>
       </w:r>
     </w:p>
     <w:p>
       <w:pPr>
-        <w:keepNext/>
-        <w:spacing w:before="220" w:after="60"/>
-      </w:pPr>
-      <w:r>
-        <w:rPr>
-          <w:rFonts w:ascii="Arial" w:hAnsi="Arial"/>
-          <w:b/>
-          <w:color w:val="000000"/>
-          <w:sz w:val="22"/>
-        </w:rPr>
-        <w:t>2.3 Tujuan Standar Operasional Prosedur</w:t>
+        <w:spacing w:line="276" w:lineRule="auto" w:after="80"/>
+        <w:jc w:val="both"/>
+      </w:pPr>
+      <w:r>
+        <w:rPr>
+          <w:rFonts w:ascii="Arial" w:hAnsi="Arial"/>
+          <w:color w:val="000000"/>
+          <w:sz w:val="19"/>
+        </w:rPr>
+        <w:t>Penyelenggaraan pelayanan berpedoman pada asas-asas utama administrasi pemerintahan:</w:t>
       </w:r>
     </w:p>
     <w:p>
@@ -1593,7 +2495,24 @@
           <w:color w:val="000000"/>
           <w:sz w:val="19"/>
         </w:rPr>
-        <w:t>1. Memberikan panduan kerja yang lugas, terstandarisasi, dan mudah dipahami bagi seluruh pemangku kepentingan dalam penyelenggaraan dua kanal pelayanan utama Platform HUDANG: E-Aspirasi Terpadu dan E-Audiensi Virtual.</w:t>
+        <w:t xml:space="preserve">1. </w:t>
+      </w:r>
+      <w:r>
+        <w:rPr>
+          <w:rFonts w:ascii="Arial" w:hAnsi="Arial"/>
+          <w:b/>
+          <w:color w:val="000000"/>
+          <w:sz w:val="19"/>
+        </w:rPr>
+        <w:t>Asas Kepastian Hukum</w:t>
+      </w:r>
+      <w:r>
+        <w:rPr>
+          <w:rFonts w:ascii="Arial" w:hAnsi="Arial"/>
+          <w:color w:val="000000"/>
+          <w:sz w:val="19"/>
+        </w:rPr>
+        <w:t>: Menjamin bahwa seluruh rangkaian penerimaan aspirasi, musyawarah audiensi, penerbitan risalah, disposisi dewan, hingga tindak lanjut eksekutif memiliki legalitas formal sesuai peraturan perundang-undangan.</w:t>
       </w:r>
     </w:p>
     <w:p>
@@ -1608,7 +2527,24 @@
           <w:color w:val="000000"/>
           <w:sz w:val="19"/>
         </w:rPr>
-        <w:t>2. Menjamin transparansi status penanganan usulan warga melalui penerbitan Nomor Registrasi Tiket Digital (</w:t>
+        <w:t xml:space="preserve">2. </w:t>
+      </w:r>
+      <w:r>
+        <w:rPr>
+          <w:rFonts w:ascii="Arial" w:hAnsi="Arial"/>
+          <w:b/>
+          <w:color w:val="000000"/>
+          <w:sz w:val="19"/>
+        </w:rPr>
+        <w:t>Asas Keterbukaan</w:t>
+      </w:r>
+      <w:r>
+        <w:rPr>
+          <w:rFonts w:ascii="Arial" w:hAnsi="Arial"/>
+          <w:color w:val="000000"/>
+          <w:sz w:val="19"/>
+        </w:rPr>
+        <w:t>: Menjamin masyarakat pemohon dapat memantau status perkembangan permohonan dan progres disposisi OPD secara langsung melalui Nomor Registrasi Tiket (</w:t>
       </w:r>
       <w:r>
         <w:rPr>
@@ -1616,7 +2552,7 @@
           <w:color w:val="000000"/>
           <w:sz w:val="18"/>
         </w:rPr>
-        <w:t>ASP-YYYYMM-XXXXX</w:t>
+        <w:t>ASP-*</w:t>
       </w:r>
       <w:r>
         <w:rPr>
@@ -1632,15 +2568,15 @@
           <w:color w:val="000000"/>
           <w:sz w:val="18"/>
         </w:rPr>
-        <w:t>AUD-YYYYMM-XXXXX</w:t>
-      </w:r>
-      <w:r>
-        <w:rPr>
-          <w:rFonts w:ascii="Arial" w:hAnsi="Arial"/>
-          <w:color w:val="000000"/>
-          <w:sz w:val="19"/>
-        </w:rPr>
-        <w:t>) yang dapat dipantau setiap saat secara terbuka.</w:t>
+        <w:t>AUD-*</w:t>
+      </w:r>
+      <w:r>
+        <w:rPr>
+          <w:rFonts w:ascii="Arial" w:hAnsi="Arial"/>
+          <w:color w:val="000000"/>
+          <w:sz w:val="19"/>
+        </w:rPr>
+        <w:t>) serta pemindaian Kode QR terbuka tanpa hambatan birokrasi.</w:t>
       </w:r>
     </w:p>
     <w:p>
@@ -1655,7 +2591,24 @@
           <w:color w:val="000000"/>
           <w:sz w:val="19"/>
         </w:rPr>
-        <w:t>3. Menjamin standardisasi penerbitan Dokumen Lembar Tanda Bukti Penerimaan E-Aspirasi resmi berstempel dinas dan dilengkapi QR Code Publik resolusi tinggi untuk kemudahan pemantauan oleh konstituen, aparat wilayah, maupun media.</w:t>
+        <w:t xml:space="preserve">3. </w:t>
+      </w:r>
+      <w:r>
+        <w:rPr>
+          <w:rFonts w:ascii="Arial" w:hAnsi="Arial"/>
+          <w:b/>
+          <w:color w:val="000000"/>
+          <w:sz w:val="19"/>
+        </w:rPr>
+        <w:t>Asas Kecepatan dan Kemudahan</w:t>
+      </w:r>
+      <w:r>
+        <w:rPr>
+          <w:rFonts w:ascii="Arial" w:hAnsi="Arial"/>
+          <w:color w:val="000000"/>
+          <w:sz w:val="19"/>
+        </w:rPr>
+        <w:t>: Memanfaatkan teknologi digital untuk menyederhanakan alur birokrasi, mengeliminasi jarak tempuh fisik ke ibu kota provinsi (Kota Bandung), dan mempercepat respons kedewanan.</w:t>
       </w:r>
     </w:p>
     <w:p>
@@ -1670,7 +2623,24 @@
           <w:color w:val="000000"/>
           <w:sz w:val="19"/>
         </w:rPr>
-        <w:t>4. Menerapkan tata kelola penelaahan cerdas berbasis AI Tenaga Ahli Kedewanan (Gemini 2.5 Flash) guna mempercepat proses telaah administratif, substansi, dan perumusan rekomendasi awal usulan masyarakat sebelum dibahas dalam rapat komisi/fraksi.</w:t>
+        <w:t xml:space="preserve">4. </w:t>
+      </w:r>
+      <w:r>
+        <w:rPr>
+          <w:rFonts w:ascii="Arial" w:hAnsi="Arial"/>
+          <w:b/>
+          <w:color w:val="000000"/>
+          <w:sz w:val="19"/>
+        </w:rPr>
+        <w:t>Asas Akuntabilitas</w:t>
+      </w:r>
+      <w:r>
+        <w:rPr>
+          <w:rFonts w:ascii="Arial" w:hAnsi="Arial"/>
+          <w:color w:val="000000"/>
+          <w:sz w:val="19"/>
+        </w:rPr>
+        <w:t>: Mewajibkan seluruh pihak—baik Anggota Dewan, aparatur sekretariat, maupun dinas teknis (OPD)—mempertanggungjawabkan setiap tindakan dengan bukti administratif dan dokumentasi lapangan yang sah.</w:t>
       </w:r>
     </w:p>
     <w:p>
@@ -1685,7 +2655,54 @@
           <w:color w:val="000000"/>
           <w:sz w:val="19"/>
         </w:rPr>
-        <w:t>5. Menjamin akuntabilitas pengawalan rekam jejak 5 tahapan definitif aspirasi dan 4 tahap tindak lanjut hasil audiensi oleh Perangkat Daerah (OPD) Pemprov Jawa Barat hingga tuntas 100%.</w:t>
+        <w:t xml:space="preserve">5. </w:t>
+      </w:r>
+      <w:r>
+        <w:rPr>
+          <w:rFonts w:ascii="Arial" w:hAnsi="Arial"/>
+          <w:b/>
+          <w:color w:val="000000"/>
+          <w:sz w:val="19"/>
+        </w:rPr>
+        <w:t>Asas Partisipatif</w:t>
+      </w:r>
+      <w:r>
+        <w:rPr>
+          <w:rFonts w:ascii="Arial" w:hAnsi="Arial"/>
+          <w:color w:val="000000"/>
+          <w:sz w:val="19"/>
+        </w:rPr>
+        <w:t>: Membuka kesempatan setara bagi seluruh lapisan masyarakat dari 27 Kabupaten/Kota se-Jawa Barat, termasuk kelompok rentan (disabilitas, perempuan, dan warga pelosok), untuk menyampaikan aspirasi pembangunan secara bermartabat dan terstruktur.</w:t>
+      </w:r>
+    </w:p>
+    <w:p>
+      <w:pPr>
+        <w:keepNext/>
+        <w:spacing w:before="220" w:after="60"/>
+      </w:pPr>
+      <w:r>
+        <w:rPr>
+          <w:rFonts w:ascii="Arial" w:hAnsi="Arial"/>
+          <w:b/>
+          <w:color w:val="000000"/>
+          <w:sz w:val="22"/>
+        </w:rPr>
+        <w:t>2.3 Tujuan Standar Operasional Prosedur</w:t>
+      </w:r>
+    </w:p>
+    <w:p>
+      <w:pPr>
+        <w:keepNext/>
+        <w:spacing w:before="220" w:after="60"/>
+      </w:pPr>
+      <w:r>
+        <w:rPr>
+          <w:rFonts w:ascii="Arial" w:hAnsi="Arial"/>
+          <w:b/>
+          <w:color w:val="000000"/>
+          <w:sz w:val="22"/>
+        </w:rPr>
+        <w:t>2.3 Tujuan Standar Operasional Prosedur</w:t>
       </w:r>
     </w:p>
     <w:p>
@@ -1700,7 +2717,7 @@
           <w:color w:val="000000"/>
           <w:sz w:val="19"/>
         </w:rPr>
-        <w:t>6. Memfasilitasi tatap muka virtual resmi antara Konstituen dengan 120 Anggota DPRD Jawa Barat melalui media video conference yang aman, berkualitas tinggi, dan terdokumentasi resmi.</w:t>
+        <w:t>1. Memberikan panduan kerja yang lugas, terstandarisasi, dan mudah dipahami bagi seluruh pemangku kepentingan dalam penyelenggaraan dua kanal pelayanan utama Platform HUDANG: E-Aspirasi Terpadu dan E-Audiensi Virtual.</w:t>
       </w:r>
     </w:p>
     <w:p>
@@ -1715,51 +2732,39 @@
           <w:color w:val="000000"/>
           <w:sz w:val="19"/>
         </w:rPr>
-        <w:t>7. Mengukur indeks kinerja pelayanan kedewanan secara objektif melalui instrumen evaluasi kepuasan konstituen multi-dimensi pasca-audiensi.</w:t>
-      </w:r>
-    </w:p>
-    <w:p>
-      <w:pPr>
-        <w:keepNext/>
-        <w:spacing w:before="220" w:after="60"/>
-      </w:pPr>
-      <w:r>
-        <w:rPr>
-          <w:rFonts w:ascii="Arial" w:hAnsi="Arial"/>
-          <w:b/>
-          <w:color w:val="000000"/>
-          <w:sz w:val="22"/>
-        </w:rPr>
-        <w:t>2.4 Batasan Ruang Lingkup Layanan</w:t>
-      </w:r>
-    </w:p>
-    <w:p>
-      <w:pPr>
-        <w:spacing w:line="276" w:lineRule="auto" w:after="80"/>
-        <w:jc w:val="both"/>
-      </w:pPr>
-      <w:r>
-        <w:rPr>
-          <w:rFonts w:ascii="Arial" w:hAnsi="Arial"/>
-          <w:color w:val="000000"/>
-          <w:sz w:val="19"/>
-        </w:rPr>
-        <w:t>SOP ini mengatur alur operasional tata kelola pelayanan Platform HUDANG yang mencakup dua pilar layanan terintegrasi:</w:t>
-      </w:r>
-    </w:p>
-    <w:p>
-      <w:pPr>
-        <w:keepNext/>
-        <w:spacing w:before="160" w:after="40"/>
-      </w:pPr>
-      <w:r>
-        <w:rPr>
-          <w:rFonts w:ascii="Arial" w:hAnsi="Arial"/>
-          <w:b/>
-          <w:color w:val="000000"/>
-          <w:sz w:val="20"/>
-        </w:rPr>
-        <w:t>A. Pilar Layanan E-Aspirasi Terpadu (Kanal Usulan Asinkron)</w:t>
+        <w:t>2. Menjamin transparansi status penanganan usulan warga melalui penerbitan Nomor Registrasi Tiket Digital (</w:t>
+      </w:r>
+      <w:r>
+        <w:rPr>
+          <w:rFonts w:ascii="Consolas" w:hAnsi="Consolas"/>
+          <w:color w:val="000000"/>
+          <w:sz w:val="18"/>
+        </w:rPr>
+        <w:t>ASP-YYYYMM-XXXXX</w:t>
+      </w:r>
+      <w:r>
+        <w:rPr>
+          <w:rFonts w:ascii="Arial" w:hAnsi="Arial"/>
+          <w:color w:val="000000"/>
+          <w:sz w:val="19"/>
+        </w:rPr>
+        <w:t xml:space="preserve"> dan </w:t>
+      </w:r>
+      <w:r>
+        <w:rPr>
+          <w:rFonts w:ascii="Consolas" w:hAnsi="Consolas"/>
+          <w:color w:val="000000"/>
+          <w:sz w:val="18"/>
+        </w:rPr>
+        <w:t>AUD-YYYYMM-XXXXX</w:t>
+      </w:r>
+      <w:r>
+        <w:rPr>
+          <w:rFonts w:ascii="Arial" w:hAnsi="Arial"/>
+          <w:color w:val="000000"/>
+          <w:sz w:val="19"/>
+        </w:rPr>
+        <w:t>) yang dapat dipantau setiap saat secara terbuka.</w:t>
       </w:r>
     </w:p>
     <w:p>
@@ -1774,7 +2779,7 @@
           <w:color w:val="000000"/>
           <w:sz w:val="19"/>
         </w:rPr>
-        <w:t>1. Registrasi mandiri akun warga, validasi NIK 16 digit, dan pemilihan wilayah domisili (Dapil, Kab/Kota, Kecamatan, Alamat).</w:t>
+        <w:t>3. Menjamin standardisasi penerbitan Dokumen Lembar Tanda Bukti Penerimaan E-Aspirasi resmi berstempel dinas dan dilengkapi QR Code Publik resolusi tinggi untuk kemudahan pemantauan oleh konstituen, aparat wilayah, maupun media.</w:t>
       </w:r>
     </w:p>
     <w:p>
@@ -1789,7 +2794,7 @@
           <w:color w:val="000000"/>
           <w:sz w:val="19"/>
         </w:rPr>
-        <w:t>2. Pengisian formulir E-Aspirasi elektronik dan pengunggahan berkas materi pendukung multi-format (Proposal/RAB format PDF dan Rekaman Video Faktual Lapangan hingga 50 MB).</w:t>
+        <w:t>4. Menerapkan tata kelola penelaahan cerdas berbasis AI Tenaga Ahli Kedewanan (Gemini 2.5 Flash) guna mempercepat proses telaah administratif, substansi, dan perumusan rekomendasi awal usulan masyarakat sebelum dibahas dalam rapat komisi/fraksi.</w:t>
       </w:r>
     </w:p>
     <w:p>
@@ -1804,7 +2809,7 @@
           <w:color w:val="000000"/>
           <w:sz w:val="19"/>
         </w:rPr>
-        <w:t>3. Penerbitan instan Lembar Tanda Bukti Penerimaan E-Aspirasi berkop dinas Sekretariat DPRD Jabar, nomor tiket resmi, dan kode QR pelacakan publik.</w:t>
+        <w:t>5. Menjamin akuntabilitas pengawalan rekam jejak 5 tahapan definitif aspirasi dan 4 tahap tindak lanjut hasil audiensi oleh Perangkat Daerah (OPD) Pemprov Jawa Barat hingga tuntas 100%.</w:t>
       </w:r>
     </w:p>
     <w:p>
@@ -1819,7 +2824,7 @@
           <w:color w:val="000000"/>
           <w:sz w:val="19"/>
         </w:rPr>
-        <w:t>4. Penelaahan kelayakan awal secara otomatis dan on-demand berbantuan model AI Tenaga Ahli Kedewanan berdasarkan 5 pilar kriteria formal.</w:t>
+        <w:t>6. Memfasilitasi tatap muka virtual resmi antara Konstituen dengan 120 Anggota DPRD Jawa Barat melalui media video conference yang aman, berkualitas tinggi, dan terdokumentasi resmi.</w:t>
       </w:r>
     </w:p>
     <w:p>
@@ -1834,7 +2839,51 @@
           <w:color w:val="000000"/>
           <w:sz w:val="19"/>
         </w:rPr>
-        <w:t>5. Verifikasi kelengkapan berkas administrasi oleh staf Sekretariat DPRD dan penyaluran disposisi ke Komisi I s.d. V atau Fraksi dewan.</w:t>
+        <w:t>7. Mengukur indeks kinerja pelayanan kedewanan secara objektif melalui instrumen evaluasi kepuasan konstituen multi-dimensi pasca-audiensi.</w:t>
+      </w:r>
+    </w:p>
+    <w:p>
+      <w:pPr>
+        <w:keepNext/>
+        <w:spacing w:before="220" w:after="60"/>
+      </w:pPr>
+      <w:r>
+        <w:rPr>
+          <w:rFonts w:ascii="Arial" w:hAnsi="Arial"/>
+          <w:b/>
+          <w:color w:val="000000"/>
+          <w:sz w:val="22"/>
+        </w:rPr>
+        <w:t>2.4 Batasan Ruang Lingkup Layanan</w:t>
+      </w:r>
+    </w:p>
+    <w:p>
+      <w:pPr>
+        <w:spacing w:line="276" w:lineRule="auto" w:after="80"/>
+        <w:jc w:val="both"/>
+      </w:pPr>
+      <w:r>
+        <w:rPr>
+          <w:rFonts w:ascii="Arial" w:hAnsi="Arial"/>
+          <w:color w:val="000000"/>
+          <w:sz w:val="19"/>
+        </w:rPr>
+        <w:t>SOP ini mengatur alur operasional tata kelola pelayanan Platform HUDANG yang mencakup dua pilar layanan terintegrasi:</w:t>
+      </w:r>
+    </w:p>
+    <w:p>
+      <w:pPr>
+        <w:keepNext/>
+        <w:spacing w:before="160" w:after="40"/>
+      </w:pPr>
+      <w:r>
+        <w:rPr>
+          <w:rFonts w:ascii="Arial" w:hAnsi="Arial"/>
+          <w:b/>
+          <w:color w:val="000000"/>
+          <w:sz w:val="20"/>
+        </w:rPr>
+        <w:t>A. Pilar Layanan E-Aspirasi Terpadu (Kanal Usulan Asinkron)</w:t>
       </w:r>
     </w:p>
     <w:p>
@@ -1849,109 +2898,7 @@
           <w:color w:val="000000"/>
           <w:sz w:val="19"/>
         </w:rPr>
-        <w:t>6. Pengawalan rekam jejak 5 tahapan definitif (</w:t>
-      </w:r>
-      <w:r>
-        <w:rPr>
-          <w:rFonts w:ascii="Arial" w:hAnsi="Arial"/>
-          <w:i/>
-          <w:color w:val="000000"/>
-          <w:sz w:val="19"/>
-        </w:rPr>
-        <w:t>Pengajuan</w:t>
-      </w:r>
-      <w:r>
-        <w:rPr>
-          <w:rFonts w:ascii="Arial" w:hAnsi="Arial"/>
-          <w:color w:val="000000"/>
-          <w:sz w:val="19"/>
-        </w:rPr>
-        <w:t xml:space="preserve">, </w:t>
-      </w:r>
-      <w:r>
-        <w:rPr>
-          <w:rFonts w:ascii="Arial" w:hAnsi="Arial"/>
-          <w:i/>
-          <w:color w:val="000000"/>
-          <w:sz w:val="19"/>
-        </w:rPr>
-        <w:t>Verifikasi Administrasi</w:t>
-      </w:r>
-      <w:r>
-        <w:rPr>
-          <w:rFonts w:ascii="Arial" w:hAnsi="Arial"/>
-          <w:color w:val="000000"/>
-          <w:sz w:val="19"/>
-        </w:rPr>
-        <w:t xml:space="preserve">, </w:t>
-      </w:r>
-      <w:r>
-        <w:rPr>
-          <w:rFonts w:ascii="Arial" w:hAnsi="Arial"/>
-          <w:i/>
-          <w:color w:val="000000"/>
-          <w:sz w:val="19"/>
-        </w:rPr>
-        <w:t>Diteruskan ke Meja Dewan</w:t>
-      </w:r>
-      <w:r>
-        <w:rPr>
-          <w:rFonts w:ascii="Arial" w:hAnsi="Arial"/>
-          <w:color w:val="000000"/>
-          <w:sz w:val="19"/>
-        </w:rPr>
-        <w:t xml:space="preserve">, </w:t>
-      </w:r>
-      <w:r>
-        <w:rPr>
-          <w:rFonts w:ascii="Arial" w:hAnsi="Arial"/>
-          <w:i/>
-          <w:color w:val="000000"/>
-          <w:sz w:val="19"/>
-        </w:rPr>
-        <w:t>Tindak Lanjut &amp; Pembahasan</w:t>
-      </w:r>
-      <w:r>
-        <w:rPr>
-          <w:rFonts w:ascii="Arial" w:hAnsi="Arial"/>
-          <w:color w:val="000000"/>
-          <w:sz w:val="19"/>
-        </w:rPr>
-        <w:t xml:space="preserve">, </w:t>
-      </w:r>
-      <w:r>
-        <w:rPr>
-          <w:rFonts w:ascii="Arial" w:hAnsi="Arial"/>
-          <w:i/>
-          <w:color w:val="000000"/>
-          <w:sz w:val="19"/>
-        </w:rPr>
-        <w:t>Tuntas Terjawab</w:t>
-      </w:r>
-      <w:r>
-        <w:rPr>
-          <w:rFonts w:ascii="Arial" w:hAnsi="Arial"/>
-          <w:color w:val="000000"/>
-          <w:sz w:val="19"/>
-        </w:rPr>
-        <w:t xml:space="preserve"> / </w:t>
-      </w:r>
-      <w:r>
-        <w:rPr>
-          <w:rFonts w:ascii="Arial" w:hAnsi="Arial"/>
-          <w:i/>
-          <w:color w:val="000000"/>
-          <w:sz w:val="19"/>
-        </w:rPr>
-        <w:t>Aspirasi Ditolak</w:t>
-      </w:r>
-      <w:r>
-        <w:rPr>
-          <w:rFonts w:ascii="Arial" w:hAnsi="Arial"/>
-          <w:color w:val="000000"/>
-          <w:sz w:val="19"/>
-        </w:rPr>
-        <w:t>).</w:t>
+        <w:t>1. Registrasi mandiri akun warga, validasi NIK 16 digit, dan pemilihan wilayah domisili (Dapil, Kab/Kota, Kecamatan, Alamat).</w:t>
       </w:r>
     </w:p>
     <w:p>
@@ -1966,7 +2913,7 @@
           <w:color w:val="000000"/>
           <w:sz w:val="19"/>
         </w:rPr>
-        <w:t>7. Penyampaian catatan tanggapan resmi anggota dewan, pengunggahan naskah dinas balasan, serta notifikasi surel otomatis kepada pemohon.</w:t>
+        <w:t>2. Pengisian formulir E-Aspirasi elektronik dan pengunggahan berkas materi pendukung multi-format (Proposal/RAB format PDF dan Rekaman Video Faktual Lapangan hingga 50 MB).</w:t>
       </w:r>
     </w:p>
     <w:p>
@@ -1981,23 +2928,7 @@
           <w:color w:val="000000"/>
           <w:sz w:val="19"/>
         </w:rPr>
-        <w:t>8. Portal pelacakan publik terbuka (</w:t>
-      </w:r>
-      <w:r>
-        <w:rPr>
-          <w:rFonts w:ascii="Consolas" w:hAnsi="Consolas"/>
-          <w:color w:val="000000"/>
-          <w:sz w:val="18"/>
-        </w:rPr>
-        <w:t>/aspirasi/track/:ticketNumber</w:t>
-      </w:r>
-      <w:r>
-        <w:rPr>
-          <w:rFonts w:ascii="Arial" w:hAnsi="Arial"/>
-          <w:color w:val="000000"/>
-          <w:sz w:val="19"/>
-        </w:rPr>
-        <w:t>) via scanner QR Code tanpa memerlukan login akun.</w:t>
+        <w:t>3. Penerbitan instan Lembar Tanda Bukti Penerimaan E-Aspirasi berkop dinas Sekretariat DPRD Jabar, nomor tiket resmi, dan kode QR pelacakan publik.</w:t>
       </w:r>
     </w:p>
     <w:p>
@@ -2012,22 +2943,7 @@
           <w:color w:val="000000"/>
           <w:sz w:val="19"/>
         </w:rPr>
-        <w:t>9. Dasbor analitik sebaran aspirasi 15 Dapil dan ekspor laporan rekapitulasi naskah dinas format Microsoft Excel multi-sheet.</w:t>
-      </w:r>
-    </w:p>
-    <w:p>
-      <w:pPr>
-        <w:keepNext/>
-        <w:spacing w:before="160" w:after="40"/>
-      </w:pPr>
-      <w:r>
-        <w:rPr>
-          <w:rFonts w:ascii="Arial" w:hAnsi="Arial"/>
-          <w:b/>
-          <w:color w:val="000000"/>
-          <w:sz w:val="20"/>
-        </w:rPr>
-        <w:t>B. Pilar Layanan E-Audiensi Virtual (Kanal Musyawarah Sinkron)</w:t>
+        <w:t>4. Penelaahan kelayakan awal secara otomatis dan on-demand berbantuan model AI Tenaga Ahli Kedewanan berdasarkan 5 pilar kriteria formal.</w:t>
       </w:r>
     </w:p>
     <w:p>
@@ -2042,24 +2958,7 @@
           <w:color w:val="000000"/>
           <w:sz w:val="19"/>
         </w:rPr>
-        <w:t>1. Pengajuan permohonan E-Audiensi dengan memilih Anggota Dewan, Dapil, dan slot kalender ketersediaan (</w:t>
-      </w:r>
-      <w:r>
-        <w:rPr>
-          <w:rFonts w:ascii="Arial" w:hAnsi="Arial"/>
-          <w:i/>
-          <w:color w:val="000000"/>
-          <w:sz w:val="19"/>
-        </w:rPr>
-        <w:t>Availability Manager</w:t>
-      </w:r>
-      <w:r>
-        <w:rPr>
-          <w:rFonts w:ascii="Arial" w:hAnsi="Arial"/>
-          <w:color w:val="000000"/>
-          <w:sz w:val="19"/>
-        </w:rPr>
-        <w:t>).</w:t>
+        <w:t>5. Verifikasi kelengkapan berkas administrasi oleh staf Sekretariat DPRD dan penyaluran disposisi ke Komisi I s.d. V atau Fraksi dewan.</w:t>
       </w:r>
     </w:p>
     <w:p>
@@ -2074,7 +2973,109 @@
           <w:color w:val="000000"/>
           <w:sz w:val="19"/>
         </w:rPr>
-        <w:t>2. Penelaahan dan konfirmasi persetujuan jadwal audiensi oleh Anggota Dewan bersangkutan didukung fasilitator Sekretariat DPRD.</w:t>
+        <w:t>6. Pengawalan rekam jejak 5 tahapan definitif (</w:t>
+      </w:r>
+      <w:r>
+        <w:rPr>
+          <w:rFonts w:ascii="Arial" w:hAnsi="Arial"/>
+          <w:i/>
+          <w:color w:val="000000"/>
+          <w:sz w:val="19"/>
+        </w:rPr>
+        <w:t>Pengajuan</w:t>
+      </w:r>
+      <w:r>
+        <w:rPr>
+          <w:rFonts w:ascii="Arial" w:hAnsi="Arial"/>
+          <w:color w:val="000000"/>
+          <w:sz w:val="19"/>
+        </w:rPr>
+        <w:t xml:space="preserve">, </w:t>
+      </w:r>
+      <w:r>
+        <w:rPr>
+          <w:rFonts w:ascii="Arial" w:hAnsi="Arial"/>
+          <w:i/>
+          <w:color w:val="000000"/>
+          <w:sz w:val="19"/>
+        </w:rPr>
+        <w:t>Verifikasi Administrasi</w:t>
+      </w:r>
+      <w:r>
+        <w:rPr>
+          <w:rFonts w:ascii="Arial" w:hAnsi="Arial"/>
+          <w:color w:val="000000"/>
+          <w:sz w:val="19"/>
+        </w:rPr>
+        <w:t xml:space="preserve">, </w:t>
+      </w:r>
+      <w:r>
+        <w:rPr>
+          <w:rFonts w:ascii="Arial" w:hAnsi="Arial"/>
+          <w:i/>
+          <w:color w:val="000000"/>
+          <w:sz w:val="19"/>
+        </w:rPr>
+        <w:t>Diteruskan ke Meja Dewan</w:t>
+      </w:r>
+      <w:r>
+        <w:rPr>
+          <w:rFonts w:ascii="Arial" w:hAnsi="Arial"/>
+          <w:color w:val="000000"/>
+          <w:sz w:val="19"/>
+        </w:rPr>
+        <w:t xml:space="preserve">, </w:t>
+      </w:r>
+      <w:r>
+        <w:rPr>
+          <w:rFonts w:ascii="Arial" w:hAnsi="Arial"/>
+          <w:i/>
+          <w:color w:val="000000"/>
+          <w:sz w:val="19"/>
+        </w:rPr>
+        <w:t>Tindak Lanjut &amp; Pembahasan</w:t>
+      </w:r>
+      <w:r>
+        <w:rPr>
+          <w:rFonts w:ascii="Arial" w:hAnsi="Arial"/>
+          <w:color w:val="000000"/>
+          <w:sz w:val="19"/>
+        </w:rPr>
+        <w:t xml:space="preserve">, </w:t>
+      </w:r>
+      <w:r>
+        <w:rPr>
+          <w:rFonts w:ascii="Arial" w:hAnsi="Arial"/>
+          <w:i/>
+          <w:color w:val="000000"/>
+          <w:sz w:val="19"/>
+        </w:rPr>
+        <w:t>Tuntas Terjawab</w:t>
+      </w:r>
+      <w:r>
+        <w:rPr>
+          <w:rFonts w:ascii="Arial" w:hAnsi="Arial"/>
+          <w:color w:val="000000"/>
+          <w:sz w:val="19"/>
+        </w:rPr>
+        <w:t xml:space="preserve"> / </w:t>
+      </w:r>
+      <w:r>
+        <w:rPr>
+          <w:rFonts w:ascii="Arial" w:hAnsi="Arial"/>
+          <w:i/>
+          <w:color w:val="000000"/>
+          <w:sz w:val="19"/>
+        </w:rPr>
+        <w:t>Aspirasi Ditolak</w:t>
+      </w:r>
+      <w:r>
+        <w:rPr>
+          <w:rFonts w:ascii="Arial" w:hAnsi="Arial"/>
+          <w:color w:val="000000"/>
+          <w:sz w:val="19"/>
+        </w:rPr>
+        <w:t>).</w:t>
       </w:r>
     </w:p>
     <w:p>
@@ -2089,7 +3090,7 @@
           <w:color w:val="000000"/>
           <w:sz w:val="19"/>
         </w:rPr>
-        <w:t>3. Penyelenggaraan forum musyawarah tatap muka virtual (E-Audiensi) berbasis teknologi WebRTC LiveKit SFU.</w:t>
+        <w:t>7. Penyampaian catatan tanggapan resmi anggota dewan, pengunggahan naskah dinas balasan, serta notifikasi surel otomatis kepada pemohon.</w:t>
       </w:r>
     </w:p>
     <w:p>
@@ -2104,7 +3105,23 @@
           <w:color w:val="000000"/>
           <w:sz w:val="19"/>
         </w:rPr>
-        <w:t>4. Perekaman sesi resmi (LiveKit Egress), transkripsi teks verbatim otomatis, dan penyusunan ringkasan eksekutif risalah persidangan berbantuan AI.</w:t>
+        <w:t>8. Portal pelacakan publik terbuka (</w:t>
+      </w:r>
+      <w:r>
+        <w:rPr>
+          <w:rFonts w:ascii="Consolas" w:hAnsi="Consolas"/>
+          <w:color w:val="000000"/>
+          <w:sz w:val="18"/>
+        </w:rPr>
+        <w:t>/aspirasi/track/:ticketNumber</w:t>
+      </w:r>
+      <w:r>
+        <w:rPr>
+          <w:rFonts w:ascii="Arial" w:hAnsi="Arial"/>
+          <w:color w:val="000000"/>
+          <w:sz w:val="19"/>
+        </w:rPr>
+        <w:t>) via scanner QR Code tanpa memerlukan login akun.</w:t>
       </w:r>
     </w:p>
     <w:p>
@@ -2119,7 +3136,22 @@
           <w:color w:val="000000"/>
           <w:sz w:val="19"/>
         </w:rPr>
-        <w:t>5. Pengawalan empat tahap tindak lanjut hasil audiensi oleh Perangkat Daerah (OPD) Pemprov Jabar (Disposisi Resmi, Bukti Baca OPD, Tanggapan &amp; Komitmen OPD, serta Laporan Hasil Lapangan 100%).</w:t>
+        <w:t>9. Dasbor analitik sebaran aspirasi 15 Dapil dan ekspor laporan rekapitulasi naskah dinas format Microsoft Excel multi-sheet.</w:t>
+      </w:r>
+    </w:p>
+    <w:p>
+      <w:pPr>
+        <w:keepNext/>
+        <w:spacing w:before="160" w:after="40"/>
+      </w:pPr>
+      <w:r>
+        <w:rPr>
+          <w:rFonts w:ascii="Arial" w:hAnsi="Arial"/>
+          <w:b/>
+          <w:color w:val="000000"/>
+          <w:sz w:val="20"/>
+        </w:rPr>
+        <w:t>B. Pilar Layanan E-Audiensi Virtual (Kanal Musyawarah Sinkron)</w:t>
       </w:r>
     </w:p>
     <w:p>
@@ -2134,22 +3166,24 @@
           <w:color w:val="000000"/>
           <w:sz w:val="19"/>
         </w:rPr>
-        <w:t>6. Penilaian indeks kepuasan konstituen (Rating System) dan pemutakhiran data capaian keterbukaan informasi pada Portal Transparansi Publik.</w:t>
-      </w:r>
-    </w:p>
-    <w:p>
-      <w:pPr>
-        <w:keepNext/>
-        <w:spacing w:before="320" w:after="80"/>
-      </w:pPr>
-      <w:r>
-        <w:rPr>
-          <w:rFonts w:ascii="Arial" w:hAnsi="Arial"/>
-          <w:b/>
-          <w:color w:val="000000"/>
-          <w:sz w:val="26"/>
-        </w:rPr>
-        <w:t>3. DEFINISI OPERASIONAL DAN GLOSARIUM ISTILAH BAKU</w:t>
+        <w:t>1. Pengajuan permohonan E-Audiensi dengan memilih Anggota Dewan, Dapil, dan slot kalender ketersediaan (</w:t>
+      </w:r>
+      <w:r>
+        <w:rPr>
+          <w:rFonts w:ascii="Arial" w:hAnsi="Arial"/>
+          <w:i/>
+          <w:color w:val="000000"/>
+          <w:sz w:val="19"/>
+        </w:rPr>
+        <w:t>Availability Manager</w:t>
+      </w:r>
+      <w:r>
+        <w:rPr>
+          <w:rFonts w:ascii="Arial" w:hAnsi="Arial"/>
+          <w:color w:val="000000"/>
+          <w:sz w:val="19"/>
+        </w:rPr>
+        <w:t>).</w:t>
       </w:r>
     </w:p>
     <w:p>
@@ -2164,24 +3198,7 @@
           <w:color w:val="000000"/>
           <w:sz w:val="19"/>
         </w:rPr>
-        <w:t xml:space="preserve">1. </w:t>
-      </w:r>
-      <w:r>
-        <w:rPr>
-          <w:rFonts w:ascii="Arial" w:hAnsi="Arial"/>
-          <w:b/>
-          <w:color w:val="000000"/>
-          <w:sz w:val="19"/>
-        </w:rPr>
-        <w:t>Platform HUDANG</w:t>
-      </w:r>
-      <w:r>
-        <w:rPr>
-          <w:rFonts w:ascii="Arial" w:hAnsi="Arial"/>
-          <w:color w:val="000000"/>
-          <w:sz w:val="19"/>
-        </w:rPr>
-        <w:t>: Sistem informasi resmi berbasis web dan mobile yang dikembangkan oleh Sekretariat DPRD Provinsi Jawa Barat untuk memfasilitasi penyerapan E-Aspirasi terpadu, musyawarah E-Audiensi tatap muka virtual, dan pengawalan tindak lanjut pembangunan daerah.</w:t>
+        <w:t>2. Penelaahan dan konfirmasi persetujuan jadwal audiensi oleh Anggota Dewan bersangkutan didukung fasilitator Sekretariat DPRD.</w:t>
       </w:r>
     </w:p>
     <w:p>
@@ -2196,24 +3213,7 @@
           <w:color w:val="000000"/>
           <w:sz w:val="19"/>
         </w:rPr>
-        <w:t xml:space="preserve">2. </w:t>
-      </w:r>
-      <w:r>
-        <w:rPr>
-          <w:rFonts w:ascii="Arial" w:hAnsi="Arial"/>
-          <w:b/>
-          <w:color w:val="000000"/>
-          <w:sz w:val="19"/>
-        </w:rPr>
-        <w:t>Masyarakat / Konstituen</w:t>
-      </w:r>
-      <w:r>
-        <w:rPr>
-          <w:rFonts w:ascii="Arial" w:hAnsi="Arial"/>
-          <w:color w:val="000000"/>
-          <w:sz w:val="19"/>
-        </w:rPr>
-        <w:t>: Setiap warga negara atau delegasi lembaga/komunitas yang memiliki identitas kependudukan sah (NIK 16 digit) dan bertempat tinggal di wilayah Provinsi Jawa Barat (15 Daerah Pemilihan).</w:t>
+        <w:t>3. Penyelenggaraan forum musyawarah tatap muka virtual (E-Audiensi) berbasis teknologi WebRTC LiveKit SFU.</w:t>
       </w:r>
     </w:p>
     <w:p>
@@ -2228,24 +3228,7 @@
           <w:color w:val="000000"/>
           <w:sz w:val="19"/>
         </w:rPr>
-        <w:t xml:space="preserve">3. </w:t>
-      </w:r>
-      <w:r>
-        <w:rPr>
-          <w:rFonts w:ascii="Arial" w:hAnsi="Arial"/>
-          <w:b/>
-          <w:color w:val="000000"/>
-          <w:sz w:val="19"/>
-        </w:rPr>
-        <w:t>E-Aspirasi</w:t>
-      </w:r>
-      <w:r>
-        <w:rPr>
-          <w:rFonts w:ascii="Arial" w:hAnsi="Arial"/>
-          <w:color w:val="000000"/>
-          <w:sz w:val="19"/>
-        </w:rPr>
-        <w:t>: Kanal pelayanan penyampaian usulan aspirasi masyarakat secara digital berbasis naskah deskripsi, data wilayah administratif, dan berkas materi pendukung dokumen atau video tanpa keharusan tatap muka langsung.</w:t>
+        <w:t>4. Perekaman sesi resmi (LiveKit Egress), transkripsi teks verbatim otomatis, dan penyusunan ringkasan eksekutif risalah persidangan berbantuan AI.</w:t>
       </w:r>
     </w:p>
     <w:p>
@@ -2260,40 +3243,7 @@
           <w:color w:val="000000"/>
           <w:sz w:val="19"/>
         </w:rPr>
-        <w:t xml:space="preserve">4. </w:t>
-      </w:r>
-      <w:r>
-        <w:rPr>
-          <w:rFonts w:ascii="Arial" w:hAnsi="Arial"/>
-          <w:b/>
-          <w:color w:val="000000"/>
-          <w:sz w:val="19"/>
-        </w:rPr>
-        <w:t>Nomor Tiket Aspirasi</w:t>
-      </w:r>
-      <w:r>
-        <w:rPr>
-          <w:rFonts w:ascii="Arial" w:hAnsi="Arial"/>
-          <w:color w:val="000000"/>
-          <w:sz w:val="19"/>
-        </w:rPr>
-        <w:t xml:space="preserve">: Kode alfanumerik unik yang diterbitkan otomatis oleh sistem saat permohonan aspirasi berhasil dikirimkan (format: </w:t>
-      </w:r>
-      <w:r>
-        <w:rPr>
-          <w:rFonts w:ascii="Consolas" w:hAnsi="Consolas"/>
-          <w:color w:val="000000"/>
-          <w:sz w:val="18"/>
-        </w:rPr>
-        <w:t>ASP-YYYYMM-XXXXX</w:t>
-      </w:r>
-      <w:r>
-        <w:rPr>
-          <w:rFonts w:ascii="Arial" w:hAnsi="Arial"/>
-          <w:color w:val="000000"/>
-          <w:sz w:val="19"/>
-        </w:rPr>
-        <w:t>), berfungsi sebagai identitas registrasi dan pelacakan terpadu.</w:t>
+        <w:t>5. Pengawalan empat tahap tindak lanjut hasil audiensi oleh Perangkat Daerah (OPD) Pemprov Jabar (Disposisi Resmi, Bukti Baca OPD, Tanggapan &amp; Komitmen OPD, serta Laporan Hasil Lapangan 100%).</w:t>
       </w:r>
     </w:p>
     <w:p>
@@ -2308,24 +3258,22 @@
           <w:color w:val="000000"/>
           <w:sz w:val="19"/>
         </w:rPr>
-        <w:t xml:space="preserve">5. </w:t>
-      </w:r>
+        <w:t>6. Penilaian indeks kepuasan konstituen (Rating System) dan pemutakhiran data capaian keterbukaan informasi pada Portal Transparansi Publik.</w:t>
+      </w:r>
+    </w:p>
+    <w:p>
+      <w:pPr>
+        <w:keepNext/>
+        <w:spacing w:before="320" w:after="80"/>
+      </w:pPr>
       <w:r>
         <w:rPr>
           <w:rFonts w:ascii="Arial" w:hAnsi="Arial"/>
           <w:b/>
           <w:color w:val="000000"/>
-          <w:sz w:val="19"/>
-        </w:rPr>
-        <w:t>Lembar Tanda Bukti Penerimaan E-Aspirasi</w:t>
-      </w:r>
-      <w:r>
-        <w:rPr>
-          <w:rFonts w:ascii="Arial" w:hAnsi="Arial"/>
-          <w:color w:val="000000"/>
-          <w:sz w:val="19"/>
-        </w:rPr>
-        <w:t>: Dokumen digital resmi berkepala surat Sekretariat DPRD Provinsi Jawa Barat yang memuat nomor tiket, rincian permohonan, stempel digital verifikasi kedinasan, dan QR Code publik yang dapat dicetak/disimpan dalam format standar A4.</w:t>
+          <w:sz w:val="26"/>
+        </w:rPr>
+        <w:t>3. DEFINISI OPERASIONAL DAN GLOSARIUM ISTILAH BAKU</w:t>
       </w:r>
     </w:p>
     <w:p>
@@ -2340,7 +3288,7 @@
           <w:color w:val="000000"/>
           <w:sz w:val="19"/>
         </w:rPr>
-        <w:t xml:space="preserve">6. </w:t>
+        <w:t xml:space="preserve">1. </w:t>
       </w:r>
       <w:r>
         <w:rPr>
@@ -2349,31 +3297,15 @@
           <w:color w:val="000000"/>
           <w:sz w:val="19"/>
         </w:rPr>
-        <w:t>Kode QR Pelacakan Publik Terbuka</w:t>
-      </w:r>
-      <w:r>
-        <w:rPr>
-          <w:rFonts w:ascii="Arial" w:hAnsi="Arial"/>
-          <w:color w:val="000000"/>
-          <w:sz w:val="19"/>
-        </w:rPr>
-        <w:t>: Kode matriks dua dimensi beresolusi tinggi yang menghubungkan pemindai ke tautan web pelacakan publik terbuka (</w:t>
-      </w:r>
-      <w:r>
-        <w:rPr>
-          <w:rFonts w:ascii="Consolas" w:hAnsi="Consolas"/>
-          <w:color w:val="000000"/>
-          <w:sz w:val="18"/>
-        </w:rPr>
-        <w:t>/aspirasi/track/:ticketNumber</w:t>
-      </w:r>
-      <w:r>
-        <w:rPr>
-          <w:rFonts w:ascii="Arial" w:hAnsi="Arial"/>
-          <w:color w:val="000000"/>
-          <w:sz w:val="19"/>
-        </w:rPr>
-        <w:t>) untuk transparansi publik tanpa perlu login.</w:t>
+        <w:t>Platform HUDANG</w:t>
+      </w:r>
+      <w:r>
+        <w:rPr>
+          <w:rFonts w:ascii="Arial" w:hAnsi="Arial"/>
+          <w:color w:val="000000"/>
+          <w:sz w:val="19"/>
+        </w:rPr>
+        <w:t>: Sistem informasi resmi berbasis web dan mobile yang dikembangkan oleh Sekretariat DPRD Provinsi Jawa Barat untuk memfasilitasi penyerapan E-Aspirasi terpadu, musyawarah E-Audiensi tatap muka virtual, dan pengawalan tindak lanjut pembangunan daerah.</w:t>
       </w:r>
     </w:p>
     <w:p>
@@ -2388,7 +3320,7 @@
           <w:color w:val="000000"/>
           <w:sz w:val="19"/>
         </w:rPr>
-        <w:t xml:space="preserve">7. </w:t>
+        <w:t xml:space="preserve">2. </w:t>
       </w:r>
       <w:r>
         <w:rPr>
@@ -2397,15 +3329,15 @@
           <w:color w:val="000000"/>
           <w:sz w:val="19"/>
         </w:rPr>
-        <w:t>Alur 5 Tahapan Definitif Aspirasi</w:t>
-      </w:r>
-      <w:r>
-        <w:rPr>
-          <w:rFonts w:ascii="Arial" w:hAnsi="Arial"/>
-          <w:color w:val="000000"/>
-          <w:sz w:val="19"/>
-        </w:rPr>
-        <w:t>: Standar alur tahapan penanganan usulan masyarakat yang mencakup:</w:t>
+        <w:t>Masyarakat / Konstituen</w:t>
+      </w:r>
+      <w:r>
+        <w:rPr>
+          <w:rFonts w:ascii="Arial" w:hAnsi="Arial"/>
+          <w:color w:val="000000"/>
+          <w:sz w:val="19"/>
+        </w:rPr>
+        <w:t>: Setiap warga negara atau delegasi lembaga/komunitas yang memiliki identitas kependudukan sah (NIK 16 digit) dan bertempat tinggal di wilayah Provinsi Jawa Barat (15 Daerah Pemilihan).</w:t>
       </w:r>
     </w:p>
     <w:p>
@@ -2420,23 +3352,24 @@
           <w:color w:val="000000"/>
           <w:sz w:val="19"/>
         </w:rPr>
-        <w:t>–  Tahap 1: Pengajuan Aspirasi (</w:t>
-      </w:r>
-      <w:r>
-        <w:rPr>
-          <w:rFonts w:ascii="Consolas" w:hAnsi="Consolas"/>
-          <w:color w:val="000000"/>
-          <w:sz w:val="18"/>
-        </w:rPr>
-        <w:t>diajukan</w:t>
-      </w:r>
-      <w:r>
-        <w:rPr>
-          <w:rFonts w:ascii="Arial" w:hAnsi="Arial"/>
-          <w:color w:val="000000"/>
-          <w:sz w:val="19"/>
-        </w:rPr>
-        <w:t>) - Oleh Masyarakat</w:t>
+        <w:t xml:space="preserve">3. </w:t>
+      </w:r>
+      <w:r>
+        <w:rPr>
+          <w:rFonts w:ascii="Arial" w:hAnsi="Arial"/>
+          <w:b/>
+          <w:color w:val="000000"/>
+          <w:sz w:val="19"/>
+        </w:rPr>
+        <w:t>E-Aspirasi</w:t>
+      </w:r>
+      <w:r>
+        <w:rPr>
+          <w:rFonts w:ascii="Arial" w:hAnsi="Arial"/>
+          <w:color w:val="000000"/>
+          <w:sz w:val="19"/>
+        </w:rPr>
+        <w:t>: Kanal pelayanan penyampaian usulan aspirasi masyarakat secara digital berbasis naskah deskripsi, data wilayah administratif, dan berkas materi pendukung dokumen atau video tanpa keharusan tatap muka langsung.</w:t>
       </w:r>
     </w:p>
     <w:p>
@@ -2451,7 +3384,24 @@
           <w:color w:val="000000"/>
           <w:sz w:val="19"/>
         </w:rPr>
-        <w:t>–  Tahap 2: Verifikasi Administrasi (</w:t>
+        <w:t xml:space="preserve">4. </w:t>
+      </w:r>
+      <w:r>
+        <w:rPr>
+          <w:rFonts w:ascii="Arial" w:hAnsi="Arial"/>
+          <w:b/>
+          <w:color w:val="000000"/>
+          <w:sz w:val="19"/>
+        </w:rPr>
+        <w:t>Nomor Tiket Aspirasi</w:t>
+      </w:r>
+      <w:r>
+        <w:rPr>
+          <w:rFonts w:ascii="Arial" w:hAnsi="Arial"/>
+          <w:color w:val="000000"/>
+          <w:sz w:val="19"/>
+        </w:rPr>
+        <w:t xml:space="preserve">: Kode alfanumerik unik yang diterbitkan otomatis oleh sistem saat permohonan aspirasi berhasil dikirimkan (format: </w:t>
       </w:r>
       <w:r>
         <w:rPr>
@@ -2459,15 +3409,15 @@
           <w:color w:val="000000"/>
           <w:sz w:val="18"/>
         </w:rPr>
-        <w:t>verifikasi</w:t>
-      </w:r>
-      <w:r>
-        <w:rPr>
-          <w:rFonts w:ascii="Arial" w:hAnsi="Arial"/>
-          <w:color w:val="000000"/>
-          <w:sz w:val="19"/>
-        </w:rPr>
-        <w:t>) - Oleh Sekretariat DPRD</w:t>
+        <w:t>ASP-YYYYMM-XXXXX</w:t>
+      </w:r>
+      <w:r>
+        <w:rPr>
+          <w:rFonts w:ascii="Arial" w:hAnsi="Arial"/>
+          <w:color w:val="000000"/>
+          <w:sz w:val="19"/>
+        </w:rPr>
+        <w:t>), berfungsi sebagai identitas registrasi dan pelacakan terpadu.</w:t>
       </w:r>
     </w:p>
     <w:p>
@@ -2482,23 +3432,24 @@
           <w:color w:val="000000"/>
           <w:sz w:val="19"/>
         </w:rPr>
-        <w:t>–  Tahap 3: Diteruskan ke Meja Dewan (</w:t>
-      </w:r>
-      <w:r>
-        <w:rPr>
-          <w:rFonts w:ascii="Consolas" w:hAnsi="Consolas"/>
-          <w:color w:val="000000"/>
-          <w:sz w:val="18"/>
-        </w:rPr>
-        <w:t>diteruskan</w:t>
-      </w:r>
-      <w:r>
-        <w:rPr>
-          <w:rFonts w:ascii="Arial" w:hAnsi="Arial"/>
-          <w:color w:val="000000"/>
-          <w:sz w:val="19"/>
-        </w:rPr>
-        <w:t>) - Oleh Fraksi / Komisi</w:t>
+        <w:t xml:space="preserve">5. </w:t>
+      </w:r>
+      <w:r>
+        <w:rPr>
+          <w:rFonts w:ascii="Arial" w:hAnsi="Arial"/>
+          <w:b/>
+          <w:color w:val="000000"/>
+          <w:sz w:val="19"/>
+        </w:rPr>
+        <w:t>Lembar Tanda Bukti Penerimaan E-Aspirasi</w:t>
+      </w:r>
+      <w:r>
+        <w:rPr>
+          <w:rFonts w:ascii="Arial" w:hAnsi="Arial"/>
+          <w:color w:val="000000"/>
+          <w:sz w:val="19"/>
+        </w:rPr>
+        <w:t>: Dokumen digital resmi berkepala surat Sekretariat DPRD Provinsi Jawa Barat yang memuat nomor tiket, rincian permohonan, stempel digital verifikasi kedinasan, dan QR Code publik yang dapat dicetak/disimpan dalam format standar A4.</w:t>
       </w:r>
     </w:p>
     <w:p>
@@ -2513,7 +3464,24 @@
           <w:color w:val="000000"/>
           <w:sz w:val="19"/>
         </w:rPr>
-        <w:t>–  Tahap 4: Tindak Lanjut &amp; Pembahasan (</w:t>
+        <w:t xml:space="preserve">6. </w:t>
+      </w:r>
+      <w:r>
+        <w:rPr>
+          <w:rFonts w:ascii="Arial" w:hAnsi="Arial"/>
+          <w:b/>
+          <w:color w:val="000000"/>
+          <w:sz w:val="19"/>
+        </w:rPr>
+        <w:t>Kode QR Pelacakan Publik Terbuka</w:t>
+      </w:r>
+      <w:r>
+        <w:rPr>
+          <w:rFonts w:ascii="Arial" w:hAnsi="Arial"/>
+          <w:color w:val="000000"/>
+          <w:sz w:val="19"/>
+        </w:rPr>
+        <w:t>: Kode matriks dua dimensi beresolusi tinggi yang menghubungkan pemindai ke tautan web pelacakan publik terbuka (</w:t>
       </w:r>
       <w:r>
         <w:rPr>
@@ -2521,15 +3489,15 @@
           <w:color w:val="000000"/>
           <w:sz w:val="18"/>
         </w:rPr>
-        <w:t>tindak_lanjut</w:t>
-      </w:r>
-      <w:r>
-        <w:rPr>
-          <w:rFonts w:ascii="Arial" w:hAnsi="Arial"/>
-          <w:color w:val="000000"/>
-          <w:sz w:val="19"/>
-        </w:rPr>
-        <w:t>) - Oleh Anggota Dewan / OPD</w:t>
+        <w:t>/aspirasi/track/:ticketNumber</w:t>
+      </w:r>
+      <w:r>
+        <w:rPr>
+          <w:rFonts w:ascii="Arial" w:hAnsi="Arial"/>
+          <w:color w:val="000000"/>
+          <w:sz w:val="19"/>
+        </w:rPr>
+        <w:t>) untuk transparansi publik tanpa perlu login.</w:t>
       </w:r>
     </w:p>
     <w:p>
@@ -2544,23 +3512,24 @@
           <w:color w:val="000000"/>
           <w:sz w:val="19"/>
         </w:rPr>
-        <w:t>–  Tahap 5: Tuntas Terjawab (</w:t>
-      </w:r>
-      <w:r>
-        <w:rPr>
-          <w:rFonts w:ascii="Consolas" w:hAnsi="Consolas"/>
-          <w:color w:val="000000"/>
-          <w:sz w:val="18"/>
-        </w:rPr>
-        <w:t>selesai</w:t>
-      </w:r>
-      <w:r>
-        <w:rPr>
-          <w:rFonts w:ascii="Arial" w:hAnsi="Arial"/>
-          <w:color w:val="000000"/>
-          <w:sz w:val="19"/>
-        </w:rPr>
-        <w:t>) - Oleh DPRD Jawa Barat</w:t>
+        <w:t xml:space="preserve">7. </w:t>
+      </w:r>
+      <w:r>
+        <w:rPr>
+          <w:rFonts w:ascii="Arial" w:hAnsi="Arial"/>
+          <w:b/>
+          <w:color w:val="000000"/>
+          <w:sz w:val="19"/>
+        </w:rPr>
+        <w:t>Alur 5 Tahapan Definitif Aspirasi</w:t>
+      </w:r>
+      <w:r>
+        <w:rPr>
+          <w:rFonts w:ascii="Arial" w:hAnsi="Arial"/>
+          <w:color w:val="000000"/>
+          <w:sz w:val="19"/>
+        </w:rPr>
+        <w:t>: Standar alur tahapan penanganan usulan masyarakat yang mencakup:</w:t>
       </w:r>
     </w:p>
     <w:p>
@@ -2575,7 +3544,7 @@
           <w:color w:val="000000"/>
           <w:sz w:val="19"/>
         </w:rPr>
-        <w:t>–  Status Khusus: Aspirasi Ditolak / Dihentikan (</w:t>
+        <w:t>–  Tahap 1: Pengajuan Aspirasi (</w:t>
       </w:r>
       <w:r>
         <w:rPr>
@@ -2583,15 +3552,15 @@
           <w:color w:val="000000"/>
           <w:sz w:val="18"/>
         </w:rPr>
-        <w:t>ditolak</w:t>
-      </w:r>
-      <w:r>
-        <w:rPr>
-          <w:rFonts w:ascii="Arial" w:hAnsi="Arial"/>
-          <w:color w:val="000000"/>
-          <w:sz w:val="19"/>
-        </w:rPr>
-        <w:t>) dengan catatan alasan transparan.</w:t>
+        <w:t>diajukan</w:t>
+      </w:r>
+      <w:r>
+        <w:rPr>
+          <w:rFonts w:ascii="Arial" w:hAnsi="Arial"/>
+          <w:color w:val="000000"/>
+          <w:sz w:val="19"/>
+        </w:rPr>
+        <w:t>) - Oleh Masyarakat</w:t>
       </w:r>
     </w:p>
     <w:p>
@@ -2606,24 +3575,23 @@
           <w:color w:val="000000"/>
           <w:sz w:val="19"/>
         </w:rPr>
-        <w:t xml:space="preserve">8. </w:t>
-      </w:r>
-      <w:r>
-        <w:rPr>
-          <w:rFonts w:ascii="Arial" w:hAnsi="Arial"/>
-          <w:b/>
-          <w:color w:val="000000"/>
-          <w:sz w:val="19"/>
-        </w:rPr>
-        <w:t>Telaah Cerdas AI Tenaga Ahli Kedewanan (AI Triage HUDANG)</w:t>
-      </w:r>
-      <w:r>
-        <w:rPr>
-          <w:rFonts w:ascii="Arial" w:hAnsi="Arial"/>
-          <w:color w:val="000000"/>
-          <w:sz w:val="19"/>
-        </w:rPr>
-        <w:t>: Modul inferensi kecerdasan buatan berbasis Google Gemini 2.5 Flash yang menelaah usulan secara multi-pilar (Identifikasi Proposal &amp; Pemohon, Telaah Kelengkapan Administratif, Telaah Substansi &amp; Urgensi, Poin Klarifikasi, dan Rekomendasi Tenaga Ahli).</w:t>
+        <w:t>–  Tahap 2: Verifikasi Administrasi (</w:t>
+      </w:r>
+      <w:r>
+        <w:rPr>
+          <w:rFonts w:ascii="Consolas" w:hAnsi="Consolas"/>
+          <w:color w:val="000000"/>
+          <w:sz w:val="18"/>
+        </w:rPr>
+        <w:t>verifikasi</w:t>
+      </w:r>
+      <w:r>
+        <w:rPr>
+          <w:rFonts w:ascii="Arial" w:hAnsi="Arial"/>
+          <w:color w:val="000000"/>
+          <w:sz w:val="19"/>
+        </w:rPr>
+        <w:t>) - Oleh Sekretariat DPRD</w:t>
       </w:r>
     </w:p>
     <w:p>
@@ -2638,24 +3606,23 @@
           <w:color w:val="000000"/>
           <w:sz w:val="19"/>
         </w:rPr>
-        <w:t xml:space="preserve">9. </w:t>
-      </w:r>
-      <w:r>
-        <w:rPr>
-          <w:rFonts w:ascii="Arial" w:hAnsi="Arial"/>
-          <w:b/>
-          <w:color w:val="000000"/>
-          <w:sz w:val="19"/>
-        </w:rPr>
-        <w:t>Materi Pendukung Multi-Format</w:t>
-      </w:r>
-      <w:r>
-        <w:rPr>
-          <w:rFonts w:ascii="Arial" w:hAnsi="Arial"/>
-          <w:color w:val="000000"/>
-          <w:sz w:val="19"/>
-        </w:rPr>
-        <w:t>: Berkas dokumen PDF (proposal usulan, legalitas KSM, surat lurah/camat, RAB) atau rekaman video faktual kondisi lapangan (MP4/WebM/MOV) dengan batas ukuran maksimal 50 MB yang dilengkapi penampil dokumen dan pemutar video interaktif.</w:t>
+        <w:t>–  Tahap 3: Diteruskan ke Meja Dewan (</w:t>
+      </w:r>
+      <w:r>
+        <w:rPr>
+          <w:rFonts w:ascii="Consolas" w:hAnsi="Consolas"/>
+          <w:color w:val="000000"/>
+          <w:sz w:val="18"/>
+        </w:rPr>
+        <w:t>diteruskan</w:t>
+      </w:r>
+      <w:r>
+        <w:rPr>
+          <w:rFonts w:ascii="Arial" w:hAnsi="Arial"/>
+          <w:color w:val="000000"/>
+          <w:sz w:val="19"/>
+        </w:rPr>
+        <w:t>) - Oleh Fraksi / Komisi</w:t>
       </w:r>
     </w:p>
     <w:p>
@@ -2670,24 +3637,23 @@
           <w:color w:val="000000"/>
           <w:sz w:val="19"/>
         </w:rPr>
-        <w:t xml:space="preserve">10. </w:t>
-      </w:r>
-      <w:r>
-        <w:rPr>
-          <w:rFonts w:ascii="Arial" w:hAnsi="Arial"/>
-          <w:b/>
-          <w:color w:val="000000"/>
-          <w:sz w:val="19"/>
-        </w:rPr>
-        <w:t>E-Audiensi</w:t>
-      </w:r>
-      <w:r>
-        <w:rPr>
-          <w:rFonts w:ascii="Arial" w:hAnsi="Arial"/>
-          <w:color w:val="000000"/>
-          <w:sz w:val="19"/>
-        </w:rPr>
-        <w:t>: Forum musyawarah tatap muka virtual resmi antara Konstituen dengan Anggota DPRD Provinsi Jawa Barat yang difasilitasi melalui media video conference interaktif terenkripsi berbasis WebRTC LiveKit SFU.</w:t>
+        <w:t>–  Tahap 4: Tindak Lanjut &amp; Pembahasan (</w:t>
+      </w:r>
+      <w:r>
+        <w:rPr>
+          <w:rFonts w:ascii="Consolas" w:hAnsi="Consolas"/>
+          <w:color w:val="000000"/>
+          <w:sz w:val="18"/>
+        </w:rPr>
+        <w:t>tindak_lanjut</w:t>
+      </w:r>
+      <w:r>
+        <w:rPr>
+          <w:rFonts w:ascii="Arial" w:hAnsi="Arial"/>
+          <w:color w:val="000000"/>
+          <w:sz w:val="19"/>
+        </w:rPr>
+        <w:t>) - Oleh Anggota Dewan / OPD</w:t>
       </w:r>
     </w:p>
     <w:p>
@@ -2702,24 +3668,7 @@
           <w:color w:val="000000"/>
           <w:sz w:val="19"/>
         </w:rPr>
-        <w:t xml:space="preserve">11. </w:t>
-      </w:r>
-      <w:r>
-        <w:rPr>
-          <w:rFonts w:ascii="Arial" w:hAnsi="Arial"/>
-          <w:b/>
-          <w:color w:val="000000"/>
-          <w:sz w:val="19"/>
-        </w:rPr>
-        <w:t>Nomor Registrasi Tiket Audiensi</w:t>
-      </w:r>
-      <w:r>
-        <w:rPr>
-          <w:rFonts w:ascii="Arial" w:hAnsi="Arial"/>
-          <w:color w:val="000000"/>
-          <w:sz w:val="19"/>
-        </w:rPr>
-        <w:t xml:space="preserve">: Kode unik permohonan audiensi daring (format: </w:t>
+        <w:t>–  Tahap 5: Tuntas Terjawab (</w:t>
       </w:r>
       <w:r>
         <w:rPr>
@@ -2727,15 +3676,15 @@
           <w:color w:val="000000"/>
           <w:sz w:val="18"/>
         </w:rPr>
-        <w:t>AUD-YYYYMM-XXXXX</w:t>
-      </w:r>
-      <w:r>
-        <w:rPr>
-          <w:rFonts w:ascii="Arial" w:hAnsi="Arial"/>
-          <w:color w:val="000000"/>
-          <w:sz w:val="19"/>
-        </w:rPr>
-        <w:t>).</w:t>
+        <w:t>selesai</w:t>
+      </w:r>
+      <w:r>
+        <w:rPr>
+          <w:rFonts w:ascii="Arial" w:hAnsi="Arial"/>
+          <w:color w:val="000000"/>
+          <w:sz w:val="19"/>
+        </w:rPr>
+        <w:t>) - Oleh DPRD Jawa Barat</w:t>
       </w:r>
     </w:p>
     <w:p>
@@ -2750,24 +3699,23 @@
           <w:color w:val="000000"/>
           <w:sz w:val="19"/>
         </w:rPr>
-        <w:t xml:space="preserve">12. </w:t>
-      </w:r>
-      <w:r>
-        <w:rPr>
-          <w:rFonts w:ascii="Arial" w:hAnsi="Arial"/>
-          <w:b/>
-          <w:color w:val="000000"/>
-          <w:sz w:val="19"/>
-        </w:rPr>
-        <w:t>Availability Manager (Manajer Jadwal)</w:t>
-      </w:r>
-      <w:r>
-        <w:rPr>
-          <w:rFonts w:ascii="Arial" w:hAnsi="Arial"/>
-          <w:color w:val="000000"/>
-          <w:sz w:val="19"/>
-        </w:rPr>
-        <w:t>: Modul kalender ketersediaan waktu kerja kedewanan di mana Anggota Dewan menyediakan slot jam pertemuan daring yang dapat dipilih oleh masyarakat.</w:t>
+        <w:t>–  Status Khusus: Aspirasi Ditolak / Dihentikan (</w:t>
+      </w:r>
+      <w:r>
+        <w:rPr>
+          <w:rFonts w:ascii="Consolas" w:hAnsi="Consolas"/>
+          <w:color w:val="000000"/>
+          <w:sz w:val="18"/>
+        </w:rPr>
+        <w:t>ditolak</w:t>
+      </w:r>
+      <w:r>
+        <w:rPr>
+          <w:rFonts w:ascii="Arial" w:hAnsi="Arial"/>
+          <w:color w:val="000000"/>
+          <w:sz w:val="19"/>
+        </w:rPr>
+        <w:t>) dengan catatan alasan transparan.</w:t>
       </w:r>
     </w:p>
     <w:p>
@@ -2782,7 +3730,7 @@
           <w:color w:val="000000"/>
           <w:sz w:val="19"/>
         </w:rPr>
-        <w:t xml:space="preserve">13. </w:t>
+        <w:t xml:space="preserve">8. </w:t>
       </w:r>
       <w:r>
         <w:rPr>
@@ -2791,15 +3739,15 @@
           <w:color w:val="000000"/>
           <w:sz w:val="19"/>
         </w:rPr>
-        <w:t>LiveKit SFU (Selective Forwarding Unit)</w:t>
-      </w:r>
-      <w:r>
-        <w:rPr>
-          <w:rFonts w:ascii="Arial" w:hAnsi="Arial"/>
-          <w:color w:val="000000"/>
-          <w:sz w:val="19"/>
-        </w:rPr>
-        <w:t>: Infrastruktur server gateway transmisi media audio-video berbasis WebRTC yang menyediakan panggilan tatap muka berlatensi rendah, adaptif terhadap kondisi jaringan, dan aman.</w:t>
+        <w:t>Telaah Cerdas AI Tenaga Ahli Kedewanan (AI Triage HUDANG)</w:t>
+      </w:r>
+      <w:r>
+        <w:rPr>
+          <w:rFonts w:ascii="Arial" w:hAnsi="Arial"/>
+          <w:color w:val="000000"/>
+          <w:sz w:val="19"/>
+        </w:rPr>
+        <w:t>: Modul inferensi kecerdasan buatan berbasis Google Gemini 2.5 Flash yang menelaah usulan secara multi-pilar (Identifikasi Proposal &amp; Pemohon, Telaah Kelengkapan Administratif, Telaah Substansi &amp; Urgensi, Poin Klarifikasi, dan Rekomendasi Tenaga Ahli).</w:t>
       </w:r>
     </w:p>
     <w:p>
@@ -2814,7 +3762,7 @@
           <w:color w:val="000000"/>
           <w:sz w:val="19"/>
         </w:rPr>
-        <w:t xml:space="preserve">14. </w:t>
+        <w:t xml:space="preserve">9. </w:t>
       </w:r>
       <w:r>
         <w:rPr>
@@ -2823,15 +3771,15 @@
           <w:color w:val="000000"/>
           <w:sz w:val="19"/>
         </w:rPr>
-        <w:t>Transkrip &amp; Ringkasan Gemini AI</w:t>
-      </w:r>
-      <w:r>
-        <w:rPr>
-          <w:rFonts w:ascii="Arial" w:hAnsi="Arial"/>
-          <w:color w:val="000000"/>
-          <w:sz w:val="19"/>
-        </w:rPr>
-        <w:t>: Notulensi dan ringkasan eksekutif pokok pembicaraan yang diproses secara otomatis dari rekaman audio pertemuan menggunakan kecerdasan buatan Google Gemini AI.</w:t>
+        <w:t>Materi Pendukung Multi-Format</w:t>
+      </w:r>
+      <w:r>
+        <w:rPr>
+          <w:rFonts w:ascii="Arial" w:hAnsi="Arial"/>
+          <w:color w:val="000000"/>
+          <w:sz w:val="19"/>
+        </w:rPr>
+        <w:t>: Berkas dokumen PDF (proposal usulan, legalitas KSM, surat lurah/camat, RAB) atau rekaman video faktual kondisi lapangan (MP4/WebM/MOV) dengan batas ukuran maksimal 50 MB yang dilengkapi penampil dokumen dan pemutar video interaktif.</w:t>
       </w:r>
     </w:p>
     <w:p>
@@ -2846,7 +3794,7 @@
           <w:color w:val="000000"/>
           <w:sz w:val="19"/>
         </w:rPr>
-        <w:t xml:space="preserve">15. </w:t>
+        <w:t xml:space="preserve">10. </w:t>
       </w:r>
       <w:r>
         <w:rPr>
@@ -2855,15 +3803,15 @@
           <w:color w:val="000000"/>
           <w:sz w:val="19"/>
         </w:rPr>
-        <w:t>Empat Tahap Tindak Lanjut (Follow-Up Tracker)</w:t>
-      </w:r>
-      <w:r>
-        <w:rPr>
-          <w:rFonts w:ascii="Arial" w:hAnsi="Arial"/>
-          <w:color w:val="000000"/>
-          <w:sz w:val="19"/>
-        </w:rPr>
-        <w:t>: Mekanisme pengawalan rekomendasi audiensi yang terbagi dalam 4 fase akuntabilitas: Disposisi Resmi Dewan, Bukti Baca Pejabat OPD, Surat Tanggapan Komitmen OPD, serta Laporan Hasil Akhir Lapangan 100% Tuntas.</w:t>
+        <w:t>E-Audiensi</w:t>
+      </w:r>
+      <w:r>
+        <w:rPr>
+          <w:rFonts w:ascii="Arial" w:hAnsi="Arial"/>
+          <w:color w:val="000000"/>
+          <w:sz w:val="19"/>
+        </w:rPr>
+        <w:t>: Forum musyawarah tatap muka virtual resmi antara Konstituen dengan Anggota DPRD Provinsi Jawa Barat yang difasilitasi melalui media video conference interaktif terenkripsi berbasis WebRTC LiveKit SFU.</w:t>
       </w:r>
     </w:p>
     <w:p>
@@ -2878,7 +3826,7 @@
           <w:color w:val="000000"/>
           <w:sz w:val="19"/>
         </w:rPr>
-        <w:t xml:space="preserve">16. </w:t>
+        <w:t xml:space="preserve">11. </w:t>
       </w:r>
       <w:r>
         <w:rPr>
@@ -2887,15 +3835,31 @@
           <w:color w:val="000000"/>
           <w:sz w:val="19"/>
         </w:rPr>
-        <w:t>Organisasi Perangkat Daerah (OPD)</w:t>
-      </w:r>
-      <w:r>
-        <w:rPr>
-          <w:rFonts w:ascii="Arial" w:hAnsi="Arial"/>
-          <w:color w:val="000000"/>
-          <w:sz w:val="19"/>
-        </w:rPr>
-        <w:t>: Dinas, badan, atau biro di lingkungan Pemerintah Daerah Provinsi Jawa Barat yang menerima disposisi rekomendasi dewan untuk mengeksekusi penanganan teknis di lapangan.</w:t>
+        <w:t>Nomor Registrasi Tiket Audiensi</w:t>
+      </w:r>
+      <w:r>
+        <w:rPr>
+          <w:rFonts w:ascii="Arial" w:hAnsi="Arial"/>
+          <w:color w:val="000000"/>
+          <w:sz w:val="19"/>
+        </w:rPr>
+        <w:t xml:space="preserve">: Kode unik permohonan audiensi daring (format: </w:t>
+      </w:r>
+      <w:r>
+        <w:rPr>
+          <w:rFonts w:ascii="Consolas" w:hAnsi="Consolas"/>
+          <w:color w:val="000000"/>
+          <w:sz w:val="18"/>
+        </w:rPr>
+        <w:t>AUD-YYYYMM-XXXXX</w:t>
+      </w:r>
+      <w:r>
+        <w:rPr>
+          <w:rFonts w:ascii="Arial" w:hAnsi="Arial"/>
+          <w:color w:val="000000"/>
+          <w:sz w:val="19"/>
+        </w:rPr>
+        <w:t>).</w:t>
       </w:r>
     </w:p>
     <w:p>
@@ -2910,7 +3874,7 @@
           <w:color w:val="000000"/>
           <w:sz w:val="19"/>
         </w:rPr>
-        <w:t xml:space="preserve">17. </w:t>
+        <w:t xml:space="preserve">12. </w:t>
       </w:r>
       <w:r>
         <w:rPr>
@@ -2919,19 +3883,179 @@
           <w:color w:val="000000"/>
           <w:sz w:val="19"/>
         </w:rPr>
-        <w:t>Portal Transparansi Publik</w:t>
-      </w:r>
-      <w:r>
-        <w:rPr>
-          <w:rFonts w:ascii="Arial" w:hAnsi="Arial"/>
-          <w:color w:val="000000"/>
-          <w:sz w:val="19"/>
-        </w:rPr>
-        <w:t>: Laman keterbukaan informasi publik yang menampilkan rekapitulasi statistik jadwal audiensi, progres penyelesaian tindak lanjut OPD, dan indeks kepuasan konstituen tanpa memerlukan login akun.</w:t>
+        <w:t>Availability Manager (Manajer Jadwal)</w:t>
+      </w:r>
+      <w:r>
+        <w:rPr>
+          <w:rFonts w:ascii="Arial" w:hAnsi="Arial"/>
+          <w:color w:val="000000"/>
+          <w:sz w:val="19"/>
+        </w:rPr>
+        <w:t>: Modul kalender ketersediaan waktu kerja kedewanan di mana Anggota Dewan menyediakan slot jam pertemuan daring yang dapat dipilih oleh masyarakat.</w:t>
       </w:r>
     </w:p>
     <w:p>
       <w:pPr>
+        <w:spacing w:line="276" w:lineRule="auto" w:after="80"/>
+        <w:ind w:left="403" w:hanging="403"/>
+        <w:jc w:val="both"/>
+      </w:pPr>
+      <w:r>
+        <w:rPr>
+          <w:rFonts w:ascii="Arial" w:hAnsi="Arial"/>
+          <w:color w:val="000000"/>
+          <w:sz w:val="19"/>
+        </w:rPr>
+        <w:t xml:space="preserve">13. </w:t>
+      </w:r>
+      <w:r>
+        <w:rPr>
+          <w:rFonts w:ascii="Arial" w:hAnsi="Arial"/>
+          <w:b/>
+          <w:color w:val="000000"/>
+          <w:sz w:val="19"/>
+        </w:rPr>
+        <w:t>LiveKit SFU (Selective Forwarding Unit)</w:t>
+      </w:r>
+      <w:r>
+        <w:rPr>
+          <w:rFonts w:ascii="Arial" w:hAnsi="Arial"/>
+          <w:color w:val="000000"/>
+          <w:sz w:val="19"/>
+        </w:rPr>
+        <w:t>: Infrastruktur server gateway transmisi media audio-video berbasis WebRTC yang menyediakan panggilan tatap muka berlatensi rendah, adaptif terhadap kondisi jaringan, dan aman.</w:t>
+      </w:r>
+    </w:p>
+    <w:p>
+      <w:pPr>
+        <w:spacing w:line="276" w:lineRule="auto" w:after="80"/>
+        <w:ind w:left="403" w:hanging="403"/>
+        <w:jc w:val="both"/>
+      </w:pPr>
+      <w:r>
+        <w:rPr>
+          <w:rFonts w:ascii="Arial" w:hAnsi="Arial"/>
+          <w:color w:val="000000"/>
+          <w:sz w:val="19"/>
+        </w:rPr>
+        <w:t xml:space="preserve">14. </w:t>
+      </w:r>
+      <w:r>
+        <w:rPr>
+          <w:rFonts w:ascii="Arial" w:hAnsi="Arial"/>
+          <w:b/>
+          <w:color w:val="000000"/>
+          <w:sz w:val="19"/>
+        </w:rPr>
+        <w:t>Transkrip &amp; Ringkasan Gemini AI</w:t>
+      </w:r>
+      <w:r>
+        <w:rPr>
+          <w:rFonts w:ascii="Arial" w:hAnsi="Arial"/>
+          <w:color w:val="000000"/>
+          <w:sz w:val="19"/>
+        </w:rPr>
+        <w:t>: Notulensi dan ringkasan eksekutif pokok pembicaraan yang diproses secara otomatis dari rekaman audio pertemuan menggunakan kecerdasan buatan Google Gemini AI.</w:t>
+      </w:r>
+    </w:p>
+    <w:p>
+      <w:pPr>
+        <w:spacing w:line="276" w:lineRule="auto" w:after="80"/>
+        <w:ind w:left="403" w:hanging="403"/>
+        <w:jc w:val="both"/>
+      </w:pPr>
+      <w:r>
+        <w:rPr>
+          <w:rFonts w:ascii="Arial" w:hAnsi="Arial"/>
+          <w:color w:val="000000"/>
+          <w:sz w:val="19"/>
+        </w:rPr>
+        <w:t xml:space="preserve">15. </w:t>
+      </w:r>
+      <w:r>
+        <w:rPr>
+          <w:rFonts w:ascii="Arial" w:hAnsi="Arial"/>
+          <w:b/>
+          <w:color w:val="000000"/>
+          <w:sz w:val="19"/>
+        </w:rPr>
+        <w:t>Empat Tahap Tindak Lanjut (Follow-Up Tracker)</w:t>
+      </w:r>
+      <w:r>
+        <w:rPr>
+          <w:rFonts w:ascii="Arial" w:hAnsi="Arial"/>
+          <w:color w:val="000000"/>
+          <w:sz w:val="19"/>
+        </w:rPr>
+        <w:t>: Mekanisme pengawalan rekomendasi audiensi yang terbagi dalam 4 fase akuntabilitas: Disposisi Resmi Dewan, Bukti Baca Pejabat OPD, Surat Tanggapan Komitmen OPD, serta Laporan Hasil Akhir Lapangan 100% Tuntas.</w:t>
+      </w:r>
+    </w:p>
+    <w:p>
+      <w:pPr>
+        <w:spacing w:line="276" w:lineRule="auto" w:after="80"/>
+        <w:ind w:left="403" w:hanging="403"/>
+        <w:jc w:val="both"/>
+      </w:pPr>
+      <w:r>
+        <w:rPr>
+          <w:rFonts w:ascii="Arial" w:hAnsi="Arial"/>
+          <w:color w:val="000000"/>
+          <w:sz w:val="19"/>
+        </w:rPr>
+        <w:t xml:space="preserve">16. </w:t>
+      </w:r>
+      <w:r>
+        <w:rPr>
+          <w:rFonts w:ascii="Arial" w:hAnsi="Arial"/>
+          <w:b/>
+          <w:color w:val="000000"/>
+          <w:sz w:val="19"/>
+        </w:rPr>
+        <w:t>Organisasi Perangkat Daerah (OPD)</w:t>
+      </w:r>
+      <w:r>
+        <w:rPr>
+          <w:rFonts w:ascii="Arial" w:hAnsi="Arial"/>
+          <w:color w:val="000000"/>
+          <w:sz w:val="19"/>
+        </w:rPr>
+        <w:t>: Dinas, badan, atau biro di lingkungan Pemerintah Daerah Provinsi Jawa Barat yang menerima disposisi rekomendasi dewan untuk mengeksekusi penanganan teknis di lapangan.</w:t>
+      </w:r>
+    </w:p>
+    <w:p>
+      <w:pPr>
+        <w:spacing w:line="276" w:lineRule="auto" w:after="80"/>
+        <w:ind w:left="403" w:hanging="403"/>
+        <w:jc w:val="both"/>
+      </w:pPr>
+      <w:r>
+        <w:rPr>
+          <w:rFonts w:ascii="Arial" w:hAnsi="Arial"/>
+          <w:color w:val="000000"/>
+          <w:sz w:val="19"/>
+        </w:rPr>
+        <w:t xml:space="preserve">17. </w:t>
+      </w:r>
+      <w:r>
+        <w:rPr>
+          <w:rFonts w:ascii="Arial" w:hAnsi="Arial"/>
+          <w:b/>
+          <w:color w:val="000000"/>
+          <w:sz w:val="19"/>
+        </w:rPr>
+        <w:t>Portal Transparansi Publik</w:t>
+      </w:r>
+      <w:r>
+        <w:rPr>
+          <w:rFonts w:ascii="Arial" w:hAnsi="Arial"/>
+          <w:color w:val="000000"/>
+          <w:sz w:val="19"/>
+        </w:rPr>
+        <w:t>: Laman keterbukaan informasi publik yang menampilkan rekapitulasi statistik jadwal audiensi, progres penyelesaian tindak lanjut OPD, dan indeks kepuasan konstituen tanpa memerlukan login akun.</w:t>
+      </w:r>
+    </w:p>
+    <w:p>
+      <w:pPr>
         <w:keepNext/>
         <w:spacing w:before="320" w:after="80"/>
       </w:pPr>
@@ -2942,7 +4066,2290 @@
           <w:color w:val="000000"/>
           <w:sz w:val="26"/>
         </w:rPr>
-        <w:t>4. MATRIKS PERAN DAN TANGGUNG JAWAB (RACI MATRIX)</w:t>
+        <w:t>4. TATA KELOLA ORGANISASI, PEMETAAN STAKEHOLDER, DAN MATRIKS RACI</w:t>
+      </w:r>
+    </w:p>
+    <w:p>
+      <w:pPr>
+        <w:keepNext/>
+        <w:spacing w:before="220" w:after="60"/>
+      </w:pPr>
+      <w:r>
+        <w:rPr>
+          <w:rFonts w:ascii="Arial" w:hAnsi="Arial"/>
+          <w:b/>
+          <w:color w:val="000000"/>
+          <w:sz w:val="22"/>
+        </w:rPr>
+        <w:t>4.1 Struktur dan Pembagian Tugas Tim Efektif Proyek Perubahan</w:t>
+      </w:r>
+    </w:p>
+    <w:p>
+      <w:pPr>
+        <w:spacing w:line="276" w:lineRule="auto" w:after="80"/>
+        <w:jc w:val="both"/>
+      </w:pPr>
+      <w:r>
+        <w:rPr>
+          <w:rFonts w:ascii="Arial" w:hAnsi="Arial"/>
+          <w:color w:val="000000"/>
+          <w:sz w:val="19"/>
+        </w:rPr>
+        <w:t>Berdasarkan Keputusan Pimpinan DPRD dan Surat Perintah Sekretaris DPRD Provinsi Jawa Barat, tata kelola operasional penjamin mutu Platform HUDANG dilaksanakan oleh Tim Efektif Proyek Perubahan dengan struktur sebagai berikut:</w:t>
+      </w:r>
+    </w:p>
+    <w:tbl>
+      <w:tblPr>
+        <w:tblW w:type="auto" w:w="0"/>
+        <w:jc w:val="center"/>
+        <w:tblLayout w:type="fixed"/>
+        <w:tblLook w:firstColumn="1" w:firstRow="1" w:lastColumn="0" w:lastRow="0" w:noHBand="0" w:noVBand="1" w:val="04A0"/>
+        <w:tblBorders>
+          <w:top w:val="single" w:sz="4" w:space="0" w:color="CBD5E1"/>
+          <w:left w:val="single" w:sz="4" w:space="0" w:color="CBD5E1"/>
+          <w:bottom w:val="single" w:sz="4" w:space="0" w:color="CBD5E1"/>
+          <w:right w:val="single" w:sz="4" w:space="0" w:color="CBD5E1"/>
+          <w:insideH w:val="single" w:sz="4" w:space="0" w:color="CBD5E1"/>
+          <w:insideV w:val="single" w:sz="4" w:space="0" w:color="CBD5E1"/>
+        </w:tblBorders>
+      </w:tblPr>
+      <w:tblGrid>
+        <w:gridCol w:w="3024"/>
+        <w:gridCol w:w="3024"/>
+        <w:gridCol w:w="3024"/>
+      </w:tblGrid>
+      <w:tr>
+        <w:trPr>
+          <w:tblHeader/>
+        </w:trPr>
+        <w:tc>
+          <w:tcPr>
+            <w:tcW w:type="dxa" w:w="3024"/>
+            <w:shd w:fill="1E3A8A"/>
+            <w:tcMar>
+              <w:top w:w="100" w:type="dxa"/>
+              <w:bottom w:w="100" w:type="dxa"/>
+              <w:left w:w="120" w:type="dxa"/>
+              <w:right w:w="120" w:type="dxa"/>
+            </w:tcMar>
+          </w:tcPr>
+          <w:p>
+            <w:pPr>
+              <w:spacing w:before="0" w:after="0" w:line="269" w:lineRule="auto"/>
+              <w:jc w:val="center"/>
+            </w:pPr>
+            <w:r>
+              <w:rPr>
+                <w:rFonts w:ascii="Arial" w:hAnsi="Arial"/>
+                <w:b/>
+                <w:color w:val="FFFFFF"/>
+                <w:sz w:val="17"/>
+              </w:rPr>
+              <w:t>Peran Tata Kelola</w:t>
+            </w:r>
+          </w:p>
+        </w:tc>
+        <w:tc>
+          <w:tcPr>
+            <w:tcW w:type="dxa" w:w="3024"/>
+            <w:shd w:fill="1E3A8A"/>
+            <w:tcMar>
+              <w:top w:w="100" w:type="dxa"/>
+              <w:bottom w:w="100" w:type="dxa"/>
+              <w:left w:w="120" w:type="dxa"/>
+              <w:right w:w="120" w:type="dxa"/>
+            </w:tcMar>
+          </w:tcPr>
+          <w:p>
+            <w:pPr>
+              <w:spacing w:before="0" w:after="0" w:line="269" w:lineRule="auto"/>
+              <w:jc w:val="center"/>
+            </w:pPr>
+            <w:r>
+              <w:rPr>
+                <w:rFonts w:ascii="Arial" w:hAnsi="Arial"/>
+                <w:b/>
+                <w:color w:val="FFFFFF"/>
+                <w:sz w:val="17"/>
+              </w:rPr>
+              <w:t>Pejabat / Personalia</w:t>
+            </w:r>
+          </w:p>
+        </w:tc>
+        <w:tc>
+          <w:tcPr>
+            <w:tcW w:type="dxa" w:w="3024"/>
+            <w:shd w:fill="1E3A8A"/>
+            <w:tcMar>
+              <w:top w:w="100" w:type="dxa"/>
+              <w:bottom w:w="100" w:type="dxa"/>
+              <w:left w:w="120" w:type="dxa"/>
+              <w:right w:w="120" w:type="dxa"/>
+            </w:tcMar>
+          </w:tcPr>
+          <w:p>
+            <w:pPr>
+              <w:spacing w:before="0" w:after="0" w:line="269" w:lineRule="auto"/>
+              <w:jc w:val="center"/>
+            </w:pPr>
+            <w:r>
+              <w:rPr>
+                <w:rFonts w:ascii="Arial" w:hAnsi="Arial"/>
+                <w:b/>
+                <w:color w:val="FFFFFF"/>
+                <w:sz w:val="17"/>
+              </w:rPr>
+              <w:t>Tugas Pokok dan Lingkup Tanggung Jawab</w:t>
+            </w:r>
+          </w:p>
+        </w:tc>
+      </w:tr>
+      <w:tr>
+        <w:tc>
+          <w:tcPr>
+            <w:tcW w:type="dxa" w:w="3024"/>
+            <w:shd w:fill="FFFFFF"/>
+            <w:tcMar>
+              <w:top w:w="70" w:type="dxa"/>
+              <w:bottom w:w="70" w:type="dxa"/>
+              <w:left w:w="100" w:type="dxa"/>
+              <w:right w:w="100" w:type="dxa"/>
+            </w:tcMar>
+          </w:tcPr>
+          <w:p>
+            <w:pPr>
+              <w:spacing w:before="0" w:after="80" w:line="276" w:lineRule="auto"/>
+              <w:jc w:val="left"/>
+            </w:pPr>
+            <w:r>
+              <w:rPr>
+                <w:rFonts w:ascii="Arial" w:hAnsi="Arial"/>
+                <w:b/>
+                <w:color w:val="000000"/>
+                <w:sz w:val="17"/>
+              </w:rPr>
+              <w:t>Mentor</w:t>
+            </w:r>
+          </w:p>
+        </w:tc>
+        <w:tc>
+          <w:tcPr>
+            <w:tcW w:type="dxa" w:w="3024"/>
+            <w:shd w:fill="FFFFFF"/>
+            <w:tcMar>
+              <w:top w:w="70" w:type="dxa"/>
+              <w:bottom w:w="70" w:type="dxa"/>
+              <w:left w:w="100" w:type="dxa"/>
+              <w:right w:w="100" w:type="dxa"/>
+            </w:tcMar>
+          </w:tcPr>
+          <w:p>
+            <w:pPr>
+              <w:spacing w:before="0" w:after="80" w:line="276" w:lineRule="auto"/>
+              <w:jc w:val="left"/>
+            </w:pPr>
+            <w:r>
+              <w:rPr>
+                <w:rFonts w:ascii="Arial" w:hAnsi="Arial"/>
+                <w:color w:val="000000"/>
+                <w:sz w:val="17"/>
+              </w:rPr>
+              <w:t>Dr. Drs. Herman Suryatman, M.Si (Sekretaris Daerah Provinsi Jawa Barat)</w:t>
+            </w:r>
+          </w:p>
+        </w:tc>
+        <w:tc>
+          <w:tcPr>
+            <w:tcW w:type="dxa" w:w="3024"/>
+            <w:shd w:fill="FFFFFF"/>
+            <w:tcMar>
+              <w:top w:w="70" w:type="dxa"/>
+              <w:bottom w:w="70" w:type="dxa"/>
+              <w:left w:w="100" w:type="dxa"/>
+              <w:right w:w="100" w:type="dxa"/>
+            </w:tcMar>
+          </w:tcPr>
+          <w:p>
+            <w:pPr>
+              <w:spacing w:before="0" w:after="80" w:line="276" w:lineRule="auto"/>
+              <w:jc w:val="left"/>
+            </w:pPr>
+            <w:r>
+              <w:rPr>
+                <w:rFonts w:ascii="Arial" w:hAnsi="Arial"/>
+                <w:color w:val="000000"/>
+                <w:sz w:val="17"/>
+              </w:rPr>
+              <w:t>Memberikan arahan strategis kebijakan makro lintas perangkat daerah, memfasilitasi koordinasi eksekutif (Bappeda, Diskominfo, BPKAD), dan mengawal integrasi SIPD/RKPD.</w:t>
+            </w:r>
+          </w:p>
+        </w:tc>
+      </w:tr>
+      <w:tr>
+        <w:tc>
+          <w:tcPr>
+            <w:tcW w:type="dxa" w:w="3024"/>
+            <w:shd w:fill="F8FAFC"/>
+            <w:tcMar>
+              <w:top w:w="70" w:type="dxa"/>
+              <w:bottom w:w="70" w:type="dxa"/>
+              <w:left w:w="100" w:type="dxa"/>
+              <w:right w:w="100" w:type="dxa"/>
+            </w:tcMar>
+          </w:tcPr>
+          <w:p>
+            <w:pPr>
+              <w:spacing w:before="0" w:after="80" w:line="276" w:lineRule="auto"/>
+              <w:jc w:val="left"/>
+            </w:pPr>
+            <w:r>
+              <w:rPr>
+                <w:rFonts w:ascii="Arial" w:hAnsi="Arial"/>
+                <w:b/>
+                <w:color w:val="000000"/>
+                <w:sz w:val="17"/>
+              </w:rPr>
+              <w:t>Coach</w:t>
+            </w:r>
+          </w:p>
+        </w:tc>
+        <w:tc>
+          <w:tcPr>
+            <w:tcW w:type="dxa" w:w="3024"/>
+            <w:shd w:fill="F8FAFC"/>
+            <w:tcMar>
+              <w:top w:w="70" w:type="dxa"/>
+              <w:bottom w:w="70" w:type="dxa"/>
+              <w:left w:w="100" w:type="dxa"/>
+              <w:right w:w="100" w:type="dxa"/>
+            </w:tcMar>
+          </w:tcPr>
+          <w:p>
+            <w:pPr>
+              <w:spacing w:before="0" w:after="80" w:line="276" w:lineRule="auto"/>
+              <w:jc w:val="left"/>
+            </w:pPr>
+            <w:r>
+              <w:rPr>
+                <w:rFonts w:ascii="Arial" w:hAnsi="Arial"/>
+                <w:color w:val="000000"/>
+                <w:sz w:val="17"/>
+              </w:rPr>
+              <w:t>Drs. Suryana, M.Kes (Widyaiswara Ahli Utama BPSDM Provinsi Jawa Barat)</w:t>
+            </w:r>
+          </w:p>
+        </w:tc>
+        <w:tc>
+          <w:tcPr>
+            <w:tcW w:type="dxa" w:w="3024"/>
+            <w:shd w:fill="F8FAFC"/>
+            <w:tcMar>
+              <w:top w:w="70" w:type="dxa"/>
+              <w:bottom w:w="70" w:type="dxa"/>
+              <w:left w:w="100" w:type="dxa"/>
+              <w:right w:w="100" w:type="dxa"/>
+            </w:tcMar>
+          </w:tcPr>
+          <w:p>
+            <w:pPr>
+              <w:spacing w:before="0" w:after="80" w:line="276" w:lineRule="auto"/>
+              <w:jc w:val="left"/>
+            </w:pPr>
+            <w:r>
+              <w:rPr>
+                <w:rFonts w:ascii="Arial" w:hAnsi="Arial"/>
+                <w:color w:val="000000"/>
+                <w:sz w:val="17"/>
+              </w:rPr>
+              <w:t>Memberikan bimbingan teknis metodologis, pengendalian manajemen risiko, serta pengawalan pencapaian tahapan milestone aksi perubahan.</w:t>
+            </w:r>
+          </w:p>
+        </w:tc>
+      </w:tr>
+      <w:tr>
+        <w:tc>
+          <w:tcPr>
+            <w:tcW w:type="dxa" w:w="3024"/>
+            <w:shd w:fill="FFFFFF"/>
+            <w:tcMar>
+              <w:top w:w="70" w:type="dxa"/>
+              <w:bottom w:w="70" w:type="dxa"/>
+              <w:left w:w="100" w:type="dxa"/>
+              <w:right w:w="100" w:type="dxa"/>
+            </w:tcMar>
+          </w:tcPr>
+          <w:p>
+            <w:pPr>
+              <w:spacing w:before="0" w:after="80" w:line="276" w:lineRule="auto"/>
+              <w:jc w:val="left"/>
+            </w:pPr>
+            <w:r>
+              <w:rPr>
+                <w:rFonts w:ascii="Arial" w:hAnsi="Arial"/>
+                <w:b/>
+                <w:color w:val="000000"/>
+                <w:sz w:val="17"/>
+              </w:rPr>
+              <w:t>Project Leader</w:t>
+            </w:r>
+          </w:p>
+        </w:tc>
+        <w:tc>
+          <w:tcPr>
+            <w:tcW w:type="dxa" w:w="3024"/>
+            <w:shd w:fill="FFFFFF"/>
+            <w:tcMar>
+              <w:top w:w="70" w:type="dxa"/>
+              <w:bottom w:w="70" w:type="dxa"/>
+              <w:left w:w="100" w:type="dxa"/>
+              <w:right w:w="100" w:type="dxa"/>
+            </w:tcMar>
+          </w:tcPr>
+          <w:p>
+            <w:pPr>
+              <w:spacing w:before="0" w:after="80" w:line="276" w:lineRule="auto"/>
+              <w:jc w:val="left"/>
+            </w:pPr>
+            <w:r>
+              <w:rPr>
+                <w:rFonts w:ascii="Arial" w:hAnsi="Arial"/>
+                <w:color w:val="000000"/>
+                <w:sz w:val="17"/>
+              </w:rPr>
+              <w:t>Dr. H. Dodi Sukmayana, SE., MM (Sekretaris DPRD Provinsi Jawa Barat)</w:t>
+            </w:r>
+          </w:p>
+        </w:tc>
+        <w:tc>
+          <w:tcPr>
+            <w:tcW w:type="dxa" w:w="3024"/>
+            <w:shd w:fill="FFFFFF"/>
+            <w:tcMar>
+              <w:top w:w="70" w:type="dxa"/>
+              <w:bottom w:w="70" w:type="dxa"/>
+              <w:left w:w="100" w:type="dxa"/>
+              <w:right w:w="100" w:type="dxa"/>
+            </w:tcMar>
+          </w:tcPr>
+          <w:p>
+            <w:pPr>
+              <w:spacing w:before="0" w:after="80" w:line="276" w:lineRule="auto"/>
+              <w:jc w:val="left"/>
+            </w:pPr>
+            <w:r>
+              <w:rPr>
+                <w:rFonts w:ascii="Arial" w:hAnsi="Arial"/>
+                <w:color w:val="000000"/>
+                <w:sz w:val="17"/>
+              </w:rPr>
+              <w:t>Memimpin keseluruhan rancang bangun inovasi, mengoordinasikan jajaran internal dan eksternal, menetapkan SOP, dan mengawasi implementasi Platform HUDANG.</w:t>
+            </w:r>
+          </w:p>
+        </w:tc>
+      </w:tr>
+      <w:tr>
+        <w:tc>
+          <w:tcPr>
+            <w:tcW w:type="dxa" w:w="3024"/>
+            <w:shd w:fill="F8FAFC"/>
+            <w:tcMar>
+              <w:top w:w="70" w:type="dxa"/>
+              <w:bottom w:w="70" w:type="dxa"/>
+              <w:left w:w="100" w:type="dxa"/>
+              <w:right w:w="100" w:type="dxa"/>
+            </w:tcMar>
+          </w:tcPr>
+          <w:p>
+            <w:pPr>
+              <w:spacing w:before="0" w:after="80" w:line="276" w:lineRule="auto"/>
+              <w:jc w:val="left"/>
+            </w:pPr>
+            <w:r>
+              <w:rPr>
+                <w:rFonts w:ascii="Arial" w:hAnsi="Arial"/>
+                <w:b/>
+                <w:color w:val="000000"/>
+                <w:sz w:val="17"/>
+              </w:rPr>
+              <w:t>Pokja Administrasi</w:t>
+            </w:r>
+          </w:p>
+        </w:tc>
+        <w:tc>
+          <w:tcPr>
+            <w:tcW w:type="dxa" w:w="3024"/>
+            <w:shd w:fill="F8FAFC"/>
+            <w:tcMar>
+              <w:top w:w="70" w:type="dxa"/>
+              <w:bottom w:w="70" w:type="dxa"/>
+              <w:left w:w="100" w:type="dxa"/>
+              <w:right w:w="100" w:type="dxa"/>
+            </w:tcMar>
+          </w:tcPr>
+          <w:p>
+            <w:pPr>
+              <w:spacing w:before="0" w:after="80" w:line="276" w:lineRule="auto"/>
+              <w:jc w:val="left"/>
+            </w:pPr>
+            <w:r>
+              <w:rPr>
+                <w:rFonts w:ascii="Arial" w:hAnsi="Arial"/>
+                <w:color w:val="000000"/>
+                <w:sz w:val="17"/>
+              </w:rPr>
+              <w:t>1. Kepala Bagian Program dan Keuangan</w:t>
+              <w:br/>
+              <w:t>2. Gatot Rahardja, SH (Analis Hukum Ahli Muda)</w:t>
+              <w:br/>
+              <w:t>3. Ridwan, SE (Pengelola Data dan Informasi)</w:t>
+              <w:br/>
+              <w:t>4. Dewi Dariah Putri Aji, A.Ak (Pengolah Data dan Informasi)</w:t>
+            </w:r>
+          </w:p>
+        </w:tc>
+        <w:tc>
+          <w:tcPr>
+            <w:tcW w:type="dxa" w:w="3024"/>
+            <w:shd w:fill="F8FAFC"/>
+            <w:tcMar>
+              <w:top w:w="70" w:type="dxa"/>
+              <w:bottom w:w="70" w:type="dxa"/>
+              <w:left w:w="100" w:type="dxa"/>
+              <w:right w:w="100" w:type="dxa"/>
+            </w:tcMar>
+          </w:tcPr>
+          <w:p>
+            <w:pPr>
+              <w:spacing w:before="0" w:after="80" w:line="276" w:lineRule="auto"/>
+              <w:jc w:val="left"/>
+            </w:pPr>
+            <w:r>
+              <w:rPr>
+                <w:rFonts w:ascii="Arial" w:hAnsi="Arial"/>
+                <w:color w:val="000000"/>
+                <w:sz w:val="17"/>
+              </w:rPr>
+              <w:t>Menyiapkan draf regulasi internal (Keputusan Pimpinan DPRD), penatausahaan persuratan disposisi, penganggaran APBD berbasis efisiensi, dan pengolahan data administratif aspirasi.</w:t>
+            </w:r>
+          </w:p>
+        </w:tc>
+      </w:tr>
+      <w:tr>
+        <w:tc>
+          <w:tcPr>
+            <w:tcW w:type="dxa" w:w="3024"/>
+            <w:shd w:fill="FFFFFF"/>
+            <w:tcMar>
+              <w:top w:w="70" w:type="dxa"/>
+              <w:bottom w:w="70" w:type="dxa"/>
+              <w:left w:w="100" w:type="dxa"/>
+              <w:right w:w="100" w:type="dxa"/>
+            </w:tcMar>
+          </w:tcPr>
+          <w:p>
+            <w:pPr>
+              <w:spacing w:before="0" w:after="80" w:line="276" w:lineRule="auto"/>
+              <w:jc w:val="left"/>
+            </w:pPr>
+            <w:r>
+              <w:rPr>
+                <w:rFonts w:ascii="Arial" w:hAnsi="Arial"/>
+                <w:b/>
+                <w:color w:val="000000"/>
+                <w:sz w:val="17"/>
+              </w:rPr>
+              <w:t>Pokja Teknis &amp; Analisis</w:t>
+            </w:r>
+          </w:p>
+        </w:tc>
+        <w:tc>
+          <w:tcPr>
+            <w:tcW w:type="dxa" w:w="3024"/>
+            <w:shd w:fill="FFFFFF"/>
+            <w:tcMar>
+              <w:top w:w="70" w:type="dxa"/>
+              <w:bottom w:w="70" w:type="dxa"/>
+              <w:left w:w="100" w:type="dxa"/>
+              <w:right w:w="100" w:type="dxa"/>
+            </w:tcMar>
+          </w:tcPr>
+          <w:p>
+            <w:pPr>
+              <w:spacing w:before="0" w:after="80" w:line="276" w:lineRule="auto"/>
+              <w:jc w:val="left"/>
+            </w:pPr>
+            <w:r>
+              <w:rPr>
+                <w:rFonts w:ascii="Arial" w:hAnsi="Arial"/>
+                <w:color w:val="000000"/>
+                <w:sz w:val="17"/>
+              </w:rPr>
+              <w:t>1. Kepala Sub Bagian Kepegawaian dan Tata Usaha</w:t>
+              <w:br/>
+              <w:t>2. Khairun Naufal, S.STP., MM (Perencana Ahli Pertama)</w:t>
+              <w:br/>
+              <w:t>3. Sugih Pranata, S.Kom (Dokumentalis Hukum)</w:t>
+              <w:br/>
+              <w:t>4. Irvan Raji, S.Pd., M.IP (Penata Layanan Operasional)</w:t>
+            </w:r>
+          </w:p>
+        </w:tc>
+        <w:tc>
+          <w:tcPr>
+            <w:tcW w:type="dxa" w:w="3024"/>
+            <w:shd w:fill="FFFFFF"/>
+            <w:tcMar>
+              <w:top w:w="70" w:type="dxa"/>
+              <w:bottom w:w="70" w:type="dxa"/>
+              <w:left w:w="100" w:type="dxa"/>
+              <w:right w:w="100" w:type="dxa"/>
+            </w:tcMar>
+          </w:tcPr>
+          <w:p>
+            <w:pPr>
+              <w:spacing w:before="0" w:after="80" w:line="276" w:lineRule="auto"/>
+              <w:jc w:val="left"/>
+            </w:pPr>
+            <w:r>
+              <w:rPr>
+                <w:rFonts w:ascii="Arial" w:hAnsi="Arial"/>
+                <w:color w:val="000000"/>
+                <w:sz w:val="17"/>
+              </w:rPr>
+              <w:t>Mengawal rancang bangun fungsional sistem, modul verifikasi semi-otomatis AI, manajemen pangkalan data spasial (GIS 27 Kab/Kota), uji coba piloting, dan pendampingan teknis pengguna.</w:t>
+            </w:r>
+          </w:p>
+        </w:tc>
+      </w:tr>
+      <w:tr>
+        <w:tc>
+          <w:tcPr>
+            <w:tcW w:type="dxa" w:w="3024"/>
+            <w:shd w:fill="F8FAFC"/>
+            <w:tcMar>
+              <w:top w:w="70" w:type="dxa"/>
+              <w:bottom w:w="70" w:type="dxa"/>
+              <w:left w:w="100" w:type="dxa"/>
+              <w:right w:w="100" w:type="dxa"/>
+            </w:tcMar>
+          </w:tcPr>
+          <w:p>
+            <w:pPr>
+              <w:spacing w:before="0" w:after="80" w:line="276" w:lineRule="auto"/>
+              <w:jc w:val="left"/>
+            </w:pPr>
+            <w:r>
+              <w:rPr>
+                <w:rFonts w:ascii="Arial" w:hAnsi="Arial"/>
+                <w:b/>
+                <w:color w:val="000000"/>
+                <w:sz w:val="17"/>
+              </w:rPr>
+              <w:t>Pokja Dokumentasi</w:t>
+            </w:r>
+          </w:p>
+        </w:tc>
+        <w:tc>
+          <w:tcPr>
+            <w:tcW w:type="dxa" w:w="3024"/>
+            <w:shd w:fill="F8FAFC"/>
+            <w:tcMar>
+              <w:top w:w="70" w:type="dxa"/>
+              <w:bottom w:w="70" w:type="dxa"/>
+              <w:left w:w="100" w:type="dxa"/>
+              <w:right w:w="100" w:type="dxa"/>
+            </w:tcMar>
+          </w:tcPr>
+          <w:p>
+            <w:pPr>
+              <w:spacing w:before="0" w:after="80" w:line="276" w:lineRule="auto"/>
+              <w:jc w:val="left"/>
+            </w:pPr>
+            <w:r>
+              <w:rPr>
+                <w:rFonts w:ascii="Arial" w:hAnsi="Arial"/>
+                <w:color w:val="000000"/>
+                <w:sz w:val="17"/>
+              </w:rPr>
+              <w:t>1. Kepala Bagian Protokol, Persidangan &amp; PUU</w:t>
+              <w:br/>
+              <w:t>2. M. Hafidz, SH., MM (Pranata Humas Ahli Muda)</w:t>
+              <w:br/>
+              <w:t>3. Hanif Faisal Hakim, S.I.KOM (Publikasi dan Dokumentasi)</w:t>
+            </w:r>
+          </w:p>
+        </w:tc>
+        <w:tc>
+          <w:tcPr>
+            <w:tcW w:type="dxa" w:w="3024"/>
+            <w:shd w:fill="F8FAFC"/>
+            <w:tcMar>
+              <w:top w:w="70" w:type="dxa"/>
+              <w:bottom w:w="70" w:type="dxa"/>
+              <w:left w:w="100" w:type="dxa"/>
+              <w:right w:w="100" w:type="dxa"/>
+            </w:tcMar>
+          </w:tcPr>
+          <w:p>
+            <w:pPr>
+              <w:spacing w:before="0" w:after="80" w:line="276" w:lineRule="auto"/>
+              <w:jc w:val="left"/>
+            </w:pPr>
+            <w:r>
+              <w:rPr>
+                <w:rFonts w:ascii="Arial" w:hAnsi="Arial"/>
+                <w:color w:val="000000"/>
+                <w:sz w:val="17"/>
+              </w:rPr>
+              <w:t>Menyelenggarakan diseminasi publik, sosialisasi ke 15 Dapil dan ormawa, penyusunan materi edukasi, dokumentasi persidangan, dan hubungan kemitraan media massa.</w:t>
+            </w:r>
+          </w:p>
+        </w:tc>
+      </w:tr>
+    </w:tbl>
+    <w:p>
+      <w:pPr>
+        <w:spacing w:before="0" w:after="120"/>
+      </w:pPr>
+    </w:p>
+    <w:p>
+      <w:pPr>
+        <w:keepNext/>
+        <w:spacing w:before="220" w:after="60"/>
+      </w:pPr>
+      <w:r>
+        <w:rPr>
+          <w:rFonts w:ascii="Arial" w:hAnsi="Arial"/>
+          <w:b/>
+          <w:color w:val="000000"/>
+          <w:sz w:val="22"/>
+        </w:rPr>
+        <w:t>4.2 Analisis Pemetaan Kuadran Stakeholder (Stakeholder Mapping)</w:t>
+      </w:r>
+    </w:p>
+    <w:p>
+      <w:pPr>
+        <w:spacing w:line="276" w:lineRule="auto" w:after="80"/>
+        <w:jc w:val="both"/>
+      </w:pPr>
+      <w:r>
+        <w:rPr>
+          <w:rFonts w:ascii="Arial" w:hAnsi="Arial"/>
+          <w:color w:val="000000"/>
+          <w:sz w:val="19"/>
+        </w:rPr>
+        <w:t>Berdasarkan penilaian terhadap sumbu Pengaruh (</w:t>
+      </w:r>
+      <w:r>
+        <w:rPr>
+          <w:rFonts w:ascii="Arial" w:hAnsi="Arial"/>
+          <w:i/>
+          <w:color w:val="000000"/>
+          <w:sz w:val="19"/>
+        </w:rPr>
+        <w:t>Influence</w:t>
+      </w:r>
+      <w:r>
+        <w:rPr>
+          <w:rFonts w:ascii="Arial" w:hAnsi="Arial"/>
+          <w:color w:val="000000"/>
+          <w:sz w:val="19"/>
+        </w:rPr>
+        <w:t>) dan sumbu Kepentingan (</w:t>
+      </w:r>
+      <w:r>
+        <w:rPr>
+          <w:rFonts w:ascii="Arial" w:hAnsi="Arial"/>
+          <w:i/>
+          <w:color w:val="000000"/>
+          <w:sz w:val="19"/>
+        </w:rPr>
+        <w:t>Interest</w:t>
+      </w:r>
+      <w:r>
+        <w:rPr>
+          <w:rFonts w:ascii="Arial" w:hAnsi="Arial"/>
+          <w:color w:val="000000"/>
+          <w:sz w:val="19"/>
+        </w:rPr>
+        <w:t>), seluruh pemangku kepentingan dikelompokkan ke dalam empat kuadran strategis:</w:t>
+      </w:r>
+    </w:p>
+    <w:tbl>
+      <w:tblPr>
+        <w:tblW w:type="auto" w:w="0"/>
+        <w:jc w:val="center"/>
+        <w:tblLayout w:type="fixed"/>
+        <w:tblLook w:firstColumn="1" w:firstRow="1" w:lastColumn="0" w:lastRow="0" w:noHBand="0" w:noVBand="1" w:val="04A0"/>
+        <w:tblBorders>
+          <w:top w:val="single" w:sz="4" w:space="0" w:color="CBD5E1"/>
+          <w:left w:val="single" w:sz="4" w:space="0" w:color="CBD5E1"/>
+          <w:bottom w:val="single" w:sz="4" w:space="0" w:color="CBD5E1"/>
+          <w:right w:val="single" w:sz="4" w:space="0" w:color="CBD5E1"/>
+          <w:insideH w:val="single" w:sz="4" w:space="0" w:color="CBD5E1"/>
+          <w:insideV w:val="single" w:sz="4" w:space="0" w:color="CBD5E1"/>
+        </w:tblBorders>
+      </w:tblPr>
+      <w:tblGrid>
+        <w:gridCol w:w="2268"/>
+        <w:gridCol w:w="2268"/>
+        <w:gridCol w:w="2268"/>
+        <w:gridCol w:w="2268"/>
+      </w:tblGrid>
+      <w:tr>
+        <w:trPr>
+          <w:tblHeader/>
+        </w:trPr>
+        <w:tc>
+          <w:tcPr>
+            <w:tcW w:type="dxa" w:w="864"/>
+            <w:shd w:fill="1E3A8A"/>
+            <w:tcMar>
+              <w:top w:w="100" w:type="dxa"/>
+              <w:bottom w:w="100" w:type="dxa"/>
+              <w:left w:w="120" w:type="dxa"/>
+              <w:right w:w="120" w:type="dxa"/>
+            </w:tcMar>
+          </w:tcPr>
+          <w:p>
+            <w:pPr>
+              <w:spacing w:before="0" w:after="0" w:line="269" w:lineRule="auto"/>
+              <w:jc w:val="center"/>
+            </w:pPr>
+            <w:r>
+              <w:rPr>
+                <w:rFonts w:ascii="Arial" w:hAnsi="Arial"/>
+                <w:b/>
+                <w:color w:val="FFFFFF"/>
+                <w:sz w:val="17"/>
+              </w:rPr>
+              <w:t>Kuadran</w:t>
+            </w:r>
+          </w:p>
+        </w:tc>
+        <w:tc>
+          <w:tcPr>
+            <w:tcW w:type="dxa" w:w="2736"/>
+            <w:shd w:fill="1E3A8A"/>
+            <w:tcMar>
+              <w:top w:w="100" w:type="dxa"/>
+              <w:bottom w:w="100" w:type="dxa"/>
+              <w:left w:w="120" w:type="dxa"/>
+              <w:right w:w="120" w:type="dxa"/>
+            </w:tcMar>
+          </w:tcPr>
+          <w:p>
+            <w:pPr>
+              <w:spacing w:before="0" w:after="0" w:line="269" w:lineRule="auto"/>
+              <w:jc w:val="center"/>
+            </w:pPr>
+            <w:r>
+              <w:rPr>
+                <w:rFonts w:ascii="Arial" w:hAnsi="Arial"/>
+                <w:b/>
+                <w:color w:val="FFFFFF"/>
+                <w:sz w:val="17"/>
+              </w:rPr>
+              <w:t>Klasifikasi Aktor</w:t>
+            </w:r>
+          </w:p>
+        </w:tc>
+        <w:tc>
+          <w:tcPr>
+            <w:tcW w:type="dxa" w:w="2736"/>
+            <w:shd w:fill="1E3A8A"/>
+            <w:tcMar>
+              <w:top w:w="100" w:type="dxa"/>
+              <w:bottom w:w="100" w:type="dxa"/>
+              <w:left w:w="120" w:type="dxa"/>
+              <w:right w:w="120" w:type="dxa"/>
+            </w:tcMar>
+          </w:tcPr>
+          <w:p>
+            <w:pPr>
+              <w:spacing w:before="0" w:after="0" w:line="269" w:lineRule="auto"/>
+              <w:jc w:val="center"/>
+            </w:pPr>
+            <w:r>
+              <w:rPr>
+                <w:rFonts w:ascii="Arial" w:hAnsi="Arial"/>
+                <w:b/>
+                <w:color w:val="FFFFFF"/>
+                <w:sz w:val="17"/>
+              </w:rPr>
+              <w:t>Pengaruh &amp; Kepentingan</w:t>
+            </w:r>
+          </w:p>
+        </w:tc>
+        <w:tc>
+          <w:tcPr>
+            <w:tcW w:type="dxa" w:w="2736"/>
+            <w:shd w:fill="1E3A8A"/>
+            <w:tcMar>
+              <w:top w:w="100" w:type="dxa"/>
+              <w:bottom w:w="100" w:type="dxa"/>
+              <w:left w:w="120" w:type="dxa"/>
+              <w:right w:w="120" w:type="dxa"/>
+            </w:tcMar>
+          </w:tcPr>
+          <w:p>
+            <w:pPr>
+              <w:spacing w:before="0" w:after="0" w:line="269" w:lineRule="auto"/>
+              <w:jc w:val="center"/>
+            </w:pPr>
+            <w:r>
+              <w:rPr>
+                <w:rFonts w:ascii="Arial" w:hAnsi="Arial"/>
+                <w:b/>
+                <w:color w:val="FFFFFF"/>
+                <w:sz w:val="17"/>
+              </w:rPr>
+              <w:t>Implikasi Strategis Pengelolaan (*Management Approach*)</w:t>
+            </w:r>
+          </w:p>
+        </w:tc>
+      </w:tr>
+      <w:tr>
+        <w:tc>
+          <w:tcPr>
+            <w:tcW w:type="dxa" w:w="864"/>
+            <w:shd w:fill="FFFFFF"/>
+            <w:tcMar>
+              <w:top w:w="70" w:type="dxa"/>
+              <w:bottom w:w="70" w:type="dxa"/>
+              <w:left w:w="100" w:type="dxa"/>
+              <w:right w:w="100" w:type="dxa"/>
+            </w:tcMar>
+          </w:tcPr>
+          <w:p>
+            <w:pPr>
+              <w:spacing w:before="0" w:after="80" w:line="276" w:lineRule="auto"/>
+              <w:jc w:val="left"/>
+            </w:pPr>
+            <w:r>
+              <w:rPr>
+                <w:rFonts w:ascii="Arial" w:hAnsi="Arial"/>
+                <w:b/>
+                <w:color w:val="000000"/>
+                <w:sz w:val="17"/>
+              </w:rPr>
+              <w:t>Promoters</w:t>
+            </w:r>
+          </w:p>
+        </w:tc>
+        <w:tc>
+          <w:tcPr>
+            <w:tcW w:type="dxa" w:w="2736"/>
+            <w:shd w:fill="FFFFFF"/>
+            <w:tcMar>
+              <w:top w:w="70" w:type="dxa"/>
+              <w:bottom w:w="70" w:type="dxa"/>
+              <w:left w:w="100" w:type="dxa"/>
+              <w:right w:w="100" w:type="dxa"/>
+            </w:tcMar>
+          </w:tcPr>
+          <w:p>
+            <w:pPr>
+              <w:spacing w:before="0" w:after="80" w:line="276" w:lineRule="auto"/>
+              <w:jc w:val="left"/>
+            </w:pPr>
+            <w:r>
+              <w:rPr>
+                <w:rFonts w:ascii="Arial" w:hAnsi="Arial"/>
+                <w:color w:val="000000"/>
+                <w:sz w:val="17"/>
+              </w:rPr>
+              <w:t>Sekretaris Daerah, 120 Anggota DPRD, Diskominfo Jabar</w:t>
+            </w:r>
+          </w:p>
+        </w:tc>
+        <w:tc>
+          <w:tcPr>
+            <w:tcW w:type="dxa" w:w="2736"/>
+            <w:shd w:fill="FFFFFF"/>
+            <w:tcMar>
+              <w:top w:w="70" w:type="dxa"/>
+              <w:bottom w:w="70" w:type="dxa"/>
+              <w:left w:w="100" w:type="dxa"/>
+              <w:right w:w="100" w:type="dxa"/>
+            </w:tcMar>
+          </w:tcPr>
+          <w:p>
+            <w:pPr>
+              <w:spacing w:before="0" w:after="80" w:line="276" w:lineRule="auto"/>
+              <w:jc w:val="left"/>
+            </w:pPr>
+            <w:r>
+              <w:rPr>
+                <w:rFonts w:ascii="Arial" w:hAnsi="Arial"/>
+                <w:color w:val="000000"/>
+                <w:sz w:val="17"/>
+              </w:rPr>
+              <w:t>Pengaruh Tinggi, Kepentingan Tinggi</w:t>
+            </w:r>
+          </w:p>
+        </w:tc>
+        <w:tc>
+          <w:tcPr>
+            <w:tcW w:type="dxa" w:w="2736"/>
+            <w:shd w:fill="FFFFFF"/>
+            <w:tcMar>
+              <w:top w:w="70" w:type="dxa"/>
+              <w:bottom w:w="70" w:type="dxa"/>
+              <w:left w:w="100" w:type="dxa"/>
+              <w:right w:w="100" w:type="dxa"/>
+            </w:tcMar>
+          </w:tcPr>
+          <w:p>
+            <w:pPr>
+              <w:spacing w:before="0" w:after="80" w:line="276" w:lineRule="auto"/>
+              <w:jc w:val="left"/>
+            </w:pPr>
+            <w:r>
+              <w:rPr>
+                <w:rFonts w:ascii="Arial" w:hAnsi="Arial"/>
+                <w:b/>
+                <w:color w:val="000000"/>
+                <w:sz w:val="17"/>
+              </w:rPr>
+              <w:t>Dilibatkan Erat (*Manage Closely*)</w:t>
+            </w:r>
+            <w:r>
+              <w:rPr>
+                <w:rFonts w:ascii="Arial" w:hAnsi="Arial"/>
+                <w:color w:val="000000"/>
+                <w:sz w:val="17"/>
+              </w:rPr>
+              <w:t>: Melalui koordinasi rutin berkala, penetapan KPI bersama, pelibatan aktif dalam piloting fitur, dan pengesahan regulasi serta anggaran operasional.</w:t>
+            </w:r>
+          </w:p>
+        </w:tc>
+      </w:tr>
+      <w:tr>
+        <w:tc>
+          <w:tcPr>
+            <w:tcW w:type="dxa" w:w="864"/>
+            <w:shd w:fill="F8FAFC"/>
+            <w:tcMar>
+              <w:top w:w="70" w:type="dxa"/>
+              <w:bottom w:w="70" w:type="dxa"/>
+              <w:left w:w="100" w:type="dxa"/>
+              <w:right w:w="100" w:type="dxa"/>
+            </w:tcMar>
+          </w:tcPr>
+          <w:p>
+            <w:pPr>
+              <w:spacing w:before="0" w:after="80" w:line="276" w:lineRule="auto"/>
+              <w:jc w:val="left"/>
+            </w:pPr>
+            <w:r>
+              <w:rPr>
+                <w:rFonts w:ascii="Arial" w:hAnsi="Arial"/>
+                <w:b/>
+                <w:color w:val="000000"/>
+                <w:sz w:val="17"/>
+              </w:rPr>
+              <w:t>Latents</w:t>
+            </w:r>
+          </w:p>
+        </w:tc>
+        <w:tc>
+          <w:tcPr>
+            <w:tcW w:type="dxa" w:w="2736"/>
+            <w:shd w:fill="F8FAFC"/>
+            <w:tcMar>
+              <w:top w:w="70" w:type="dxa"/>
+              <w:bottom w:w="70" w:type="dxa"/>
+              <w:left w:w="100" w:type="dxa"/>
+              <w:right w:w="100" w:type="dxa"/>
+            </w:tcMar>
+          </w:tcPr>
+          <w:p>
+            <w:pPr>
+              <w:spacing w:before="0" w:after="80" w:line="276" w:lineRule="auto"/>
+              <w:jc w:val="left"/>
+            </w:pPr>
+            <w:r>
+              <w:rPr>
+                <w:rFonts w:ascii="Arial" w:hAnsi="Arial"/>
+                <w:color w:val="000000"/>
+                <w:sz w:val="17"/>
+              </w:rPr>
+              <w:t>Bappeda Jabar, BPKAD Jabar</w:t>
+            </w:r>
+          </w:p>
+        </w:tc>
+        <w:tc>
+          <w:tcPr>
+            <w:tcW w:type="dxa" w:w="2736"/>
+            <w:shd w:fill="F8FAFC"/>
+            <w:tcMar>
+              <w:top w:w="70" w:type="dxa"/>
+              <w:bottom w:w="70" w:type="dxa"/>
+              <w:left w:w="100" w:type="dxa"/>
+              <w:right w:w="100" w:type="dxa"/>
+            </w:tcMar>
+          </w:tcPr>
+          <w:p>
+            <w:pPr>
+              <w:spacing w:before="0" w:after="80" w:line="276" w:lineRule="auto"/>
+              <w:jc w:val="left"/>
+            </w:pPr>
+            <w:r>
+              <w:rPr>
+                <w:rFonts w:ascii="Arial" w:hAnsi="Arial"/>
+                <w:color w:val="000000"/>
+                <w:sz w:val="17"/>
+              </w:rPr>
+              <w:t>Pengaruh Tinggi, Kepentingan Rendah</w:t>
+            </w:r>
+          </w:p>
+        </w:tc>
+        <w:tc>
+          <w:tcPr>
+            <w:tcW w:type="dxa" w:w="2736"/>
+            <w:shd w:fill="F8FAFC"/>
+            <w:tcMar>
+              <w:top w:w="70" w:type="dxa"/>
+              <w:bottom w:w="70" w:type="dxa"/>
+              <w:left w:w="100" w:type="dxa"/>
+              <w:right w:w="100" w:type="dxa"/>
+            </w:tcMar>
+          </w:tcPr>
+          <w:p>
+            <w:pPr>
+              <w:spacing w:before="0" w:after="80" w:line="276" w:lineRule="auto"/>
+              <w:jc w:val="left"/>
+            </w:pPr>
+            <w:r>
+              <w:rPr>
+                <w:rFonts w:ascii="Arial" w:hAnsi="Arial"/>
+                <w:b/>
+                <w:color w:val="000000"/>
+                <w:sz w:val="17"/>
+              </w:rPr>
+              <w:t>Dijaga Tetap Puas (*Keep Satisfied*)</w:t>
+            </w:r>
+            <w:r>
+              <w:rPr>
+                <w:rFonts w:ascii="Arial" w:hAnsi="Arial"/>
+                <w:color w:val="000000"/>
+                <w:sz w:val="17"/>
+              </w:rPr>
+              <w:t>: Melalui FGD sinkronisasi perencanaan RKPD/SIPD dan pengajuan usulan anggaran pemeliharaan bertahap berbasis analisis manfaat (</w:t>
+            </w:r>
+            <w:r>
+              <w:rPr>
+                <w:rFonts w:ascii="Arial" w:hAnsi="Arial"/>
+                <w:i/>
+                <w:color w:val="000000"/>
+                <w:sz w:val="17"/>
+              </w:rPr>
+              <w:t>cost-benefit</w:t>
+            </w:r>
+            <w:r>
+              <w:rPr>
+                <w:rFonts w:ascii="Arial" w:hAnsi="Arial"/>
+                <w:color w:val="000000"/>
+                <w:sz w:val="17"/>
+              </w:rPr>
+              <w:t>).</w:t>
+            </w:r>
+          </w:p>
+        </w:tc>
+      </w:tr>
+      <w:tr>
+        <w:tc>
+          <w:tcPr>
+            <w:tcW w:type="dxa" w:w="864"/>
+            <w:shd w:fill="FFFFFF"/>
+            <w:tcMar>
+              <w:top w:w="70" w:type="dxa"/>
+              <w:bottom w:w="70" w:type="dxa"/>
+              <w:left w:w="100" w:type="dxa"/>
+              <w:right w:w="100" w:type="dxa"/>
+            </w:tcMar>
+          </w:tcPr>
+          <w:p>
+            <w:pPr>
+              <w:spacing w:before="0" w:after="80" w:line="276" w:lineRule="auto"/>
+              <w:jc w:val="left"/>
+            </w:pPr>
+            <w:r>
+              <w:rPr>
+                <w:rFonts w:ascii="Arial" w:hAnsi="Arial"/>
+                <w:b/>
+                <w:color w:val="000000"/>
+                <w:sz w:val="17"/>
+              </w:rPr>
+              <w:t>Defenders</w:t>
+            </w:r>
+          </w:p>
+        </w:tc>
+        <w:tc>
+          <w:tcPr>
+            <w:tcW w:type="dxa" w:w="2736"/>
+            <w:shd w:fill="FFFFFF"/>
+            <w:tcMar>
+              <w:top w:w="70" w:type="dxa"/>
+              <w:bottom w:w="70" w:type="dxa"/>
+              <w:left w:w="100" w:type="dxa"/>
+              <w:right w:w="100" w:type="dxa"/>
+            </w:tcMar>
+          </w:tcPr>
+          <w:p>
+            <w:pPr>
+              <w:spacing w:before="0" w:after="80" w:line="276" w:lineRule="auto"/>
+              <w:jc w:val="left"/>
+            </w:pPr>
+            <w:r>
+              <w:rPr>
+                <w:rFonts w:ascii="Arial" w:hAnsi="Arial"/>
+                <w:color w:val="000000"/>
+                <w:sz w:val="17"/>
+              </w:rPr>
+              <w:t>Masyarakat/Konstituen, Ormas, LSM, Organisasi Mahasiswa, Parpol</w:t>
+            </w:r>
+          </w:p>
+        </w:tc>
+        <w:tc>
+          <w:tcPr>
+            <w:tcW w:type="dxa" w:w="2736"/>
+            <w:shd w:fill="FFFFFF"/>
+            <w:tcMar>
+              <w:top w:w="70" w:type="dxa"/>
+              <w:bottom w:w="70" w:type="dxa"/>
+              <w:left w:w="100" w:type="dxa"/>
+              <w:right w:w="100" w:type="dxa"/>
+            </w:tcMar>
+          </w:tcPr>
+          <w:p>
+            <w:pPr>
+              <w:spacing w:before="0" w:after="80" w:line="276" w:lineRule="auto"/>
+              <w:jc w:val="left"/>
+            </w:pPr>
+            <w:r>
+              <w:rPr>
+                <w:rFonts w:ascii="Arial" w:hAnsi="Arial"/>
+                <w:color w:val="000000"/>
+                <w:sz w:val="17"/>
+              </w:rPr>
+              <w:t>Pengaruh Rendah, Kepentingan Tinggi</w:t>
+            </w:r>
+          </w:p>
+        </w:tc>
+        <w:tc>
+          <w:tcPr>
+            <w:tcW w:type="dxa" w:w="2736"/>
+            <w:shd w:fill="FFFFFF"/>
+            <w:tcMar>
+              <w:top w:w="70" w:type="dxa"/>
+              <w:bottom w:w="70" w:type="dxa"/>
+              <w:left w:w="100" w:type="dxa"/>
+              <w:right w:w="100" w:type="dxa"/>
+            </w:tcMar>
+          </w:tcPr>
+          <w:p>
+            <w:pPr>
+              <w:spacing w:before="0" w:after="80" w:line="276" w:lineRule="auto"/>
+              <w:jc w:val="left"/>
+            </w:pPr>
+            <w:r>
+              <w:rPr>
+                <w:rFonts w:ascii="Arial" w:hAnsi="Arial"/>
+                <w:b/>
+                <w:color w:val="000000"/>
+                <w:sz w:val="17"/>
+              </w:rPr>
+              <w:t>Diberdayakan &amp; Diinformasikan (*Keep Informed &amp; Empower*)</w:t>
+            </w:r>
+            <w:r>
+              <w:rPr>
+                <w:rFonts w:ascii="Arial" w:hAnsi="Arial"/>
+                <w:color w:val="000000"/>
+                <w:sz w:val="17"/>
+              </w:rPr>
+              <w:t>: Sosialisasi berjenjang, kemitraan agen perubahan (</w:t>
+            </w:r>
+            <w:r>
+              <w:rPr>
+                <w:rFonts w:ascii="Arial" w:hAnsi="Arial"/>
+                <w:i/>
+                <w:color w:val="000000"/>
+                <w:sz w:val="17"/>
+              </w:rPr>
+              <w:t>champion</w:t>
+            </w:r>
+            <w:r>
+              <w:rPr>
+                <w:rFonts w:ascii="Arial" w:hAnsi="Arial"/>
+                <w:color w:val="000000"/>
+                <w:sz w:val="17"/>
+              </w:rPr>
+              <w:t>), literasi digital, transparansi via QR Code, dan pelibatan dalam survei IKM.</w:t>
+            </w:r>
+          </w:p>
+        </w:tc>
+      </w:tr>
+      <w:tr>
+        <w:tc>
+          <w:tcPr>
+            <w:tcW w:type="dxa" w:w="864"/>
+            <w:shd w:fill="F8FAFC"/>
+            <w:tcMar>
+              <w:top w:w="70" w:type="dxa"/>
+              <w:bottom w:w="70" w:type="dxa"/>
+              <w:left w:w="100" w:type="dxa"/>
+              <w:right w:w="100" w:type="dxa"/>
+            </w:tcMar>
+          </w:tcPr>
+          <w:p>
+            <w:pPr>
+              <w:spacing w:before="0" w:after="80" w:line="276" w:lineRule="auto"/>
+              <w:jc w:val="left"/>
+            </w:pPr>
+            <w:r>
+              <w:rPr>
+                <w:rFonts w:ascii="Arial" w:hAnsi="Arial"/>
+                <w:b/>
+                <w:color w:val="000000"/>
+                <w:sz w:val="17"/>
+              </w:rPr>
+              <w:t>Apathetics</w:t>
+            </w:r>
+          </w:p>
+        </w:tc>
+        <w:tc>
+          <w:tcPr>
+            <w:tcW w:type="dxa" w:w="2736"/>
+            <w:shd w:fill="F8FAFC"/>
+            <w:tcMar>
+              <w:top w:w="70" w:type="dxa"/>
+              <w:bottom w:w="70" w:type="dxa"/>
+              <w:left w:w="100" w:type="dxa"/>
+              <w:right w:w="100" w:type="dxa"/>
+            </w:tcMar>
+          </w:tcPr>
+          <w:p>
+            <w:pPr>
+              <w:spacing w:before="0" w:after="80" w:line="276" w:lineRule="auto"/>
+              <w:jc w:val="left"/>
+            </w:pPr>
+            <w:r>
+              <w:rPr>
+                <w:rFonts w:ascii="Arial" w:hAnsi="Arial"/>
+                <w:color w:val="000000"/>
+                <w:sz w:val="17"/>
+              </w:rPr>
+              <w:t>Media Massa, Organisasi Keagamaan</w:t>
+            </w:r>
+          </w:p>
+        </w:tc>
+        <w:tc>
+          <w:tcPr>
+            <w:tcW w:type="dxa" w:w="2736"/>
+            <w:shd w:fill="F8FAFC"/>
+            <w:tcMar>
+              <w:top w:w="70" w:type="dxa"/>
+              <w:bottom w:w="70" w:type="dxa"/>
+              <w:left w:w="100" w:type="dxa"/>
+              <w:right w:w="100" w:type="dxa"/>
+            </w:tcMar>
+          </w:tcPr>
+          <w:p>
+            <w:pPr>
+              <w:spacing w:before="0" w:after="80" w:line="276" w:lineRule="auto"/>
+              <w:jc w:val="left"/>
+            </w:pPr>
+            <w:r>
+              <w:rPr>
+                <w:rFonts w:ascii="Arial" w:hAnsi="Arial"/>
+                <w:color w:val="000000"/>
+                <w:sz w:val="17"/>
+              </w:rPr>
+              <w:t>Pengaruh Rendah, Kepentingan Rendah</w:t>
+            </w:r>
+          </w:p>
+        </w:tc>
+        <w:tc>
+          <w:tcPr>
+            <w:tcW w:type="dxa" w:w="2736"/>
+            <w:shd w:fill="F8FAFC"/>
+            <w:tcMar>
+              <w:top w:w="70" w:type="dxa"/>
+              <w:bottom w:w="70" w:type="dxa"/>
+              <w:left w:w="100" w:type="dxa"/>
+              <w:right w:w="100" w:type="dxa"/>
+            </w:tcMar>
+          </w:tcPr>
+          <w:p>
+            <w:pPr>
+              <w:spacing w:before="0" w:after="80" w:line="276" w:lineRule="auto"/>
+              <w:jc w:val="left"/>
+            </w:pPr>
+            <w:r>
+              <w:rPr>
+                <w:rFonts w:ascii="Arial" w:hAnsi="Arial"/>
+                <w:b/>
+                <w:color w:val="000000"/>
+                <w:sz w:val="17"/>
+              </w:rPr>
+              <w:t>Dipantau Secara Berkala (*Monitor*)</w:t>
+            </w:r>
+            <w:r>
+              <w:rPr>
+                <w:rFonts w:ascii="Arial" w:hAnsi="Arial"/>
+                <w:color w:val="000000"/>
+                <w:sz w:val="17"/>
+              </w:rPr>
+              <w:t>: Media monitoring proaktif, penyediaan siaran pers berkala, publikasi data terbuka (</w:t>
+            </w:r>
+            <w:r>
+              <w:rPr>
+                <w:rFonts w:ascii="Arial" w:hAnsi="Arial"/>
+                <w:i/>
+                <w:color w:val="000000"/>
+                <w:sz w:val="17"/>
+              </w:rPr>
+              <w:t>open data</w:t>
+            </w:r>
+            <w:r>
+              <w:rPr>
+                <w:rFonts w:ascii="Arial" w:hAnsi="Arial"/>
+                <w:color w:val="000000"/>
+                <w:sz w:val="17"/>
+              </w:rPr>
+              <w:t>), dan sosialisasi berbasis komunitas keagamaan.</w:t>
+            </w:r>
+          </w:p>
+        </w:tc>
+      </w:tr>
+    </w:tbl>
+    <w:p>
+      <w:pPr>
+        <w:spacing w:before="0" w:after="120"/>
+      </w:pPr>
+    </w:p>
+    <w:p>
+      <w:pPr>
+        <w:keepNext/>
+        <w:spacing w:before="220" w:after="60"/>
+      </w:pPr>
+      <w:r>
+        <w:rPr>
+          <w:rFonts w:ascii="Arial" w:hAnsi="Arial"/>
+          <w:b/>
+          <w:color w:val="000000"/>
+          <w:sz w:val="22"/>
+        </w:rPr>
+        <w:t>4.3 Bauran Manajemen 7M dan Bauran Pemasaran Pelayanan Publik 7P</w:t>
+      </w:r>
+    </w:p>
+    <w:p>
+      <w:pPr>
+        <w:spacing w:line="276" w:lineRule="auto" w:after="80"/>
+        <w:jc w:val="both"/>
+      </w:pPr>
+      <w:r>
+        <w:rPr>
+          <w:rFonts w:ascii="Arial" w:hAnsi="Arial"/>
+          <w:color w:val="000000"/>
+          <w:sz w:val="19"/>
+        </w:rPr>
+        <w:t xml:space="preserve">Pengelolaan sumber daya operasional Platform HUDANG menyinergikan unsur manajemen </w:t>
+      </w:r>
+      <w:r>
+        <w:rPr>
+          <w:rFonts w:ascii="Arial" w:hAnsi="Arial"/>
+          <w:b/>
+          <w:color w:val="000000"/>
+          <w:sz w:val="19"/>
+        </w:rPr>
+        <w:t>7M</w:t>
+      </w:r>
+      <w:r>
+        <w:rPr>
+          <w:rFonts w:ascii="Arial" w:hAnsi="Arial"/>
+          <w:color w:val="000000"/>
+          <w:sz w:val="19"/>
+        </w:rPr>
+        <w:t xml:space="preserve"> (</w:t>
+      </w:r>
+      <w:r>
+        <w:rPr>
+          <w:rFonts w:ascii="Arial" w:hAnsi="Arial"/>
+          <w:i/>
+          <w:color w:val="000000"/>
+          <w:sz w:val="19"/>
+        </w:rPr>
+        <w:t>Process</w:t>
+      </w:r>
+      <w:r>
+        <w:rPr>
+          <w:rFonts w:ascii="Arial" w:hAnsi="Arial"/>
+          <w:color w:val="000000"/>
+          <w:sz w:val="19"/>
+        </w:rPr>
+        <w:t xml:space="preserve">) yang bermuara secara konsisten pada bauran pelayanan </w:t>
+      </w:r>
+      <w:r>
+        <w:rPr>
+          <w:rFonts w:ascii="Arial" w:hAnsi="Arial"/>
+          <w:b/>
+          <w:color w:val="000000"/>
+          <w:sz w:val="19"/>
+        </w:rPr>
+        <w:t>7P</w:t>
+      </w:r>
+      <w:r>
+        <w:rPr>
+          <w:rFonts w:ascii="Arial" w:hAnsi="Arial"/>
+          <w:color w:val="000000"/>
+          <w:sz w:val="19"/>
+        </w:rPr>
+        <w:t xml:space="preserve"> (</w:t>
+      </w:r>
+      <w:r>
+        <w:rPr>
+          <w:rFonts w:ascii="Arial" w:hAnsi="Arial"/>
+          <w:i/>
+          <w:color w:val="000000"/>
+          <w:sz w:val="19"/>
+        </w:rPr>
+        <w:t>Outcome</w:t>
+      </w:r>
+      <w:r>
+        <w:rPr>
+          <w:rFonts w:ascii="Arial" w:hAnsi="Arial"/>
+          <w:color w:val="000000"/>
+          <w:sz w:val="19"/>
+        </w:rPr>
+        <w:t>):</w:t>
+      </w:r>
+    </w:p>
+    <w:tbl>
+      <w:tblPr>
+        <w:tblW w:type="auto" w:w="0"/>
+        <w:jc w:val="center"/>
+        <w:tblLayout w:type="fixed"/>
+        <w:tblLook w:firstColumn="1" w:firstRow="1" w:lastColumn="0" w:lastRow="0" w:noHBand="0" w:noVBand="1" w:val="04A0"/>
+        <w:tblBorders>
+          <w:top w:val="single" w:sz="4" w:space="0" w:color="CBD5E1"/>
+          <w:left w:val="single" w:sz="4" w:space="0" w:color="CBD5E1"/>
+          <w:bottom w:val="single" w:sz="4" w:space="0" w:color="CBD5E1"/>
+          <w:right w:val="single" w:sz="4" w:space="0" w:color="CBD5E1"/>
+          <w:insideH w:val="single" w:sz="4" w:space="0" w:color="CBD5E1"/>
+          <w:insideV w:val="single" w:sz="4" w:space="0" w:color="CBD5E1"/>
+        </w:tblBorders>
+      </w:tblPr>
+      <w:tblGrid>
+        <w:gridCol w:w="3024"/>
+        <w:gridCol w:w="3024"/>
+        <w:gridCol w:w="3024"/>
+      </w:tblGrid>
+      <w:tr>
+        <w:trPr>
+          <w:tblHeader/>
+        </w:trPr>
+        <w:tc>
+          <w:tcPr>
+            <w:tcW w:type="dxa" w:w="3024"/>
+            <w:shd w:fill="1E3A8A"/>
+            <w:tcMar>
+              <w:top w:w="100" w:type="dxa"/>
+              <w:bottom w:w="100" w:type="dxa"/>
+              <w:left w:w="120" w:type="dxa"/>
+              <w:right w:w="120" w:type="dxa"/>
+            </w:tcMar>
+          </w:tcPr>
+          <w:p>
+            <w:pPr>
+              <w:spacing w:before="0" w:after="0" w:line="269" w:lineRule="auto"/>
+              <w:jc w:val="center"/>
+            </w:pPr>
+            <w:r>
+              <w:rPr>
+                <w:rFonts w:ascii="Arial" w:hAnsi="Arial"/>
+                <w:b/>
+                <w:color w:val="FFFFFF"/>
+                <w:sz w:val="17"/>
+              </w:rPr>
+              <w:t>Unsur 7M (Proses Pengelolaan)</w:t>
+            </w:r>
+          </w:p>
+        </w:tc>
+        <w:tc>
+          <w:tcPr>
+            <w:tcW w:type="dxa" w:w="3024"/>
+            <w:shd w:fill="1E3A8A"/>
+            <w:tcMar>
+              <w:top w:w="100" w:type="dxa"/>
+              <w:bottom w:w="100" w:type="dxa"/>
+              <w:left w:w="120" w:type="dxa"/>
+              <w:right w:w="120" w:type="dxa"/>
+            </w:tcMar>
+          </w:tcPr>
+          <w:p>
+            <w:pPr>
+              <w:spacing w:before="0" w:after="0" w:line="269" w:lineRule="auto"/>
+              <w:jc w:val="center"/>
+            </w:pPr>
+            <w:r>
+              <w:rPr>
+                <w:rFonts w:ascii="Arial" w:hAnsi="Arial"/>
+                <w:b/>
+                <w:color w:val="FFFFFF"/>
+                <w:sz w:val="17"/>
+              </w:rPr>
+              <w:t>Elemen 7P (Hasil Layanan)</w:t>
+            </w:r>
+          </w:p>
+        </w:tc>
+        <w:tc>
+          <w:tcPr>
+            <w:tcW w:type="dxa" w:w="3024"/>
+            <w:shd w:fill="1E3A8A"/>
+            <w:tcMar>
+              <w:top w:w="100" w:type="dxa"/>
+              <w:bottom w:w="100" w:type="dxa"/>
+              <w:left w:w="120" w:type="dxa"/>
+              <w:right w:w="120" w:type="dxa"/>
+            </w:tcMar>
+          </w:tcPr>
+          <w:p>
+            <w:pPr>
+              <w:spacing w:before="0" w:after="0" w:line="269" w:lineRule="auto"/>
+              <w:jc w:val="center"/>
+            </w:pPr>
+            <w:r>
+              <w:rPr>
+                <w:rFonts w:ascii="Arial" w:hAnsi="Arial"/>
+                <w:b/>
+                <w:color w:val="FFFFFF"/>
+                <w:sz w:val="17"/>
+              </w:rPr>
+              <w:t>Penjabaran Operasional dalam Platform HUDANG</w:t>
+            </w:r>
+          </w:p>
+        </w:tc>
+      </w:tr>
+      <w:tr>
+        <w:tc>
+          <w:tcPr>
+            <w:tcW w:type="dxa" w:w="3024"/>
+            <w:shd w:fill="FFFFFF"/>
+            <w:tcMar>
+              <w:top w:w="70" w:type="dxa"/>
+              <w:bottom w:w="70" w:type="dxa"/>
+              <w:left w:w="100" w:type="dxa"/>
+              <w:right w:w="100" w:type="dxa"/>
+            </w:tcMar>
+          </w:tcPr>
+          <w:p>
+            <w:pPr>
+              <w:spacing w:before="0" w:after="80" w:line="276" w:lineRule="auto"/>
+              <w:jc w:val="left"/>
+            </w:pPr>
+            <w:r>
+              <w:rPr>
+                <w:rFonts w:ascii="Arial" w:hAnsi="Arial"/>
+                <w:b/>
+                <w:color w:val="000000"/>
+                <w:sz w:val="17"/>
+              </w:rPr>
+              <w:t>Material</w:t>
+            </w:r>
+            <w:r>
+              <w:rPr>
+                <w:rFonts w:ascii="Arial" w:hAnsi="Arial"/>
+                <w:color w:val="000000"/>
+                <w:sz w:val="17"/>
+              </w:rPr>
+              <w:t>: Standarisasi struktur data aspirasi dan berkas pendukung</w:t>
+            </w:r>
+          </w:p>
+        </w:tc>
+        <w:tc>
+          <w:tcPr>
+            <w:tcW w:type="dxa" w:w="3024"/>
+            <w:shd w:fill="FFFFFF"/>
+            <w:tcMar>
+              <w:top w:w="70" w:type="dxa"/>
+              <w:bottom w:w="70" w:type="dxa"/>
+              <w:left w:w="100" w:type="dxa"/>
+              <w:right w:w="100" w:type="dxa"/>
+            </w:tcMar>
+          </w:tcPr>
+          <w:p>
+            <w:pPr>
+              <w:spacing w:before="0" w:after="80" w:line="276" w:lineRule="auto"/>
+              <w:jc w:val="left"/>
+            </w:pPr>
+            <w:r>
+              <w:rPr>
+                <w:rFonts w:ascii="Arial" w:hAnsi="Arial"/>
+                <w:b/>
+                <w:color w:val="000000"/>
+                <w:sz w:val="17"/>
+              </w:rPr>
+              <w:t>Product (Produk)</w:t>
+            </w:r>
+          </w:p>
+        </w:tc>
+        <w:tc>
+          <w:tcPr>
+            <w:tcW w:type="dxa" w:w="3024"/>
+            <w:shd w:fill="FFFFFF"/>
+            <w:tcMar>
+              <w:top w:w="70" w:type="dxa"/>
+              <w:bottom w:w="70" w:type="dxa"/>
+              <w:left w:w="100" w:type="dxa"/>
+              <w:right w:w="100" w:type="dxa"/>
+            </w:tcMar>
+          </w:tcPr>
+          <w:p>
+            <w:pPr>
+              <w:spacing w:before="0" w:after="80" w:line="276" w:lineRule="auto"/>
+              <w:jc w:val="left"/>
+            </w:pPr>
+            <w:r>
+              <w:rPr>
+                <w:rFonts w:ascii="Arial" w:hAnsi="Arial"/>
+                <w:color w:val="000000"/>
+                <w:sz w:val="17"/>
+              </w:rPr>
+              <w:t>Platform digital web dan mobile resmi dengan fitur E-Aspirasi terpadu (PDF/Video 50MB), E-Audiensi WebRTC SFU, verifikasi AI Gemini 2.5 Flash, tanda bukti QR Code, analitik GIS, dan integrasi SIPD.</w:t>
+            </w:r>
+          </w:p>
+        </w:tc>
+      </w:tr>
+      <w:tr>
+        <w:tc>
+          <w:tcPr>
+            <w:tcW w:type="dxa" w:w="3024"/>
+            <w:shd w:fill="F8FAFC"/>
+            <w:tcMar>
+              <w:top w:w="70" w:type="dxa"/>
+              <w:bottom w:w="70" w:type="dxa"/>
+              <w:left w:w="100" w:type="dxa"/>
+              <w:right w:w="100" w:type="dxa"/>
+            </w:tcMar>
+          </w:tcPr>
+          <w:p>
+            <w:pPr>
+              <w:spacing w:before="0" w:after="80" w:line="276" w:lineRule="auto"/>
+              <w:jc w:val="left"/>
+            </w:pPr>
+            <w:r>
+              <w:rPr>
+                <w:rFonts w:ascii="Arial" w:hAnsi="Arial"/>
+                <w:b/>
+                <w:color w:val="000000"/>
+                <w:sz w:val="17"/>
+              </w:rPr>
+              <w:t>Money</w:t>
+            </w:r>
+            <w:r>
+              <w:rPr>
+                <w:rFonts w:ascii="Arial" w:hAnsi="Arial"/>
+                <w:color w:val="000000"/>
+                <w:sz w:val="17"/>
+              </w:rPr>
+              <w:t>: Rasionalisasi alokasi pembiayaan operasional</w:t>
+            </w:r>
+          </w:p>
+        </w:tc>
+        <w:tc>
+          <w:tcPr>
+            <w:tcW w:type="dxa" w:w="3024"/>
+            <w:shd w:fill="F8FAFC"/>
+            <w:tcMar>
+              <w:top w:w="70" w:type="dxa"/>
+              <w:bottom w:w="70" w:type="dxa"/>
+              <w:left w:w="100" w:type="dxa"/>
+              <w:right w:w="100" w:type="dxa"/>
+            </w:tcMar>
+          </w:tcPr>
+          <w:p>
+            <w:pPr>
+              <w:spacing w:before="0" w:after="80" w:line="276" w:lineRule="auto"/>
+              <w:jc w:val="left"/>
+            </w:pPr>
+            <w:r>
+              <w:rPr>
+                <w:rFonts w:ascii="Arial" w:hAnsi="Arial"/>
+                <w:b/>
+                <w:color w:val="000000"/>
+                <w:sz w:val="17"/>
+              </w:rPr>
+              <w:t>Price (Biaya Layanan)</w:t>
+            </w:r>
+          </w:p>
+        </w:tc>
+        <w:tc>
+          <w:tcPr>
+            <w:tcW w:type="dxa" w:w="3024"/>
+            <w:shd w:fill="F8FAFC"/>
+            <w:tcMar>
+              <w:top w:w="70" w:type="dxa"/>
+              <w:bottom w:w="70" w:type="dxa"/>
+              <w:left w:w="100" w:type="dxa"/>
+              <w:right w:w="100" w:type="dxa"/>
+            </w:tcMar>
+          </w:tcPr>
+          <w:p>
+            <w:pPr>
+              <w:spacing w:before="0" w:after="80" w:line="276" w:lineRule="auto"/>
+              <w:jc w:val="left"/>
+            </w:pPr>
+            <w:r>
+              <w:rPr>
+                <w:rFonts w:ascii="Arial" w:hAnsi="Arial"/>
+                <w:color w:val="000000"/>
+                <w:sz w:val="17"/>
+              </w:rPr>
+              <w:t xml:space="preserve">Layanan </w:t>
+            </w:r>
+            <w:r>
+              <w:rPr>
+                <w:rFonts w:ascii="Arial" w:hAnsi="Arial"/>
+                <w:b/>
+                <w:color w:val="000000"/>
+                <w:sz w:val="17"/>
+              </w:rPr>
+              <w:t>Bebas Biaya (Zero Cost)</w:t>
+            </w:r>
+            <w:r>
+              <w:rPr>
+                <w:rFonts w:ascii="Arial" w:hAnsi="Arial"/>
+                <w:color w:val="000000"/>
+                <w:sz w:val="17"/>
+              </w:rPr>
+              <w:t xml:space="preserve"> bagi seluruh warga masyarakat Jawa Barat; efisiensi belanja operasional tatap muka konvensional sebesar </w:t>
+            </w:r>
+            <w:r>
+              <w:rPr>
+                <w:rFonts w:ascii="Arial" w:hAnsi="Arial"/>
+                <w:b/>
+                <w:color w:val="000000"/>
+                <w:sz w:val="17"/>
+              </w:rPr>
+              <w:t>±Rp25,06 miliar pada tahun pertama</w:t>
+            </w:r>
+            <w:r>
+              <w:rPr>
+                <w:rFonts w:ascii="Arial" w:hAnsi="Arial"/>
+                <w:color w:val="000000"/>
+                <w:sz w:val="17"/>
+              </w:rPr>
+              <w:t>.</w:t>
+            </w:r>
+          </w:p>
+        </w:tc>
+      </w:tr>
+      <w:tr>
+        <w:tc>
+          <w:tcPr>
+            <w:tcW w:type="dxa" w:w="3024"/>
+            <w:shd w:fill="FFFFFF"/>
+            <w:tcMar>
+              <w:top w:w="70" w:type="dxa"/>
+              <w:bottom w:w="70" w:type="dxa"/>
+              <w:left w:w="100" w:type="dxa"/>
+              <w:right w:w="100" w:type="dxa"/>
+            </w:tcMar>
+          </w:tcPr>
+          <w:p>
+            <w:pPr>
+              <w:spacing w:before="0" w:after="80" w:line="276" w:lineRule="auto"/>
+              <w:jc w:val="left"/>
+            </w:pPr>
+            <w:r>
+              <w:rPr>
+                <w:rFonts w:ascii="Arial" w:hAnsi="Arial"/>
+                <w:b/>
+                <w:color w:val="000000"/>
+                <w:sz w:val="17"/>
+              </w:rPr>
+              <w:t>Market</w:t>
+            </w:r>
+            <w:r>
+              <w:rPr>
+                <w:rFonts w:ascii="Arial" w:hAnsi="Arial"/>
+                <w:color w:val="000000"/>
+                <w:sz w:val="17"/>
+              </w:rPr>
+              <w:t>: Penggalian kebutuhan konstituen lintas 15 Dapil</w:t>
+            </w:r>
+          </w:p>
+        </w:tc>
+        <w:tc>
+          <w:tcPr>
+            <w:tcW w:type="dxa" w:w="3024"/>
+            <w:shd w:fill="FFFFFF"/>
+            <w:tcMar>
+              <w:top w:w="70" w:type="dxa"/>
+              <w:bottom w:w="70" w:type="dxa"/>
+              <w:left w:w="100" w:type="dxa"/>
+              <w:right w:w="100" w:type="dxa"/>
+            </w:tcMar>
+          </w:tcPr>
+          <w:p>
+            <w:pPr>
+              <w:spacing w:before="0" w:after="80" w:line="276" w:lineRule="auto"/>
+              <w:jc w:val="left"/>
+            </w:pPr>
+            <w:r>
+              <w:rPr>
+                <w:rFonts w:ascii="Arial" w:hAnsi="Arial"/>
+                <w:b/>
+                <w:color w:val="000000"/>
+                <w:sz w:val="17"/>
+              </w:rPr>
+              <w:t>Place (Saluran Akses)</w:t>
+            </w:r>
+          </w:p>
+        </w:tc>
+        <w:tc>
+          <w:tcPr>
+            <w:tcW w:type="dxa" w:w="3024"/>
+            <w:shd w:fill="FFFFFF"/>
+            <w:tcMar>
+              <w:top w:w="70" w:type="dxa"/>
+              <w:bottom w:w="70" w:type="dxa"/>
+              <w:left w:w="100" w:type="dxa"/>
+              <w:right w:w="100" w:type="dxa"/>
+            </w:tcMar>
+          </w:tcPr>
+          <w:p>
+            <w:pPr>
+              <w:spacing w:before="0" w:after="80" w:line="276" w:lineRule="auto"/>
+              <w:jc w:val="left"/>
+            </w:pPr>
+            <w:r>
+              <w:rPr>
+                <w:rFonts w:ascii="Arial" w:hAnsi="Arial"/>
+                <w:color w:val="000000"/>
+                <w:sz w:val="17"/>
+              </w:rPr>
+              <w:t xml:space="preserve">Saluran akses </w:t>
+            </w:r>
+            <w:r>
+              <w:rPr>
+                <w:rFonts w:ascii="Arial" w:hAnsi="Arial"/>
+                <w:i/>
+                <w:color w:val="000000"/>
+                <w:sz w:val="17"/>
+              </w:rPr>
+              <w:t>omnichannel</w:t>
+            </w:r>
+            <w:r>
+              <w:rPr>
+                <w:rFonts w:ascii="Arial" w:hAnsi="Arial"/>
+                <w:color w:val="000000"/>
+                <w:sz w:val="17"/>
+              </w:rPr>
+              <w:t>: Portal web resmi responsive, aplikasi mobile Android/iOS, pojok digital sekretariat, dan integrasi media sosial resmi DPRD Jawa Barat.</w:t>
+            </w:r>
+          </w:p>
+        </w:tc>
+      </w:tr>
+      <w:tr>
+        <w:tc>
+          <w:tcPr>
+            <w:tcW w:type="dxa" w:w="3024"/>
+            <w:shd w:fill="F8FAFC"/>
+            <w:tcMar>
+              <w:top w:w="70" w:type="dxa"/>
+              <w:bottom w:w="70" w:type="dxa"/>
+              <w:left w:w="100" w:type="dxa"/>
+              <w:right w:w="100" w:type="dxa"/>
+            </w:tcMar>
+          </w:tcPr>
+          <w:p>
+            <w:pPr>
+              <w:spacing w:before="0" w:after="80" w:line="276" w:lineRule="auto"/>
+              <w:jc w:val="left"/>
+            </w:pPr>
+            <w:r>
+              <w:rPr>
+                <w:rFonts w:ascii="Arial" w:hAnsi="Arial"/>
+                <w:b/>
+                <w:color w:val="000000"/>
+                <w:sz w:val="17"/>
+              </w:rPr>
+              <w:t>Minutes</w:t>
+            </w:r>
+            <w:r>
+              <w:rPr>
+                <w:rFonts w:ascii="Arial" w:hAnsi="Arial"/>
+                <w:color w:val="000000"/>
+                <w:sz w:val="17"/>
+              </w:rPr>
+              <w:t>: Manajemen jadwal peluncuran, sosialisasi, dan monev</w:t>
+            </w:r>
+          </w:p>
+        </w:tc>
+        <w:tc>
+          <w:tcPr>
+            <w:tcW w:type="dxa" w:w="3024"/>
+            <w:shd w:fill="F8FAFC"/>
+            <w:tcMar>
+              <w:top w:w="70" w:type="dxa"/>
+              <w:bottom w:w="70" w:type="dxa"/>
+              <w:left w:w="100" w:type="dxa"/>
+              <w:right w:w="100" w:type="dxa"/>
+            </w:tcMar>
+          </w:tcPr>
+          <w:p>
+            <w:pPr>
+              <w:spacing w:before="0" w:after="80" w:line="276" w:lineRule="auto"/>
+              <w:jc w:val="left"/>
+            </w:pPr>
+            <w:r>
+              <w:rPr>
+                <w:rFonts w:ascii="Arial" w:hAnsi="Arial"/>
+                <w:b/>
+                <w:color w:val="000000"/>
+                <w:sz w:val="17"/>
+              </w:rPr>
+              <w:t>Promotion (Sosialisasi)</w:t>
+            </w:r>
+          </w:p>
+        </w:tc>
+        <w:tc>
+          <w:tcPr>
+            <w:tcW w:type="dxa" w:w="3024"/>
+            <w:shd w:fill="F8FAFC"/>
+            <w:tcMar>
+              <w:top w:w="70" w:type="dxa"/>
+              <w:bottom w:w="70" w:type="dxa"/>
+              <w:left w:w="100" w:type="dxa"/>
+              <w:right w:w="100" w:type="dxa"/>
+            </w:tcMar>
+          </w:tcPr>
+          <w:p>
+            <w:pPr>
+              <w:spacing w:before="0" w:after="80" w:line="276" w:lineRule="auto"/>
+              <w:jc w:val="left"/>
+            </w:pPr>
+            <w:r>
+              <w:rPr>
+                <w:rFonts w:ascii="Arial" w:hAnsi="Arial"/>
+                <w:color w:val="000000"/>
+                <w:sz w:val="17"/>
+              </w:rPr>
+              <w:t>Sosialisasi berjenjang (kuliah umum, demo platform mahasiswa, roadshow 15 Dapil, konferensi pers berkala, dan pelibatan duta digital aspirasi).</w:t>
+            </w:r>
+          </w:p>
+        </w:tc>
+      </w:tr>
+      <w:tr>
+        <w:tc>
+          <w:tcPr>
+            <w:tcW w:type="dxa" w:w="3024"/>
+            <w:shd w:fill="FFFFFF"/>
+            <w:tcMar>
+              <w:top w:w="70" w:type="dxa"/>
+              <w:bottom w:w="70" w:type="dxa"/>
+              <w:left w:w="100" w:type="dxa"/>
+              <w:right w:w="100" w:type="dxa"/>
+            </w:tcMar>
+          </w:tcPr>
+          <w:p>
+            <w:pPr>
+              <w:spacing w:before="0" w:after="80" w:line="276" w:lineRule="auto"/>
+              <w:jc w:val="left"/>
+            </w:pPr>
+            <w:r>
+              <w:rPr>
+                <w:rFonts w:ascii="Arial" w:hAnsi="Arial"/>
+                <w:b/>
+                <w:color w:val="000000"/>
+                <w:sz w:val="17"/>
+              </w:rPr>
+              <w:t>Man</w:t>
+            </w:r>
+            <w:r>
+              <w:rPr>
+                <w:rFonts w:ascii="Arial" w:hAnsi="Arial"/>
+                <w:color w:val="000000"/>
+                <w:sz w:val="17"/>
+              </w:rPr>
+              <w:t>: Optimalisasi kompetensi ASN dan fasilitator sidang</w:t>
+            </w:r>
+          </w:p>
+        </w:tc>
+        <w:tc>
+          <w:tcPr>
+            <w:tcW w:type="dxa" w:w="3024"/>
+            <w:shd w:fill="FFFFFF"/>
+            <w:tcMar>
+              <w:top w:w="70" w:type="dxa"/>
+              <w:bottom w:w="70" w:type="dxa"/>
+              <w:left w:w="100" w:type="dxa"/>
+              <w:right w:w="100" w:type="dxa"/>
+            </w:tcMar>
+          </w:tcPr>
+          <w:p>
+            <w:pPr>
+              <w:spacing w:before="0" w:after="80" w:line="276" w:lineRule="auto"/>
+              <w:jc w:val="left"/>
+            </w:pPr>
+            <w:r>
+              <w:rPr>
+                <w:rFonts w:ascii="Arial" w:hAnsi="Arial"/>
+                <w:b/>
+                <w:color w:val="000000"/>
+                <w:sz w:val="17"/>
+              </w:rPr>
+              <w:t>People (SDM Pengelola)</w:t>
+            </w:r>
+          </w:p>
+        </w:tc>
+        <w:tc>
+          <w:tcPr>
+            <w:tcW w:type="dxa" w:w="3024"/>
+            <w:shd w:fill="FFFFFF"/>
+            <w:tcMar>
+              <w:top w:w="70" w:type="dxa"/>
+              <w:bottom w:w="70" w:type="dxa"/>
+              <w:left w:w="100" w:type="dxa"/>
+              <w:right w:w="100" w:type="dxa"/>
+            </w:tcMar>
+          </w:tcPr>
+          <w:p>
+            <w:pPr>
+              <w:spacing w:before="0" w:after="80" w:line="276" w:lineRule="auto"/>
+              <w:jc w:val="left"/>
+            </w:pPr>
+            <w:r>
+              <w:rPr>
+                <w:rFonts w:ascii="Arial" w:hAnsi="Arial"/>
+                <w:color w:val="000000"/>
+                <w:sz w:val="17"/>
+              </w:rPr>
+              <w:t>Petugas desk verifikasi dan admin sistem yang tersertifikasi, pendampingan teknis intensif (</w:t>
+            </w:r>
+            <w:r>
+              <w:rPr>
+                <w:rFonts w:ascii="Arial" w:hAnsi="Arial"/>
+                <w:i/>
+                <w:color w:val="000000"/>
+                <w:sz w:val="17"/>
+              </w:rPr>
+              <w:t>change management</w:t>
+            </w:r>
+            <w:r>
+              <w:rPr>
+                <w:rFonts w:ascii="Arial" w:hAnsi="Arial"/>
+                <w:color w:val="000000"/>
+                <w:sz w:val="17"/>
+              </w:rPr>
+              <w:t>), serta penguatan etika pelayanan responsif.</w:t>
+            </w:r>
+          </w:p>
+        </w:tc>
+      </w:tr>
+      <w:tr>
+        <w:tc>
+          <w:tcPr>
+            <w:tcW w:type="dxa" w:w="3024"/>
+            <w:shd w:fill="F8FAFC"/>
+            <w:tcMar>
+              <w:top w:w="70" w:type="dxa"/>
+              <w:bottom w:w="70" w:type="dxa"/>
+              <w:left w:w="100" w:type="dxa"/>
+              <w:right w:w="100" w:type="dxa"/>
+            </w:tcMar>
+          </w:tcPr>
+          <w:p>
+            <w:pPr>
+              <w:spacing w:before="0" w:after="80" w:line="276" w:lineRule="auto"/>
+              <w:jc w:val="left"/>
+            </w:pPr>
+            <w:r>
+              <w:rPr>
+                <w:rFonts w:ascii="Arial" w:hAnsi="Arial"/>
+                <w:b/>
+                <w:color w:val="000000"/>
+                <w:sz w:val="17"/>
+              </w:rPr>
+              <w:t>Method</w:t>
+            </w:r>
+            <w:r>
+              <w:rPr>
+                <w:rFonts w:ascii="Arial" w:hAnsi="Arial"/>
+                <w:color w:val="000000"/>
+                <w:sz w:val="17"/>
+              </w:rPr>
+              <w:t>: Standardisasi alur kerja SOP PermenPAN-RB</w:t>
+            </w:r>
+          </w:p>
+        </w:tc>
+        <w:tc>
+          <w:tcPr>
+            <w:tcW w:type="dxa" w:w="3024"/>
+            <w:shd w:fill="F8FAFC"/>
+            <w:tcMar>
+              <w:top w:w="70" w:type="dxa"/>
+              <w:bottom w:w="70" w:type="dxa"/>
+              <w:left w:w="100" w:type="dxa"/>
+              <w:right w:w="100" w:type="dxa"/>
+            </w:tcMar>
+          </w:tcPr>
+          <w:p>
+            <w:pPr>
+              <w:spacing w:before="0" w:after="80" w:line="276" w:lineRule="auto"/>
+              <w:jc w:val="left"/>
+            </w:pPr>
+            <w:r>
+              <w:rPr>
+                <w:rFonts w:ascii="Arial" w:hAnsi="Arial"/>
+                <w:b/>
+                <w:color w:val="000000"/>
+                <w:sz w:val="17"/>
+              </w:rPr>
+              <w:t>Process (Proses Layanan)</w:t>
+            </w:r>
+          </w:p>
+        </w:tc>
+        <w:tc>
+          <w:tcPr>
+            <w:tcW w:type="dxa" w:w="3024"/>
+            <w:shd w:fill="F8FAFC"/>
+            <w:tcMar>
+              <w:top w:w="70" w:type="dxa"/>
+              <w:bottom w:w="70" w:type="dxa"/>
+              <w:left w:w="100" w:type="dxa"/>
+              <w:right w:w="100" w:type="dxa"/>
+            </w:tcMar>
+          </w:tcPr>
+          <w:p>
+            <w:pPr>
+              <w:spacing w:before="0" w:after="80" w:line="276" w:lineRule="auto"/>
+              <w:jc w:val="left"/>
+            </w:pPr>
+            <w:r>
+              <w:rPr>
+                <w:rFonts w:ascii="Arial" w:hAnsi="Arial"/>
+                <w:color w:val="000000"/>
+                <w:sz w:val="17"/>
+              </w:rPr>
+              <w:t>Alur layanan baku transparan: Pengajuan $\rightarrow$ Verifikasi Cerdas AI $\rightarrow$ Penyaluran Komisi/Fraksi $\rightarrow$ Tindak Lanjut $\rightarrow$ Jawaban Tuntas Terbuka via QR Code Pelacakan Publik.</w:t>
+            </w:r>
+          </w:p>
+        </w:tc>
+      </w:tr>
+      <w:tr>
+        <w:tc>
+          <w:tcPr>
+            <w:tcW w:type="dxa" w:w="3024"/>
+            <w:shd w:fill="FFFFFF"/>
+            <w:tcMar>
+              <w:top w:w="70" w:type="dxa"/>
+              <w:bottom w:w="70" w:type="dxa"/>
+              <w:left w:w="100" w:type="dxa"/>
+              <w:right w:w="100" w:type="dxa"/>
+            </w:tcMar>
+          </w:tcPr>
+          <w:p>
+            <w:pPr>
+              <w:spacing w:before="0" w:after="80" w:line="276" w:lineRule="auto"/>
+              <w:jc w:val="left"/>
+            </w:pPr>
+            <w:r>
+              <w:rPr>
+                <w:rFonts w:ascii="Arial" w:hAnsi="Arial"/>
+                <w:b/>
+                <w:color w:val="000000"/>
+                <w:sz w:val="17"/>
+              </w:rPr>
+              <w:t>Machine</w:t>
+            </w:r>
+            <w:r>
+              <w:rPr>
+                <w:rFonts w:ascii="Arial" w:hAnsi="Arial"/>
+                <w:color w:val="000000"/>
+                <w:sz w:val="17"/>
+              </w:rPr>
+              <w:t>: Kesiapan infrastruktur server, GIS, dan AI</w:t>
+            </w:r>
+          </w:p>
+        </w:tc>
+        <w:tc>
+          <w:tcPr>
+            <w:tcW w:type="dxa" w:w="3024"/>
+            <w:shd w:fill="FFFFFF"/>
+            <w:tcMar>
+              <w:top w:w="70" w:type="dxa"/>
+              <w:bottom w:w="70" w:type="dxa"/>
+              <w:left w:w="100" w:type="dxa"/>
+              <w:right w:w="100" w:type="dxa"/>
+            </w:tcMar>
+          </w:tcPr>
+          <w:p>
+            <w:pPr>
+              <w:spacing w:before="0" w:after="80" w:line="276" w:lineRule="auto"/>
+              <w:jc w:val="left"/>
+            </w:pPr>
+            <w:r>
+              <w:rPr>
+                <w:rFonts w:ascii="Arial" w:hAnsi="Arial"/>
+                <w:b/>
+                <w:color w:val="000000"/>
+                <w:sz w:val="17"/>
+              </w:rPr>
+              <w:t>Physical Evidence (Bukti Fisik/Digital)</w:t>
+            </w:r>
+          </w:p>
+        </w:tc>
+        <w:tc>
+          <w:tcPr>
+            <w:tcW w:type="dxa" w:w="3024"/>
+            <w:shd w:fill="FFFFFF"/>
+            <w:tcMar>
+              <w:top w:w="70" w:type="dxa"/>
+              <w:bottom w:w="70" w:type="dxa"/>
+              <w:left w:w="100" w:type="dxa"/>
+              <w:right w:w="100" w:type="dxa"/>
+            </w:tcMar>
+          </w:tcPr>
+          <w:p>
+            <w:pPr>
+              <w:spacing w:before="0" w:after="80" w:line="276" w:lineRule="auto"/>
+              <w:jc w:val="left"/>
+            </w:pPr>
+            <w:r>
+              <w:rPr>
+                <w:rFonts w:ascii="Arial" w:hAnsi="Arial"/>
+                <w:color w:val="000000"/>
+                <w:sz w:val="17"/>
+              </w:rPr>
+              <w:t>Lembar Tanda Bukti Resmi ber-QR Code standar A4, notifikasi surel terotomasi, risalah sidang bertranskrip AI, dasbor analitik publik terbuka, dan sertifikat testimoni.</w:t>
+            </w:r>
+          </w:p>
+        </w:tc>
+      </w:tr>
+    </w:tbl>
+    <w:p>
+      <w:pPr>
+        <w:spacing w:before="0" w:after="120"/>
+      </w:pPr>
+    </w:p>
+    <w:p>
+      <w:pPr>
+        <w:keepNext/>
+        <w:spacing w:before="220" w:after="60"/>
+      </w:pPr>
+      <w:r>
+        <w:rPr>
+          <w:rFonts w:ascii="Arial" w:hAnsi="Arial"/>
+          <w:b/>
+          <w:color w:val="000000"/>
+          <w:sz w:val="22"/>
+        </w:rPr>
+        <w:t>4.4 Matriks Peran dan Tanggung Jawab (RACI Matrix)</w:t>
       </w:r>
     </w:p>
     <w:p>
@@ -16369,6 +19776,637 @@
         <w:t>–  Hasil evaluasi kepuasan konstituen pada Portal Transparansi Publik dijadikan acuan perbaikan berkelanjutan demi mewujudkan pelayanan prima yang responsif, transparan, dan berdampak nyata bagi seluruh masyarakat Jawa Barat.</w:t>
       </w:r>
     </w:p>
+    <w:p>
+      <w:pPr>
+        <w:keepNext/>
+        <w:spacing w:before="220" w:after="60"/>
+      </w:pPr>
+      <w:r>
+        <w:rPr>
+          <w:rFonts w:ascii="Arial" w:hAnsi="Arial"/>
+          <w:b/>
+          <w:color w:val="000000"/>
+          <w:sz w:val="22"/>
+        </w:rPr>
+        <w:t>8.3 Pentahapan Utama Implementasi Inovasi (Milestone Aksi Perubahan)</w:t>
+      </w:r>
+    </w:p>
+    <w:p>
+      <w:pPr>
+        <w:spacing w:line="276" w:lineRule="auto" w:after="80"/>
+        <w:jc w:val="both"/>
+      </w:pPr>
+      <w:r>
+        <w:rPr>
+          <w:rFonts w:ascii="Arial" w:hAnsi="Arial"/>
+          <w:color w:val="000000"/>
+          <w:sz w:val="19"/>
+        </w:rPr>
+        <w:t>SOP ini mengawal implementasi Platform HUDANG melalui 3 (tiga) pentahapan utama (</w:t>
+      </w:r>
+      <w:r>
+        <w:rPr>
+          <w:rFonts w:ascii="Arial" w:hAnsi="Arial"/>
+          <w:i/>
+          <w:color w:val="000000"/>
+          <w:sz w:val="19"/>
+        </w:rPr>
+        <w:t>milestone</w:t>
+      </w:r>
+      <w:r>
+        <w:rPr>
+          <w:rFonts w:ascii="Arial" w:hAnsi="Arial"/>
+          <w:color w:val="000000"/>
+          <w:sz w:val="19"/>
+        </w:rPr>
+        <w:t>) yang terukur dan berkesinambungan:</w:t>
+      </w:r>
+    </w:p>
+    <w:tbl>
+      <w:tblPr>
+        <w:tblW w:type="auto" w:w="0"/>
+        <w:jc w:val="center"/>
+        <w:tblLayout w:type="fixed"/>
+        <w:tblLook w:firstColumn="1" w:firstRow="1" w:lastColumn="0" w:lastRow="0" w:noHBand="0" w:noVBand="1" w:val="04A0"/>
+        <w:tblBorders>
+          <w:top w:val="single" w:sz="4" w:space="0" w:color="CBD5E1"/>
+          <w:left w:val="single" w:sz="4" w:space="0" w:color="CBD5E1"/>
+          <w:bottom w:val="single" w:sz="4" w:space="0" w:color="CBD5E1"/>
+          <w:right w:val="single" w:sz="4" w:space="0" w:color="CBD5E1"/>
+          <w:insideH w:val="single" w:sz="4" w:space="0" w:color="CBD5E1"/>
+          <w:insideV w:val="single" w:sz="4" w:space="0" w:color="CBD5E1"/>
+        </w:tblBorders>
+      </w:tblPr>
+      <w:tblGrid>
+        <w:gridCol w:w="2268"/>
+        <w:gridCol w:w="2268"/>
+        <w:gridCol w:w="2268"/>
+        <w:gridCol w:w="2268"/>
+      </w:tblGrid>
+      <w:tr>
+        <w:trPr>
+          <w:tblHeader/>
+        </w:trPr>
+        <w:tc>
+          <w:tcPr>
+            <w:tcW w:type="dxa" w:w="2268"/>
+            <w:shd w:fill="1E3A8A"/>
+            <w:tcMar>
+              <w:top w:w="100" w:type="dxa"/>
+              <w:bottom w:w="100" w:type="dxa"/>
+              <w:left w:w="120" w:type="dxa"/>
+              <w:right w:w="120" w:type="dxa"/>
+            </w:tcMar>
+          </w:tcPr>
+          <w:p>
+            <w:pPr>
+              <w:spacing w:before="0" w:after="0" w:line="269" w:lineRule="auto"/>
+              <w:jc w:val="center"/>
+            </w:pPr>
+            <w:r>
+              <w:rPr>
+                <w:rFonts w:ascii="Arial" w:hAnsi="Arial"/>
+                <w:b/>
+                <w:color w:val="FFFFFF"/>
+                <w:sz w:val="17"/>
+              </w:rPr>
+              <w:t>Pentahapan Waktu</w:t>
+            </w:r>
+          </w:p>
+        </w:tc>
+        <w:tc>
+          <w:tcPr>
+            <w:tcW w:type="dxa" w:w="2268"/>
+            <w:shd w:fill="1E3A8A"/>
+            <w:tcMar>
+              <w:top w:w="100" w:type="dxa"/>
+              <w:bottom w:w="100" w:type="dxa"/>
+              <w:left w:w="120" w:type="dxa"/>
+              <w:right w:w="120" w:type="dxa"/>
+            </w:tcMar>
+          </w:tcPr>
+          <w:p>
+            <w:pPr>
+              <w:spacing w:before="0" w:after="0" w:line="269" w:lineRule="auto"/>
+              <w:jc w:val="center"/>
+            </w:pPr>
+            <w:r>
+              <w:rPr>
+                <w:rFonts w:ascii="Arial" w:hAnsi="Arial"/>
+                <w:b/>
+                <w:color w:val="FFFFFF"/>
+                <w:sz w:val="17"/>
+              </w:rPr>
+              <w:t>Target Keluaran Strategis</w:t>
+            </w:r>
+          </w:p>
+        </w:tc>
+        <w:tc>
+          <w:tcPr>
+            <w:tcW w:type="dxa" w:w="2268"/>
+            <w:shd w:fill="1E3A8A"/>
+            <w:tcMar>
+              <w:top w:w="100" w:type="dxa"/>
+              <w:bottom w:w="100" w:type="dxa"/>
+              <w:left w:w="120" w:type="dxa"/>
+              <w:right w:w="120" w:type="dxa"/>
+            </w:tcMar>
+          </w:tcPr>
+          <w:p>
+            <w:pPr>
+              <w:spacing w:before="0" w:after="0" w:line="269" w:lineRule="auto"/>
+              <w:jc w:val="center"/>
+            </w:pPr>
+            <w:r>
+              <w:rPr>
+                <w:rFonts w:ascii="Arial" w:hAnsi="Arial"/>
+                <w:b/>
+                <w:color w:val="FFFFFF"/>
+                <w:sz w:val="17"/>
+              </w:rPr>
+              <w:t>Rincian Capaian Kunci</w:t>
+            </w:r>
+          </w:p>
+        </w:tc>
+        <w:tc>
+          <w:tcPr>
+            <w:tcW w:type="dxa" w:w="2268"/>
+            <w:shd w:fill="1E3A8A"/>
+            <w:tcMar>
+              <w:top w:w="100" w:type="dxa"/>
+              <w:bottom w:w="100" w:type="dxa"/>
+              <w:left w:w="120" w:type="dxa"/>
+              <w:right w:w="120" w:type="dxa"/>
+            </w:tcMar>
+          </w:tcPr>
+          <w:p>
+            <w:pPr>
+              <w:spacing w:before="0" w:after="0" w:line="269" w:lineRule="auto"/>
+              <w:jc w:val="center"/>
+            </w:pPr>
+            <w:r>
+              <w:rPr>
+                <w:rFonts w:ascii="Arial" w:hAnsi="Arial"/>
+                <w:b/>
+                <w:color w:val="FFFFFF"/>
+                <w:sz w:val="17"/>
+              </w:rPr>
+              <w:t>Status Pelaksanaan</w:t>
+            </w:r>
+          </w:p>
+        </w:tc>
+      </w:tr>
+      <w:tr>
+        <w:tc>
+          <w:tcPr>
+            <w:tcW w:type="dxa" w:w="2268"/>
+            <w:shd w:fill="FFFFFF"/>
+            <w:tcMar>
+              <w:top w:w="70" w:type="dxa"/>
+              <w:bottom w:w="70" w:type="dxa"/>
+              <w:left w:w="100" w:type="dxa"/>
+              <w:right w:w="100" w:type="dxa"/>
+            </w:tcMar>
+          </w:tcPr>
+          <w:p>
+            <w:pPr>
+              <w:spacing w:before="0" w:after="80" w:line="276" w:lineRule="auto"/>
+              <w:jc w:val="left"/>
+            </w:pPr>
+            <w:r>
+              <w:rPr>
+                <w:rFonts w:ascii="Arial" w:hAnsi="Arial"/>
+                <w:b/>
+                <w:color w:val="000000"/>
+                <w:sz w:val="17"/>
+              </w:rPr>
+              <w:t>Milestone Jangka Pendek</w:t>
+            </w:r>
+            <w:r>
+              <w:rPr>
+                <w:rFonts w:ascii="Arial" w:hAnsi="Arial"/>
+                <w:color w:val="000000"/>
+                <w:sz w:val="17"/>
+              </w:rPr>
+              <w:br/>
+              <w:t>(14 September – 08 November 2026)</w:t>
+            </w:r>
+          </w:p>
+        </w:tc>
+        <w:tc>
+          <w:tcPr>
+            <w:tcW w:type="dxa" w:w="2268"/>
+            <w:shd w:fill="FFFFFF"/>
+            <w:tcMar>
+              <w:top w:w="70" w:type="dxa"/>
+              <w:bottom w:w="70" w:type="dxa"/>
+              <w:left w:w="100" w:type="dxa"/>
+              <w:right w:w="100" w:type="dxa"/>
+            </w:tcMar>
+          </w:tcPr>
+          <w:p>
+            <w:pPr>
+              <w:spacing w:before="0" w:after="80" w:line="276" w:lineRule="auto"/>
+              <w:jc w:val="left"/>
+            </w:pPr>
+            <w:r>
+              <w:rPr>
+                <w:rFonts w:ascii="Arial" w:hAnsi="Arial"/>
+                <w:color w:val="000000"/>
+                <w:sz w:val="17"/>
+              </w:rPr>
+              <w:t>Fondasi Kelembagaan, Regulasi, Rancang Bangun Platform, Piloting Internal, dan Diseminasi Publik</w:t>
+            </w:r>
+          </w:p>
+        </w:tc>
+        <w:tc>
+          <w:tcPr>
+            <w:tcW w:type="dxa" w:w="2268"/>
+            <w:shd w:fill="FFFFFF"/>
+            <w:tcMar>
+              <w:top w:w="70" w:type="dxa"/>
+              <w:bottom w:w="70" w:type="dxa"/>
+              <w:left w:w="100" w:type="dxa"/>
+              <w:right w:w="100" w:type="dxa"/>
+            </w:tcMar>
+          </w:tcPr>
+          <w:p>
+            <w:pPr>
+              <w:spacing w:before="0" w:after="80" w:line="276" w:lineRule="auto"/>
+              <w:jc w:val="left"/>
+            </w:pPr>
+            <w:r>
+              <w:rPr>
+                <w:rFonts w:ascii="Arial" w:hAnsi="Arial"/>
+                <w:color w:val="000000"/>
+                <w:sz w:val="17"/>
+              </w:rPr>
+              <w:t>1. Terbentuknya Tim Efektif Proyek Perubahan melalui Keputusan Resmi.</w:t>
+              <w:br/>
+              <w:t>2. Tersusunnya draf Keputusan Pimpinan DPRD tentang Pedoman Penetapan dan Pengelolaan Platform HUDANG.</w:t>
+              <w:br/>
+              <w:t>3. Tersusunnya Modul Panduan Teknis dan Dokumen SOP Baku PermenPAN-RB.</w:t>
+              <w:br/>
+              <w:t>4. Terselesaikannya pengembangan portal web, modul E-Aspirasi &amp; E-Audiensi, verifikasi AI Gemini, dan dashboard analitik GIS.</w:t>
+              <w:br/>
+              <w:t>5. Pelaksanaan uji coba terbatas (</w:t>
+            </w:r>
+            <w:r>
+              <w:rPr>
+                <w:rFonts w:ascii="Arial" w:hAnsi="Arial"/>
+                <w:i/>
+                <w:color w:val="000000"/>
+                <w:sz w:val="17"/>
+              </w:rPr>
+              <w:t>piloting</w:t>
+            </w:r>
+            <w:r>
+              <w:rPr>
+                <w:rFonts w:ascii="Arial" w:hAnsi="Arial"/>
+                <w:color w:val="000000"/>
+                <w:sz w:val="17"/>
+              </w:rPr>
+              <w:t>) bersama jajaran Sekretariat DPRD.</w:t>
+              <w:br/>
+              <w:t>6. Diseminasi dan sosialisasi kepada Pimpinan Fraksi DPRD, perwakilan mahasiswa, dan kelompok masyarakat dengan capaian fisik 100%.</w:t>
+            </w:r>
+          </w:p>
+        </w:tc>
+        <w:tc>
+          <w:tcPr>
+            <w:tcW w:type="dxa" w:w="2268"/>
+            <w:shd w:fill="FFFFFF"/>
+            <w:tcMar>
+              <w:top w:w="70" w:type="dxa"/>
+              <w:bottom w:w="70" w:type="dxa"/>
+              <w:left w:w="100" w:type="dxa"/>
+              <w:right w:w="100" w:type="dxa"/>
+            </w:tcMar>
+          </w:tcPr>
+          <w:p>
+            <w:pPr>
+              <w:spacing w:before="0" w:after="80" w:line="276" w:lineRule="auto"/>
+              <w:jc w:val="left"/>
+            </w:pPr>
+            <w:r>
+              <w:rPr>
+                <w:rFonts w:ascii="Arial" w:hAnsi="Arial"/>
+                <w:b/>
+                <w:color w:val="000000"/>
+                <w:sz w:val="17"/>
+              </w:rPr>
+              <w:t>100% Tuntas</w:t>
+            </w:r>
+          </w:p>
+        </w:tc>
+      </w:tr>
+      <w:tr>
+        <w:tc>
+          <w:tcPr>
+            <w:tcW w:type="dxa" w:w="2268"/>
+            <w:shd w:fill="F8FAFC"/>
+            <w:tcMar>
+              <w:top w:w="70" w:type="dxa"/>
+              <w:bottom w:w="70" w:type="dxa"/>
+              <w:left w:w="100" w:type="dxa"/>
+              <w:right w:w="100" w:type="dxa"/>
+            </w:tcMar>
+          </w:tcPr>
+          <w:p>
+            <w:pPr>
+              <w:spacing w:before="0" w:after="80" w:line="276" w:lineRule="auto"/>
+              <w:jc w:val="left"/>
+            </w:pPr>
+            <w:r>
+              <w:rPr>
+                <w:rFonts w:ascii="Arial" w:hAnsi="Arial"/>
+                <w:b/>
+                <w:color w:val="000000"/>
+                <w:sz w:val="17"/>
+              </w:rPr>
+              <w:t>Milestone Jangka Menengah</w:t>
+            </w:r>
+            <w:r>
+              <w:rPr>
+                <w:rFonts w:ascii="Arial" w:hAnsi="Arial"/>
+                <w:color w:val="000000"/>
+                <w:sz w:val="17"/>
+              </w:rPr>
+              <w:br/>
+              <w:t>(Desember 2026 – Juni 2027)</w:t>
+            </w:r>
+          </w:p>
+        </w:tc>
+        <w:tc>
+          <w:tcPr>
+            <w:tcW w:type="dxa" w:w="2268"/>
+            <w:shd w:fill="F8FAFC"/>
+            <w:tcMar>
+              <w:top w:w="70" w:type="dxa"/>
+              <w:bottom w:w="70" w:type="dxa"/>
+              <w:left w:w="100" w:type="dxa"/>
+              <w:right w:w="100" w:type="dxa"/>
+            </w:tcMar>
+          </w:tcPr>
+          <w:p>
+            <w:pPr>
+              <w:spacing w:before="0" w:after="80" w:line="276" w:lineRule="auto"/>
+              <w:jc w:val="left"/>
+            </w:pPr>
+            <w:r>
+              <w:rPr>
+                <w:rFonts w:ascii="Arial" w:hAnsi="Arial"/>
+                <w:color w:val="000000"/>
+                <w:sz w:val="17"/>
+              </w:rPr>
+              <w:t>Peluncuran Resmi, Pemanfaatan Penuh oleh 120 Anggota DPRD, dan Perluasan ke 15 Dapil</w:t>
+            </w:r>
+          </w:p>
+        </w:tc>
+        <w:tc>
+          <w:tcPr>
+            <w:tcW w:type="dxa" w:w="2268"/>
+            <w:shd w:fill="F8FAFC"/>
+            <w:tcMar>
+              <w:top w:w="70" w:type="dxa"/>
+              <w:bottom w:w="70" w:type="dxa"/>
+              <w:left w:w="100" w:type="dxa"/>
+              <w:right w:w="100" w:type="dxa"/>
+            </w:tcMar>
+          </w:tcPr>
+          <w:p>
+            <w:pPr>
+              <w:spacing w:before="0" w:after="80" w:line="276" w:lineRule="auto"/>
+              <w:jc w:val="left"/>
+            </w:pPr>
+            <w:r>
+              <w:rPr>
+                <w:rFonts w:ascii="Arial" w:hAnsi="Arial"/>
+                <w:color w:val="000000"/>
+                <w:sz w:val="17"/>
+              </w:rPr>
+              <w:t>1. Peluncuran resmi (</w:t>
+            </w:r>
+            <w:r>
+              <w:rPr>
+                <w:rFonts w:ascii="Arial" w:hAnsi="Arial"/>
+                <w:i/>
+                <w:color w:val="000000"/>
+                <w:sz w:val="17"/>
+              </w:rPr>
+              <w:t>grand launching</w:t>
+            </w:r>
+            <w:r>
+              <w:rPr>
+                <w:rFonts w:ascii="Arial" w:hAnsi="Arial"/>
+                <w:color w:val="000000"/>
+                <w:sz w:val="17"/>
+              </w:rPr>
+              <w:t>) dan aktivasi akun bagi seluruh 120 Anggota DPRD Provinsi Jawa Barat.</w:t>
+              <w:br/>
+              <w:t>2. Perluasan sosialisasi dan pendampingan teknis secara bertahap ke seluruh 15 Daerah Pemilihan (Dapil I–XV).</w:t>
+              <w:br/>
+              <w:t>3. Monitoring dan evaluasi berkala capaian indikator (pengguna aktif, volume aspirasi, kecepatan respons dewan).</w:t>
+              <w:br/>
+              <w:t>4. Rilis pembaruan fitur aplikasi berdasarkan masukan pengguna (</w:t>
+            </w:r>
+            <w:r>
+              <w:rPr>
+                <w:rFonts w:ascii="Arial" w:hAnsi="Arial"/>
+                <w:i/>
+                <w:color w:val="000000"/>
+                <w:sz w:val="17"/>
+              </w:rPr>
+              <w:t>continuous enhancement</w:t>
+            </w:r>
+            <w:r>
+              <w:rPr>
+                <w:rFonts w:ascii="Arial" w:hAnsi="Arial"/>
+                <w:color w:val="000000"/>
+                <w:sz w:val="17"/>
+              </w:rPr>
+              <w:t>).</w:t>
+              <w:br/>
+              <w:t>5. Penyusunan laporan perbandingan efektivitas dan efisiensi anggaran operasional inovasi HUDANG dibandingkan mekanisme konvensional.</w:t>
+            </w:r>
+          </w:p>
+        </w:tc>
+        <w:tc>
+          <w:tcPr>
+            <w:tcW w:type="dxa" w:w="2268"/>
+            <w:shd w:fill="F8FAFC"/>
+            <w:tcMar>
+              <w:top w:w="70" w:type="dxa"/>
+              <w:bottom w:w="70" w:type="dxa"/>
+              <w:left w:w="100" w:type="dxa"/>
+              <w:right w:w="100" w:type="dxa"/>
+            </w:tcMar>
+          </w:tcPr>
+          <w:p>
+            <w:pPr>
+              <w:spacing w:before="0" w:after="80" w:line="276" w:lineRule="auto"/>
+              <w:jc w:val="left"/>
+            </w:pPr>
+            <w:r>
+              <w:rPr>
+                <w:rFonts w:ascii="Arial" w:hAnsi="Arial"/>
+                <w:b/>
+                <w:color w:val="000000"/>
+                <w:sz w:val="17"/>
+              </w:rPr>
+              <w:t>Terjadwal</w:t>
+            </w:r>
+          </w:p>
+        </w:tc>
+      </w:tr>
+      <w:tr>
+        <w:tc>
+          <w:tcPr>
+            <w:tcW w:type="dxa" w:w="2268"/>
+            <w:shd w:fill="FFFFFF"/>
+            <w:tcMar>
+              <w:top w:w="70" w:type="dxa"/>
+              <w:bottom w:w="70" w:type="dxa"/>
+              <w:left w:w="100" w:type="dxa"/>
+              <w:right w:w="100" w:type="dxa"/>
+            </w:tcMar>
+          </w:tcPr>
+          <w:p>
+            <w:pPr>
+              <w:spacing w:before="0" w:after="80" w:line="276" w:lineRule="auto"/>
+              <w:jc w:val="left"/>
+            </w:pPr>
+            <w:r>
+              <w:rPr>
+                <w:rFonts w:ascii="Arial" w:hAnsi="Arial"/>
+                <w:b/>
+                <w:color w:val="000000"/>
+                <w:sz w:val="17"/>
+              </w:rPr>
+              <w:t>Milestone Jangka Panjang</w:t>
+            </w:r>
+            <w:r>
+              <w:rPr>
+                <w:rFonts w:ascii="Arial" w:hAnsi="Arial"/>
+                <w:color w:val="000000"/>
+                <w:sz w:val="17"/>
+              </w:rPr>
+              <w:br/>
+              <w:t>(Juli 2027 – Januari 2028)</w:t>
+            </w:r>
+          </w:p>
+        </w:tc>
+        <w:tc>
+          <w:tcPr>
+            <w:tcW w:type="dxa" w:w="2268"/>
+            <w:shd w:fill="FFFFFF"/>
+            <w:tcMar>
+              <w:top w:w="70" w:type="dxa"/>
+              <w:bottom w:w="70" w:type="dxa"/>
+              <w:left w:w="100" w:type="dxa"/>
+              <w:right w:w="100" w:type="dxa"/>
+            </w:tcMar>
+          </w:tcPr>
+          <w:p>
+            <w:pPr>
+              <w:spacing w:before="0" w:after="80" w:line="276" w:lineRule="auto"/>
+              <w:jc w:val="left"/>
+            </w:pPr>
+            <w:r>
+              <w:rPr>
+                <w:rFonts w:ascii="Arial" w:hAnsi="Arial"/>
+                <w:color w:val="000000"/>
+                <w:sz w:val="17"/>
+              </w:rPr>
+              <w:t>Penguatan Keamanan Siber, Integrasi Perencanaan Daerah (SIPD/RKPD), dan Keberlanjutan Sistem</w:t>
+            </w:r>
+          </w:p>
+        </w:tc>
+        <w:tc>
+          <w:tcPr>
+            <w:tcW w:type="dxa" w:w="2268"/>
+            <w:shd w:fill="FFFFFF"/>
+            <w:tcMar>
+              <w:top w:w="70" w:type="dxa"/>
+              <w:bottom w:w="70" w:type="dxa"/>
+              <w:left w:w="100" w:type="dxa"/>
+              <w:right w:w="100" w:type="dxa"/>
+            </w:tcMar>
+          </w:tcPr>
+          <w:p>
+            <w:pPr>
+              <w:spacing w:before="0" w:after="80" w:line="276" w:lineRule="auto"/>
+              <w:jc w:val="left"/>
+            </w:pPr>
+            <w:r>
+              <w:rPr>
+                <w:rFonts w:ascii="Arial" w:hAnsi="Arial"/>
+                <w:color w:val="000000"/>
+                <w:sz w:val="17"/>
+              </w:rPr>
+              <w:t>1. Audit keamanan siber berkala dan penerapan enkripsi data triwulanan bersama Diskominfo Provinsi Jawa Barat.</w:t>
+              <w:br/>
+              <w:t>2. Pemutakhiran regulasi perlindungan data pribadi dan keabsahan dokumen elektronik konstituen.</w:t>
+              <w:br/>
+              <w:t>3. Survei indeks kepuasan pengguna (IKM) berkala terhadap mutu layanan platform.</w:t>
+              <w:br/>
+              <w:t>4. Penguatan integrasi interoperabilitas data aspirasi terverifikasi ke dalam SIPD-RI dan RKPD bersama Bappeda Jawa Barat.</w:t>
+              <w:br/>
+              <w:t>5. Penyusunan laporan capaian keberlanjutan (</w:t>
+            </w:r>
+            <w:r>
+              <w:rPr>
+                <w:rFonts w:ascii="Arial" w:hAnsi="Arial"/>
+                <w:i/>
+                <w:color w:val="000000"/>
+                <w:sz w:val="17"/>
+              </w:rPr>
+              <w:t>sustainability report</w:t>
+            </w:r>
+            <w:r>
+              <w:rPr>
+                <w:rFonts w:ascii="Arial" w:hAnsi="Arial"/>
+                <w:color w:val="000000"/>
+                <w:sz w:val="17"/>
+              </w:rPr>
+              <w:t>) yang didukung alokasi APBD rutin dan regenerasi SDM aparatur.</w:t>
+            </w:r>
+          </w:p>
+        </w:tc>
+        <w:tc>
+          <w:tcPr>
+            <w:tcW w:type="dxa" w:w="2268"/>
+            <w:shd w:fill="FFFFFF"/>
+            <w:tcMar>
+              <w:top w:w="70" w:type="dxa"/>
+              <w:bottom w:w="70" w:type="dxa"/>
+              <w:left w:w="100" w:type="dxa"/>
+              <w:right w:w="100" w:type="dxa"/>
+            </w:tcMar>
+          </w:tcPr>
+          <w:p>
+            <w:pPr>
+              <w:spacing w:before="0" w:after="80" w:line="276" w:lineRule="auto"/>
+              <w:jc w:val="left"/>
+            </w:pPr>
+            <w:r>
+              <w:rPr>
+                <w:rFonts w:ascii="Arial" w:hAnsi="Arial"/>
+                <w:b/>
+                <w:color w:val="000000"/>
+                <w:sz w:val="17"/>
+              </w:rPr>
+              <w:t>Terjadwal</w:t>
+            </w:r>
+          </w:p>
+        </w:tc>
+      </w:tr>
+    </w:tbl>
+    <w:p>
+      <w:pPr>
+        <w:spacing w:before="0" w:after="120"/>
+      </w:pPr>
+    </w:p>
     <w:sectPr>
       <w:headerReference w:type="default" r:id="rId9"/>
       <w:footerReference w:type="default" r:id="rId10"/>
